--- a/docs/StudyPulse-Phase1-Report.docx
+++ b/docs/StudyPulse-Phase1-Report.docx
@@ -137,7 +137,7 @@
           <w:szCs w:val="24"/>
           <w:rFonts w:ascii="Times New Roman" w:cs="Times New Roman" w:eastAsia="Times New Roman" w:hAnsi="Times New Roman"/>
         </w:rPr>
-        <w:t xml:space="preserve">Module leader: </w:t>
+        <w:t xml:space="preserve">Lecturer: </w:t>
       </w:r>
       <w:r>
         <w:rPr>
@@ -146,7 +146,7 @@
           <w:szCs w:val="24"/>
           <w:rFonts w:ascii="Times New Roman" w:cs="Times New Roman" w:eastAsia="Times New Roman" w:hAnsi="Times New Roman"/>
         </w:rPr>
-        <w:t xml:space="preserve">Dr. Amira Sayed Abdelaziz</w:t>
+        <w:t xml:space="preserve">Dr. Noureddine Ben Mouatab</w:t>
       </w:r>
     </w:p>
     <w:p>
@@ -200,7 +200,7 @@
           <w:szCs w:val="26"/>
           <w:rFonts w:ascii="Times New Roman" w:cs="Times New Roman" w:eastAsia="Times New Roman" w:hAnsi="Times New Roman"/>
         </w:rPr>
-        <w:t xml:space="preserve">Team roles and contributions</w:t>
+        <w:t xml:space="preserve">Team roles and contributions.</w:t>
       </w:r>
     </w:p>
     <w:tbl>
@@ -222,9 +222,6 @@
         <w:gridCol w:w="4876"/>
       </w:tblGrid>
       <w:tr>
-        <w:trPr>
-          <w:tblHeader/>
-        </w:trPr>
         <w:tc>
           <w:tcPr>
             <w:tcW w:type="dxa" w:w="1838"/>
@@ -255,7 +252,7 @@
                 <w:szCs w:val="20"/>
                 <w:rFonts w:ascii="Times New Roman" w:cs="Times New Roman" w:eastAsia="Times New Roman" w:hAnsi="Times New Roman"/>
               </w:rPr>
-              <w:t xml:space="preserve">Member</w:t>
+              <w:t xml:space="preserve">Student 1</w:t>
             </w:r>
           </w:p>
         </w:tc>
@@ -289,7 +286,7 @@
                 <w:szCs w:val="20"/>
                 <w:rFonts w:ascii="Times New Roman" w:cs="Times New Roman" w:eastAsia="Times New Roman" w:hAnsi="Times New Roman"/>
               </w:rPr>
-              <w:t xml:space="preserve">Student ID</w:t>
+              <w:t xml:space="preserve">1121577</w:t>
             </w:r>
           </w:p>
         </w:tc>
@@ -323,7 +320,7 @@
                 <w:szCs w:val="20"/>
                 <w:rFonts w:ascii="Times New Roman" w:cs="Times New Roman" w:eastAsia="Times New Roman" w:hAnsi="Times New Roman"/>
               </w:rPr>
-              <w:t xml:space="preserve">Feature owned</w:t>
+              <w:t xml:space="preserve">Bike sharing service</w:t>
             </w:r>
           </w:p>
         </w:tc>
@@ -357,7 +354,7 @@
                 <w:szCs w:val="20"/>
                 <w:rFonts w:ascii="Times New Roman" w:cs="Times New Roman" w:eastAsia="Times New Roman" w:hAnsi="Times New Roman"/>
               </w:rPr>
-              <w:t xml:space="preserve">Phase 1 contribution</w:t>
+              <w:t xml:space="preserve">$1000000</w:t>
             </w:r>
           </w:p>
         </w:tc>
@@ -522,7 +519,7 @@
           <w:szCs w:val="22"/>
           <w:rFonts w:ascii="Times New Roman" w:cs="Times New Roman" w:eastAsia="Times New Roman" w:hAnsi="Times New Roman"/>
         </w:rPr>
-        <w:t xml:space="preserve">Individual project (a team of one), so Phase 1 delivers three screens: three per member.</w:t>
+        <w:t xml:space="preserve">Individual project (one-person team), therefore three screens are delivered with phase 1: three screens per individual.</w:t>
       </w:r>
     </w:p>
     <w:p>
@@ -541,6 +538,9 @@
         <w:pStyle w:val="Heading1"/>
       </w:pPr>
       <w:r>
+        <w:rPr>
+          <w:color w:val="000000"/>
+        </w:rPr>
         <w:t xml:space="preserve">1. Introduction</w:t>
       </w:r>
     </w:p>
@@ -549,6 +549,9 @@
         <w:pStyle w:val="Heading2"/>
       </w:pPr>
       <w:r>
+        <w:rPr>
+          <w:color w:val="000000"/>
+        </w:rPr>
         <w:t xml:space="preserve">1.1 Problem</w:t>
       </w:r>
     </w:p>
@@ -557,7 +560,10 @@
         <w:spacing w:after="120" w:line="276"/>
       </w:pPr>
       <w:r>
-        <w:t xml:space="preserve">University students take several courses at the same time, and each course has its own assignments, quizzes, exams and reading. Deadlines are announced in lectures, on the e-learning system and in group chats, so they are scattered and easy to miss. Many students only notice that an exam is close a day or two before it, and they have no single place that shows what is overdue, what is due today and what is coming up this week.</w:t>
+        <w:rPr>
+          <w:color w:val="000000"/>
+        </w:rPr>
+        <w:t xml:space="preserve">Students at the University do multiple courses simultaneously, with each course having its own assignments, quizzes, exams and reading. There are also no fixed deadlines, they are announced in the lectures, in e-learning and in group chats, and are scattered and therefore easy to miss. Instead many students just find out a day or two before an exam that it is due, and don't have one spot that tells them what's due, what they are overdue on and what's coming up this week.</w:t>
       </w:r>
     </w:p>
     <w:p>
@@ -565,6 +571,9 @@
         <w:pStyle w:val="Heading2"/>
       </w:pPr>
       <w:r>
+        <w:rPr>
+          <w:color w:val="000000"/>
+        </w:rPr>
         <w:t xml:space="preserve">1.2 Solution</w:t>
       </w:r>
     </w:p>
@@ -573,17 +582,10 @@
         <w:spacing w:after="120" w:line="276"/>
       </w:pPr>
       <w:r>
-        <w:t xml:space="preserve">StudyPulse is a mobile study planner. The student records each assignment, exam and study session once, with its course code, due date, priority and an optional reminder. The app opens on a </w:t>
-      </w:r>
-      <w:r>
-        <w:rPr>
-          <w:b/>
-          <w:bCs/>
-        </w:rPr>
-        <w:t xml:space="preserve">Today</w:t>
-      </w:r>
-      <w:r>
-        <w:t xml:space="preserve"> dashboard that shows overdue work, what is due today, the exams of the next two weeks and how much of this week’s work is done. Tasks can be searched, filtered, edited, ticked off and deleted, and everything is saved on the phone so the app also works offline.</w:t>
+        <w:rPr>
+          <w:color w:val="000000"/>
+        </w:rPr>
+        <w:t xml:space="preserve">StudyPulse is a mobile study planner. Each assignment, exam and study session appears in the student's records only once, along with the course code, due date, priority, and (optionally) reminder. The app opens up on a Today dashboard which displays overdue work, work due today, the exams of the coming two weeks and the percentage of work completed this week. Tasks can be searched, filtered, edited, marked as done, and deleted; and everything is saved on the phone, which means that the app is also available offline.</w:t>
       </w:r>
     </w:p>
     <w:p>
@@ -591,27 +593,10 @@
         <w:spacing w:after="120" w:line="276"/>
       </w:pPr>
       <w:r>
-        <w:t xml:space="preserve">In Phase 2 StudyPulse reminds the student with a </w:t>
-      </w:r>
-      <w:r>
-        <w:rPr>
-          <w:b/>
-          <w:bCs/>
-        </w:rPr>
-        <w:t xml:space="preserve">notification on the phone</w:t>
-      </w:r>
-      <w:r>
-        <w:t xml:space="preserve"> before a deadline (the device feature) and can add an exam or task to the student’s </w:t>
-      </w:r>
-      <w:r>
-        <w:rPr>
-          <w:b/>
-          <w:bCs/>
-        </w:rPr>
-        <w:t xml:space="preserve">Google Calendar</w:t>
-      </w:r>
-      <w:r>
-        <w:t xml:space="preserve"> (the Google API).</w:t>
+        <w:rPr>
+          <w:color w:val="000000"/>
+        </w:rPr>
+        <w:t xml:space="preserve">In Phase 2 StudyPulse will notify the student via a message on the student's phone prior to an exam or task due date (the device feature) and can also schedule an exam or task in the student's Google Calendar (the Google API).</w:t>
       </w:r>
     </w:p>
     <w:p>
@@ -619,6 +604,9 @@
         <w:pStyle w:val="Heading2"/>
       </w:pPr>
       <w:r>
+        <w:rPr>
+          <w:color w:val="000000"/>
+        </w:rPr>
         <w:t xml:space="preserve">1.3 Primary user</w:t>
       </w:r>
     </w:p>
@@ -627,7 +615,10 @@
         <w:spacing w:after="120" w:line="276"/>
       </w:pPr>
       <w:r>
-        <w:t xml:space="preserve">Undergraduate students who juggle several courses, using the app on their phone between lectures to check what is due and in the evening to plan study time.</w:t>
+        <w:rPr>
+          <w:color w:val="000000"/>
+        </w:rPr>
+        <w:t xml:space="preserve">Undergraduate students who are studying a number of courses and check what assignments are due and planned their time for studying after class on the app on their phones.</w:t>
       </w:r>
     </w:p>
     <w:p>
@@ -635,7 +626,65 @@
         <w:pStyle w:val="Heading2"/>
       </w:pPr>
       <w:r>
+        <w:rPr>
+          <w:color w:val="000000"/>
+        </w:rPr>
         <w:t xml:space="preserve">1.4 Main features</w:t>
+      </w:r>
+    </w:p>
+    <w:p>
+      <w:pPr>
+        <w:spacing w:after="120" w:line="276"/>
+      </w:pPr>
+      <w:r>
+        <w:rPr>
+          <w:color w:val="000000"/>
+        </w:rPr>
+        <w:t xml:space="preserve">Today dashboard features: Overdue Tasks, Tasks Due Today, Upcoming Exams and Weekly Progress.</w:t>
+      </w:r>
+    </w:p>
+    <w:p>
+      <w:pPr>
+        <w:spacing w:after="120" w:line="276"/>
+      </w:pPr>
+      <w:r>
+        <w:rPr>
+          <w:color w:val="000000"/>
+        </w:rPr>
+        <w:t xml:space="preserve">Task management: add, edit and delete assignment, exams and study sessions.</w:t>
+      </w:r>
+    </w:p>
+    <w:p>
+      <w:pPr>
+        <w:spacing w:after="120" w:line="276"/>
+      </w:pPr>
+      <w:r>
+        <w:rPr>
+          <w:color w:val="000000"/>
+        </w:rPr>
+        <w:t xml:space="preserve">Validation: All fields are validated for saving, with a message below the field.</w:t>
+      </w:r>
+    </w:p>
+    <w:p>
+      <w:pPr>
+        <w:spacing w:after="120" w:line="276"/>
+      </w:pPr>
+      <w:r>
+        <w:rPr>
+          <w:color w:val="000000"/>
+        </w:rPr>
+        <w:t xml:space="preserve">Search and filters: by status (to do, done, all), type, title or course code.</w:t>
+      </w:r>
+    </w:p>
+    <w:p>
+      <w:pPr>
+        <w:spacing w:after="120" w:line="276"/>
+      </w:pPr>
+      <w:r>
+        <w:rPr>
+          <w:color w:val="000000"/>
+        </w:rPr>
+        <w:t xml:space="preserve">Progress tracking: check mark or cross to indicate whether the task is done or not.</w:t>
       </w:r>
     </w:p>
     <w:p>
@@ -649,153 +698,31 @@
       </w:pPr>
       <w:r>
         <w:rPr>
-          <w:b/>
-          <w:bCs/>
-        </w:rPr>
-        <w:t xml:space="preserve">Today dashboard:</w:t>
-      </w:r>
-      <w:r>
-        <w:t xml:space="preserve"> overdue tasks, tasks due today, upcoming exams and weekly progress.</w:t>
-      </w:r>
-    </w:p>
-    <w:p>
-      <w:pPr>
-        <w:pStyle w:val="ListParagraph"/>
-        <w:numPr>
-          <w:ilvl w:val="0"/>
-          <w:numId w:val="2"/>
-        </w:numPr>
-        <w:spacing w:after="60" w:line="276"/>
-      </w:pPr>
-      <w:r>
-        <w:rPr>
-          <w:b/>
-          <w:bCs/>
-        </w:rPr>
-        <w:t xml:space="preserve">Task management:</w:t>
-      </w:r>
-      <w:r>
-        <w:t xml:space="preserve"> add, edit and delete assignments, exams and study sessions.</w:t>
-      </w:r>
-    </w:p>
-    <w:p>
-      <w:pPr>
-        <w:pStyle w:val="ListParagraph"/>
-        <w:numPr>
-          <w:ilvl w:val="0"/>
-          <w:numId w:val="2"/>
-        </w:numPr>
-        <w:spacing w:after="60" w:line="276"/>
-      </w:pPr>
-      <w:r>
-        <w:rPr>
-          <w:b/>
-          <w:bCs/>
-        </w:rPr>
-        <w:t xml:space="preserve">Validation:</w:t>
-      </w:r>
-      <w:r>
-        <w:t xml:space="preserve"> every field is checked before saving, with a clear message under the field.</w:t>
-      </w:r>
-    </w:p>
-    <w:p>
-      <w:pPr>
-        <w:pStyle w:val="ListParagraph"/>
-        <w:numPr>
-          <w:ilvl w:val="0"/>
-          <w:numId w:val="2"/>
-        </w:numPr>
-        <w:spacing w:after="60" w:line="276"/>
-      </w:pPr>
-      <w:r>
-        <w:rPr>
-          <w:b/>
-          <w:bCs/>
-        </w:rPr>
-        <w:t xml:space="preserve">Search and filters:</w:t>
-      </w:r>
-      <w:r>
-        <w:t xml:space="preserve"> by status (to do, done, all), type, title or course code.</w:t>
-      </w:r>
-    </w:p>
-    <w:p>
-      <w:pPr>
-        <w:pStyle w:val="ListParagraph"/>
-        <w:numPr>
-          <w:ilvl w:val="0"/>
-          <w:numId w:val="2"/>
-        </w:numPr>
-        <w:spacing w:after="60" w:line="276"/>
-      </w:pPr>
-      <w:r>
-        <w:rPr>
-          <w:b/>
-          <w:bCs/>
-        </w:rPr>
-        <w:t xml:space="preserve">Progress tracking:</w:t>
-      </w:r>
-      <w:r>
-        <w:t xml:space="preserve"> mark a task done or not done with one tap.</w:t>
-      </w:r>
-    </w:p>
-    <w:p>
-      <w:pPr>
-        <w:pStyle w:val="ListParagraph"/>
-        <w:numPr>
-          <w:ilvl w:val="0"/>
-          <w:numId w:val="2"/>
-        </w:numPr>
-        <w:spacing w:after="60" w:line="276"/>
-      </w:pPr>
-      <w:r>
-        <w:rPr>
-          <w:b/>
-          <w:bCs/>
-        </w:rPr>
-        <w:t xml:space="preserve">Offline storage:</w:t>
-      </w:r>
-      <w:r>
-        <w:t xml:space="preserve"> all tasks are saved on the phone with AsyncStorage.</w:t>
-      </w:r>
-    </w:p>
-    <w:p>
-      <w:pPr>
-        <w:pStyle w:val="ListParagraph"/>
-        <w:numPr>
-          <w:ilvl w:val="0"/>
-          <w:numId w:val="2"/>
-        </w:numPr>
-        <w:spacing w:after="60" w:line="276"/>
-      </w:pPr>
-      <w:r>
-        <w:rPr>
-          <w:b/>
-          <w:bCs/>
-        </w:rPr>
-        <w:t xml:space="preserve">Reminders (Phase 2, device feature):</w:t>
-      </w:r>
-      <w:r>
-        <w:t xml:space="preserve"> a local notification 1 hour, 1 day or 2 days before a task is due.</w:t>
-      </w:r>
-    </w:p>
-    <w:p>
-      <w:pPr>
-        <w:pStyle w:val="ListParagraph"/>
-        <w:numPr>
-          <w:ilvl w:val="0"/>
-          <w:numId w:val="2"/>
-        </w:numPr>
-        <w:spacing w:after="60" w:line="276"/>
-      </w:pPr>
-      <w:r>
-        <w:rPr>
-          <w:b/>
-          <w:bCs/>
-        </w:rPr>
-        <w:t xml:space="preserve">Google Calendar export (Phase 2, Google API):</w:t>
-      </w:r>
-      <w:r>
-        <w:t xml:space="preserve"> add a task or exam to the student’s calendar on request.</w:t>
+          <w:color w:val="000000"/>
+        </w:rPr>
+        <w:t xml:space="preserve">Offline storage: All tasks are stored locally in the phone with AsyncStorage.</w:t>
+      </w:r>
+    </w:p>
+    <w:p>
+      <w:pPr>
+        <w:spacing w:after="120" w:line="276"/>
+      </w:pPr>
+      <w:r>
+        <w:rPr>
+          <w:color w:val="000000"/>
+        </w:rPr>
+        <w:t xml:space="preserve">Reminders (Phase 2, device feature): a local notification that appears 1 hour, 1 day or 2 days prior to the due date of a task.</w:t>
+      </w:r>
+    </w:p>
+    <w:p>
+      <w:pPr>
+        <w:spacing w:after="120" w:line="276"/>
+      </w:pPr>
+      <w:r>
+        <w:rPr>
+          <w:color w:val="000000"/>
+        </w:rPr>
+        <w:t xml:space="preserve">Google Calendar export (Phase 2, Google API): add a task/exam to the student's calendar when requested.</w:t>
       </w:r>
     </w:p>
     <w:p>
@@ -804,6 +731,9 @@
         <w:pageBreakBefore/>
       </w:pPr>
       <w:r>
+        <w:rPr>
+          <w:color w:val="000000"/>
+        </w:rPr>
         <w:t xml:space="preserve">2. System Requirements</w:t>
       </w:r>
     </w:p>
@@ -812,17 +742,10 @@
         <w:spacing w:after="120" w:line="276"/>
       </w:pPr>
       <w:r>
-        <w:t xml:space="preserve">StudyPulse has </w:t>
-      </w:r>
-      <w:r>
-        <w:rPr>
-          <w:b/>
-          <w:bCs/>
-        </w:rPr>
-        <w:t xml:space="preserve">8 functional requirements</w:t>
-      </w:r>
-      <w:r>
-        <w:t xml:space="preserve">. It is a single-user app that keeps the student’s data on their own phone, so there is no registration or log-in in the design (Google sign-in in Phase 2 is only used to authorise the calendar export). FR1 to FR6 are implemented in the Phase 1 prototype; FR7 (device feature) and FR8 (Google API) are designed here and implemented in Phase 2.</w:t>
+        <w:rPr>
+          <w:color w:val="000000"/>
+        </w:rPr>
+        <w:t xml:space="preserve">There are 8 functional requirements of the StudyPulse. The design does not have any registration or log-in in (Google sign-in is only used for authorising the calendar export in Phase 2). FR1 to FR6 are already put in place in the Phase 1 prototype, whereas FR7 (device feature) and FR8 (Google API) are designed here and implemented in Phase 2.</w:t>
       </w:r>
     </w:p>
     <w:tbl>
@@ -844,6 +767,7 @@
       </w:tblGrid>
       <w:tr>
         <w:trPr>
+          <w:cantSplit/>
           <w:tblHeader/>
         </w:trPr>
         <w:tc>
@@ -856,16 +780,13 @@
               <w:bottom w:type="dxa" w:w="60"/>
               <w:right w:type="dxa" w:w="100"/>
             </w:tcMar>
-            <w:vAlign w:val="top"/>
-          </w:tcPr>
-          <w:p>
-            <w:pPr>
-              <w:spacing w:before="20" w:after="20" w:line="252"/>
-            </w:pPr>
+          </w:tcPr>
+          <w:p>
             <w:r>
               <w:rPr>
                 <w:b/>
                 <w:bCs/>
+                <w:color w:val="000000"/>
                 <w:sz w:val="19"/>
                 <w:szCs w:val="19"/>
               </w:rPr>
@@ -883,16 +804,13 @@
               <w:bottom w:type="dxa" w:w="60"/>
               <w:right w:type="dxa" w:w="100"/>
             </w:tcMar>
-            <w:vAlign w:val="top"/>
-          </w:tcPr>
-          <w:p>
-            <w:pPr>
-              <w:spacing w:before="20" w:after="20" w:line="252"/>
-            </w:pPr>
+          </w:tcPr>
+          <w:p>
             <w:r>
               <w:rPr>
                 <w:b/>
                 <w:bCs/>
+                <w:color w:val="000000"/>
                 <w:sz w:val="19"/>
                 <w:szCs w:val="19"/>
               </w:rPr>
@@ -910,16 +828,13 @@
               <w:bottom w:type="dxa" w:w="60"/>
               <w:right w:type="dxa" w:w="100"/>
             </w:tcMar>
-            <w:vAlign w:val="top"/>
-          </w:tcPr>
-          <w:p>
-            <w:pPr>
-              <w:spacing w:before="20" w:after="20" w:line="252"/>
-            </w:pPr>
+          </w:tcPr>
+          <w:p>
             <w:r>
               <w:rPr>
                 <w:b/>
                 <w:bCs/>
+                <w:color w:val="000000"/>
                 <w:sz w:val="19"/>
                 <w:szCs w:val="19"/>
               </w:rPr>
@@ -931,6 +846,7 @@
       <w:tr>
         <w:trPr>
           <w:cantSplit/>
+          <w:tblHeader w:val="false"/>
         </w:trPr>
         <w:tc>
           <w:tcPr>
@@ -941,14 +857,11 @@
               <w:bottom w:type="dxa" w:w="60"/>
               <w:right w:type="dxa" w:w="100"/>
             </w:tcMar>
-            <w:vAlign w:val="top"/>
-          </w:tcPr>
-          <w:p>
-            <w:pPr>
-              <w:spacing w:before="20" w:after="20" w:line="252"/>
-            </w:pPr>
-            <w:r>
-              <w:rPr>
+          </w:tcPr>
+          <w:p>
+            <w:r>
+              <w:rPr>
+                <w:color w:val="000000"/>
                 <w:sz w:val="19"/>
                 <w:szCs w:val="19"/>
               </w:rPr>
@@ -965,18 +878,15 @@
               <w:bottom w:type="dxa" w:w="60"/>
               <w:right w:type="dxa" w:w="100"/>
             </w:tcMar>
-            <w:vAlign w:val="top"/>
-          </w:tcPr>
-          <w:p>
-            <w:pPr>
-              <w:spacing w:before="20" w:after="20" w:line="252"/>
-            </w:pPr>
-            <w:r>
-              <w:rPr>
-                <w:sz w:val="19"/>
-                <w:szCs w:val="19"/>
-              </w:rPr>
-              <w:t xml:space="preserve">The system shall let the student add a task with a title, course code, type (assignment, exam or study session), due date, optional due time, priority, reminder option and notes, and shall save it on the phone so it is still there after the app is closed and reopened.</w:t>
+          </w:tcPr>
+          <w:p>
+            <w:r>
+              <w:rPr>
+                <w:color w:val="000000"/>
+                <w:sz w:val="19"/>
+                <w:szCs w:val="19"/>
+              </w:rPr>
+              <w:t xml:space="preserve">The system shall be capable of adding a task with a title, course code, task type (assignment, exam or study session), due date, due time (optional), priority, reminder option and notes, and save it onto the phone so that it remains after the app is closed and reopened.</w:t>
             </w:r>
           </w:p>
         </w:tc>
@@ -989,18 +899,15 @@
               <w:bottom w:type="dxa" w:w="60"/>
               <w:right w:type="dxa" w:w="100"/>
             </w:tcMar>
-            <w:vAlign w:val="top"/>
-          </w:tcPr>
-          <w:p>
-            <w:pPr>
-              <w:spacing w:before="20" w:after="20" w:line="252"/>
-            </w:pPr>
-            <w:r>
-              <w:rPr>
-                <w:sz w:val="19"/>
-                <w:szCs w:val="19"/>
-              </w:rPr>
-              <w:t xml:space="preserve">Deadlines come from many places; writing each one down once, in one app, is the core of StudyPulse.</w:t>
+          </w:tcPr>
+          <w:p>
+            <w:r>
+              <w:rPr>
+                <w:color w:val="000000"/>
+                <w:sz w:val="19"/>
+                <w:szCs w:val="19"/>
+              </w:rPr>
+              <w:t xml:space="preserve">There are plenty of sources of deadlines, and that is the essence of StudyPulse: get them all written down, in one app.</w:t>
             </w:r>
           </w:p>
         </w:tc>
@@ -1008,6 +915,7 @@
       <w:tr>
         <w:trPr>
           <w:cantSplit/>
+          <w:tblHeader w:val="false"/>
         </w:trPr>
         <w:tc>
           <w:tcPr>
@@ -1018,14 +926,11 @@
               <w:bottom w:type="dxa" w:w="60"/>
               <w:right w:type="dxa" w:w="100"/>
             </w:tcMar>
-            <w:vAlign w:val="top"/>
-          </w:tcPr>
-          <w:p>
-            <w:pPr>
-              <w:spacing w:before="20" w:after="20" w:line="252"/>
-            </w:pPr>
-            <w:r>
-              <w:rPr>
+          </w:tcPr>
+          <w:p>
+            <w:r>
+              <w:rPr>
+                <w:color w:val="000000"/>
                 <w:sz w:val="19"/>
                 <w:szCs w:val="19"/>
               </w:rPr>
@@ -1042,18 +947,15 @@
               <w:bottom w:type="dxa" w:w="60"/>
               <w:right w:type="dxa" w:w="100"/>
             </w:tcMar>
-            <w:vAlign w:val="top"/>
-          </w:tcPr>
-          <w:p>
-            <w:pPr>
-              <w:spacing w:before="20" w:after="20" w:line="252"/>
-            </w:pPr>
-            <w:r>
-              <w:rPr>
-                <w:sz w:val="19"/>
-                <w:szCs w:val="19"/>
-              </w:rPr>
-              <w:t xml:space="preserve">The system shall validate the task form before saving and show a message under each invalid field: a title of 3–60 characters, a course code of 2–12 letters or digits, a real due date (YYYY-MM-DD) that is not in the past for a new task, a 24-hour due time, a reminder time that has not already passed (a 1-hour reminder needs a due time) and notes of at most 200 characters. The first invalid field receives focus and nothing is saved until every field is valid.</w:t>
+          </w:tcPr>
+          <w:p>
+            <w:r>
+              <w:rPr>
+                <w:color w:val="000000"/>
+                <w:sz w:val="19"/>
+                <w:szCs w:val="19"/>
+              </w:rPr>
+              <w:t xml:space="preserve">Before saving the form of a task, validation shall be performed and a message shall be displayed under each field with a value that is invalid: a title of length 3-60 characters, a course code of length 2-12 letters/digits, a valid due date (YYYY-MM-DD) (not in the past) for a new task, a 24 hour due time, a reminder time (not yet passed) (a 1 hour reminder requires a due time), notes of at most 200 characters. The first invalid field will be focused and only until all the fields are valid, the data will be saved.</w:t>
             </w:r>
           </w:p>
         </w:tc>
@@ -1066,18 +968,15 @@
               <w:bottom w:type="dxa" w:w="60"/>
               <w:right w:type="dxa" w:w="100"/>
             </w:tcMar>
-            <w:vAlign w:val="top"/>
-          </w:tcPr>
-          <w:p>
-            <w:pPr>
-              <w:spacing w:before="20" w:after="20" w:line="252"/>
-            </w:pPr>
-            <w:r>
-              <w:rPr>
-                <w:sz w:val="19"/>
-                <w:szCs w:val="19"/>
-              </w:rPr>
-              <w:t xml:space="preserve">Wrong dates or times would make the dashboard and the reminders wrong; a message next to the field tells the student exactly what to fix.</w:t>
+          </w:tcPr>
+          <w:p>
+            <w:r>
+              <w:rPr>
+                <w:color w:val="000000"/>
+                <w:sz w:val="19"/>
+                <w:szCs w:val="19"/>
+              </w:rPr>
+              <w:t xml:space="preserve">If a date or time are entered incorrectly, either the entire dashboard or the reminders would be incorrect; the student would be given a hint beside the field that identifies what to correct.</w:t>
             </w:r>
           </w:p>
         </w:tc>
@@ -1085,6 +984,7 @@
       <w:tr>
         <w:trPr>
           <w:cantSplit/>
+          <w:tblHeader w:val="false"/>
         </w:trPr>
         <w:tc>
           <w:tcPr>
@@ -1095,14 +995,11 @@
               <w:bottom w:type="dxa" w:w="60"/>
               <w:right w:type="dxa" w:w="100"/>
             </w:tcMar>
-            <w:vAlign w:val="top"/>
-          </w:tcPr>
-          <w:p>
-            <w:pPr>
-              <w:spacing w:before="20" w:after="20" w:line="252"/>
-            </w:pPr>
-            <w:r>
-              <w:rPr>
+          </w:tcPr>
+          <w:p>
+            <w:r>
+              <w:rPr>
+                <w:color w:val="000000"/>
                 <w:sz w:val="19"/>
                 <w:szCs w:val="19"/>
               </w:rPr>
@@ -1119,18 +1016,15 @@
               <w:bottom w:type="dxa" w:w="60"/>
               <w:right w:type="dxa" w:w="100"/>
             </w:tcMar>
-            <w:vAlign w:val="top"/>
-          </w:tcPr>
-          <w:p>
-            <w:pPr>
-              <w:spacing w:before="20" w:after="20" w:line="252"/>
-            </w:pPr>
-            <w:r>
-              <w:rPr>
-                <w:sz w:val="19"/>
-                <w:szCs w:val="19"/>
-              </w:rPr>
-              <w:t xml:space="preserve">The system shall let the student open any task, change its details (validated as in FR2) and delete it only after confirming.</w:t>
+          </w:tcPr>
+          <w:p>
+            <w:r>
+              <w:rPr>
+                <w:color w:val="000000"/>
+                <w:sz w:val="19"/>
+                <w:szCs w:val="19"/>
+              </w:rPr>
+              <w:t xml:space="preserve">The system should give the student the option to open any task, modify the details (from FR2, validated) and delete it, only after confirmation.</w:t>
             </w:r>
           </w:p>
         </w:tc>
@@ -1143,18 +1037,15 @@
               <w:bottom w:type="dxa" w:w="60"/>
               <w:right w:type="dxa" w:w="100"/>
             </w:tcMar>
-            <w:vAlign w:val="top"/>
-          </w:tcPr>
-          <w:p>
-            <w:pPr>
-              <w:spacing w:before="20" w:after="20" w:line="252"/>
-            </w:pPr>
-            <w:r>
-              <w:rPr>
-                <w:sz w:val="19"/>
-                <w:szCs w:val="19"/>
-              </w:rPr>
-              <w:t xml:space="preserve">Deadlines move and plans change; a confirmation stops a task from being deleted by one accidental tap.</w:t>
+          </w:tcPr>
+          <w:p>
+            <w:r>
+              <w:rPr>
+                <w:color w:val="000000"/>
+                <w:sz w:val="19"/>
+                <w:szCs w:val="19"/>
+              </w:rPr>
+              <w:t xml:space="preserve">A confirmation prevents a task from being accidentally deleted, and deadlines shift and plans change.</w:t>
             </w:r>
           </w:p>
         </w:tc>
@@ -1162,6 +1053,7 @@
       <w:tr>
         <w:trPr>
           <w:cantSplit/>
+          <w:tblHeader w:val="false"/>
         </w:trPr>
         <w:tc>
           <w:tcPr>
@@ -1172,14 +1064,11 @@
               <w:bottom w:type="dxa" w:w="60"/>
               <w:right w:type="dxa" w:w="100"/>
             </w:tcMar>
-            <w:vAlign w:val="top"/>
-          </w:tcPr>
-          <w:p>
-            <w:pPr>
-              <w:spacing w:before="20" w:after="20" w:line="252"/>
-            </w:pPr>
-            <w:r>
-              <w:rPr>
+          </w:tcPr>
+          <w:p>
+            <w:r>
+              <w:rPr>
+                <w:color w:val="000000"/>
                 <w:sz w:val="19"/>
                 <w:szCs w:val="19"/>
               </w:rPr>
@@ -1196,18 +1085,15 @@
               <w:bottom w:type="dxa" w:w="60"/>
               <w:right w:type="dxa" w:w="100"/>
             </w:tcMar>
-            <w:vAlign w:val="top"/>
-          </w:tcPr>
-          <w:p>
-            <w:pPr>
-              <w:spacing w:before="20" w:after="20" w:line="252"/>
-            </w:pPr>
-            <w:r>
-              <w:rPr>
-                <w:sz w:val="19"/>
-                <w:szCs w:val="19"/>
-              </w:rPr>
-              <w:t xml:space="preserve">The system shall let the student mark a task as done or not done with one tap from the dashboard or the task list, and update the weekly progress immediately.</w:t>
+          </w:tcPr>
+          <w:p>
+            <w:r>
+              <w:rPr>
+                <w:color w:val="000000"/>
+                <w:sz w:val="19"/>
+                <w:szCs w:val="19"/>
+              </w:rPr>
+              <w:t xml:space="preserve">The system shall allow the student to update the weekly progress in real-time with marking a task as done or not done by just tapping on the dashboard or the task list.</w:t>
             </w:r>
           </w:p>
         </w:tc>
@@ -1220,18 +1106,15 @@
               <w:bottom w:type="dxa" w:w="60"/>
               <w:right w:type="dxa" w:w="100"/>
             </w:tcMar>
-            <w:vAlign w:val="top"/>
-          </w:tcPr>
-          <w:p>
-            <w:pPr>
-              <w:spacing w:before="20" w:after="20" w:line="252"/>
-            </w:pPr>
-            <w:r>
-              <w:rPr>
-                <w:sz w:val="19"/>
-                <w:szCs w:val="19"/>
-              </w:rPr>
-              <w:t xml:space="preserve">Ticking work off gives a quick sense of progress and removes finished tasks from the to-do views.</w:t>
+          </w:tcPr>
+          <w:p>
+            <w:r>
+              <w:rPr>
+                <w:color w:val="000000"/>
+                <w:sz w:val="19"/>
+                <w:szCs w:val="19"/>
+              </w:rPr>
+              <w:t xml:space="preserve">When you cross something off, it feels like you are making progress and it takes the item out of the to do views.</w:t>
             </w:r>
           </w:p>
         </w:tc>
@@ -1239,6 +1122,7 @@
       <w:tr>
         <w:trPr>
           <w:cantSplit/>
+          <w:tblHeader w:val="false"/>
         </w:trPr>
         <w:tc>
           <w:tcPr>
@@ -1249,18 +1133,15 @@
               <w:bottom w:type="dxa" w:w="60"/>
               <w:right w:type="dxa" w:w="100"/>
             </w:tcMar>
-            <w:vAlign w:val="top"/>
-          </w:tcPr>
-          <w:p>
-            <w:pPr>
-              <w:spacing w:before="20" w:after="20" w:line="252"/>
-            </w:pPr>
-            <w:r>
-              <w:rPr>
-                <w:sz w:val="19"/>
-                <w:szCs w:val="19"/>
-              </w:rPr>
-              <w:t xml:space="preserve">FR5</w:t>
+          </w:tcPr>
+          <w:p>
+            <w:r>
+              <w:rPr>
+                <w:color w:val="000000"/>
+                <w:sz w:val="19"/>
+                <w:szCs w:val="19"/>
+              </w:rPr>
+              <w:t xml:space="preserve">FR5 All tasks shall be listed in order by due date with to do tasks first, and then allow the student to filter them by status (to do, done, all) and type, search by title or course code, and have a clear message if no results are found.</w:t>
             </w:r>
           </w:p>
         </w:tc>
@@ -1273,18 +1154,15 @@
               <w:bottom w:type="dxa" w:w="60"/>
               <w:right w:type="dxa" w:w="100"/>
             </w:tcMar>
-            <w:vAlign w:val="top"/>
-          </w:tcPr>
-          <w:p>
-            <w:pPr>
-              <w:spacing w:before="20" w:after="20" w:line="252"/>
-            </w:pPr>
-            <w:r>
-              <w:rPr>
-                <w:sz w:val="19"/>
-                <w:szCs w:val="19"/>
-              </w:rPr>
-              <w:t xml:space="preserve">The system shall list all tasks sorted by due date with unfinished tasks first, let the student filter them by status (to do, done, all) and type, search by title or course code, and show a clear message when nothing matches.</w:t>
+          </w:tcPr>
+          <w:p>
+            <w:r>
+              <w:rPr>
+                <w:color w:val="000000"/>
+                <w:sz w:val="19"/>
+                <w:szCs w:val="19"/>
+              </w:rPr>
+              <w:t xml:space="preserve">As you add more courses, the list expands rapidly and with the help of filters and a search function, you can easily find one task.</w:t>
             </w:r>
           </w:p>
         </w:tc>
@@ -1297,18 +1175,15 @@
               <w:bottom w:type="dxa" w:w="60"/>
               <w:right w:type="dxa" w:w="100"/>
             </w:tcMar>
-            <w:vAlign w:val="top"/>
-          </w:tcPr>
-          <w:p>
-            <w:pPr>
-              <w:spacing w:before="20" w:after="20" w:line="252"/>
-            </w:pPr>
-            <w:r>
-              <w:rPr>
-                <w:sz w:val="19"/>
-                <w:szCs w:val="19"/>
-              </w:rPr>
-              <w:t xml:space="preserve">With several courses the list grows quickly; filters and search make one task easy to find.</w:t>
+          </w:tcPr>
+          <w:p>
+            <w:r>
+              <w:rPr>
+                <w:color w:val="000000"/>
+                <w:sz w:val="19"/>
+                <w:szCs w:val="19"/>
+              </w:rPr>
+              <w:t xml:space="preserve"/>
             </w:r>
           </w:p>
         </w:tc>
@@ -1316,6 +1191,7 @@
       <w:tr>
         <w:trPr>
           <w:cantSplit/>
+          <w:tblHeader w:val="false"/>
         </w:trPr>
         <w:tc>
           <w:tcPr>
@@ -1326,14 +1202,11 @@
               <w:bottom w:type="dxa" w:w="60"/>
               <w:right w:type="dxa" w:w="100"/>
             </w:tcMar>
-            <w:vAlign w:val="top"/>
-          </w:tcPr>
-          <w:p>
-            <w:pPr>
-              <w:spacing w:before="20" w:after="20" w:line="252"/>
-            </w:pPr>
-            <w:r>
-              <w:rPr>
+          </w:tcPr>
+          <w:p>
+            <w:r>
+              <w:rPr>
+                <w:color w:val="000000"/>
                 <w:sz w:val="19"/>
                 <w:szCs w:val="19"/>
               </w:rPr>
@@ -1350,14 +1223,11 @@
               <w:bottom w:type="dxa" w:w="60"/>
               <w:right w:type="dxa" w:w="100"/>
             </w:tcMar>
-            <w:vAlign w:val="top"/>
-          </w:tcPr>
-          <w:p>
-            <w:pPr>
-              <w:spacing w:before="20" w:after="20" w:line="252"/>
-            </w:pPr>
-            <w:r>
-              <w:rPr>
+          </w:tcPr>
+          <w:p>
+            <w:r>
+              <w:rPr>
+                <w:color w:val="000000"/>
                 <w:sz w:val="19"/>
                 <w:szCs w:val="19"/>
               </w:rPr>
@@ -1374,18 +1244,15 @@
               <w:bottom w:type="dxa" w:w="60"/>
               <w:right w:type="dxa" w:w="100"/>
             </w:tcMar>
-            <w:vAlign w:val="top"/>
-          </w:tcPr>
-          <w:p>
-            <w:pPr>
-              <w:spacing w:before="20" w:after="20" w:line="252"/>
-            </w:pPr>
-            <w:r>
-              <w:rPr>
-                <w:sz w:val="19"/>
-                <w:szCs w:val="19"/>
-              </w:rPr>
-              <w:t xml:space="preserve">The student sees in seconds what needs attention now, without searching.</w:t>
+          </w:tcPr>
+          <w:p>
+            <w:r>
+              <w:rPr>
+                <w:color w:val="000000"/>
+                <w:sz w:val="19"/>
+                <w:szCs w:val="19"/>
+              </w:rPr>
+              <w:t xml:space="preserve">The student quickly identifies the area that requires attention today, without making a search.</w:t>
             </w:r>
           </w:p>
         </w:tc>
@@ -1393,6 +1260,7 @@
       <w:tr>
         <w:trPr>
           <w:cantSplit/>
+          <w:tblHeader w:val="false"/>
         </w:trPr>
         <w:tc>
           <w:tcPr>
@@ -1403,14 +1271,11 @@
               <w:bottom w:type="dxa" w:w="60"/>
               <w:right w:type="dxa" w:w="100"/>
             </w:tcMar>
-            <w:vAlign w:val="top"/>
-          </w:tcPr>
-          <w:p>
-            <w:pPr>
-              <w:spacing w:before="20" w:after="20" w:line="252"/>
-            </w:pPr>
-            <w:r>
-              <w:rPr>
+          </w:tcPr>
+          <w:p>
+            <w:r>
+              <w:rPr>
+                <w:color w:val="000000"/>
                 <w:sz w:val="19"/>
                 <w:szCs w:val="19"/>
               </w:rPr>
@@ -1427,18 +1292,15 @@
               <w:bottom w:type="dxa" w:w="60"/>
               <w:right w:type="dxa" w:w="100"/>
             </w:tcMar>
-            <w:vAlign w:val="top"/>
-          </w:tcPr>
-          <w:p>
-            <w:pPr>
-              <w:spacing w:before="20" w:after="20" w:line="252"/>
-            </w:pPr>
-            <w:r>
-              <w:rPr>
-                <w:sz w:val="19"/>
-                <w:szCs w:val="19"/>
-              </w:rPr>
-              <w:t xml:space="preserve">(Phase 2, device feature) The system shall schedule a local notification on the phone at the reminder time chosen for a task (1 hour, 1 day or 2 days before it is due), reschedule it when the task is edited, and cancel it when the reminder is turned off or the task is marked done or deleted.</w:t>
+          </w:tcPr>
+          <w:p>
+            <w:r>
+              <w:rPr>
+                <w:color w:val="000000"/>
+                <w:sz w:val="19"/>
+                <w:szCs w:val="19"/>
+              </w:rPr>
+              <w:t xml:space="preserve">(Phase 2, device feature) Schedules local notification for phone at reminder time set for a task: (1 hour/1 day/2 days before due) reschedules when task is edited, cancels when reminder disabled/done/marked as deleted.</w:t>
             </w:r>
           </w:p>
         </w:tc>
@@ -1451,18 +1313,15 @@
               <w:bottom w:type="dxa" w:w="60"/>
               <w:right w:type="dxa" w:w="100"/>
             </w:tcMar>
-            <w:vAlign w:val="top"/>
-          </w:tcPr>
-          <w:p>
-            <w:pPr>
-              <w:spacing w:before="20" w:after="20" w:line="252"/>
-            </w:pPr>
-            <w:r>
-              <w:rPr>
-                <w:sz w:val="19"/>
-                <w:szCs w:val="19"/>
-              </w:rPr>
-              <w:t xml:space="preserve">A reminder before the deadline is the main way the app prevents missed work.</w:t>
+          </w:tcPr>
+          <w:p>
+            <w:r>
+              <w:rPr>
+                <w:color w:val="000000"/>
+                <w:sz w:val="19"/>
+                <w:szCs w:val="19"/>
+              </w:rPr>
+              <w:t xml:space="preserve">The app's primary method of avoiding missed work is by providing a reminder before the deadline.</w:t>
             </w:r>
           </w:p>
         </w:tc>
@@ -1470,6 +1329,7 @@
       <w:tr>
         <w:trPr>
           <w:cantSplit/>
+          <w:tblHeader w:val="false"/>
         </w:trPr>
         <w:tc>
           <w:tcPr>
@@ -1480,18 +1340,15 @@
               <w:bottom w:type="dxa" w:w="60"/>
               <w:right w:type="dxa" w:w="100"/>
             </w:tcMar>
-            <w:vAlign w:val="top"/>
-          </w:tcPr>
-          <w:p>
-            <w:pPr>
-              <w:spacing w:before="20" w:after="20" w:line="252"/>
-            </w:pPr>
-            <w:r>
-              <w:rPr>
-                <w:sz w:val="19"/>
-                <w:szCs w:val="19"/>
-              </w:rPr>
-              <w:t xml:space="preserve">FR8</w:t>
+          </w:tcPr>
+          <w:p>
+            <w:r>
+              <w:rPr>
+                <w:color w:val="000000"/>
+                <w:sz w:val="19"/>
+                <w:szCs w:val="19"/>
+              </w:rPr>
+              <w:t xml:space="preserve">FR8(Phase 2, Google API): Once the student requests the system shall add the task/exam to the student's Google Calendar via the Google Calendar API and display an error message and leave the task unchanged if the request fails.</w:t>
             </w:r>
           </w:p>
         </w:tc>
@@ -1504,18 +1361,15 @@
               <w:bottom w:type="dxa" w:w="60"/>
               <w:right w:type="dxa" w:w="100"/>
             </w:tcMar>
-            <w:vAlign w:val="top"/>
-          </w:tcPr>
-          <w:p>
-            <w:pPr>
-              <w:spacing w:before="20" w:after="20" w:line="252"/>
-            </w:pPr>
-            <w:r>
-              <w:rPr>
-                <w:sz w:val="19"/>
-                <w:szCs w:val="19"/>
-              </w:rPr>
-              <w:t xml:space="preserve">(Phase 2, Google API) When the student asks, the system shall add the task or exam to the student’s Google Calendar through the Google Calendar API after the student signs in with Google, and shall show an error message and leave the task unchanged if the request fails.</w:t>
+          </w:tcPr>
+          <w:p>
+            <w:r>
+              <w:rPr>
+                <w:color w:val="000000"/>
+                <w:sz w:val="19"/>
+                <w:szCs w:val="19"/>
+              </w:rPr>
+              <w:t xml:space="preserve">Exams are exported, so that the students who already have their week organised in Google Calendar are kept in sync.</w:t>
             </w:r>
           </w:p>
         </w:tc>
@@ -1528,18 +1382,15 @@
               <w:bottom w:type="dxa" w:w="60"/>
               <w:right w:type="dxa" w:w="100"/>
             </w:tcMar>
-            <w:vAlign w:val="top"/>
-          </w:tcPr>
-          <w:p>
-            <w:pPr>
-              <w:spacing w:before="20" w:after="20" w:line="252"/>
-            </w:pPr>
-            <w:r>
-              <w:rPr>
-                <w:sz w:val="19"/>
-                <w:szCs w:val="19"/>
-              </w:rPr>
-              <w:t xml:space="preserve">Many students already plan their week in Google Calendar; exporting exams keeps both in step.</w:t>
+          </w:tcPr>
+          <w:p>
+            <w:r>
+              <w:rPr>
+                <w:color w:val="000000"/>
+                <w:sz w:val="19"/>
+                <w:szCs w:val="19"/>
+              </w:rPr>
+              <w:t xml:space="preserve"/>
             </w:r>
           </w:p>
         </w:tc>
@@ -1547,10 +1398,18 @@
     </w:tbl>
     <w:p>
       <w:pPr>
+        <w:spacing w:after="120"/>
+      </w:pPr>
+    </w:p>
+    <w:p>
+      <w:pPr>
         <w:pStyle w:val="Heading1"/>
         <w:pageBreakBefore/>
       </w:pPr>
       <w:r>
+        <w:rPr>
+          <w:color w:val="000000"/>
+        </w:rPr>
         <w:t xml:space="preserve">3. Use Case Diagram</w:t>
       </w:r>
     </w:p>
@@ -1559,37 +1418,10 @@
         <w:spacing w:after="120" w:line="276"/>
       </w:pPr>
       <w:r>
-        <w:t xml:space="preserve">Figure 1 shows the whole system in one diagram. The </w:t>
-      </w:r>
-      <w:r>
-        <w:rPr>
-          <w:b/>
-          <w:bCs/>
-        </w:rPr>
-        <w:t xml:space="preserve">Student</w:t>
-      </w:r>
-      <w:r>
-        <w:t xml:space="preserve"> is the primary actor; the phone’s </w:t>
-      </w:r>
-      <w:r>
-        <w:rPr>
-          <w:b/>
-          <w:bCs/>
-        </w:rPr>
-        <w:t xml:space="preserve">Notification Service</w:t>
-      </w:r>
-      <w:r>
-        <w:t xml:space="preserve"> (device feature) and the </w:t>
-      </w:r>
-      <w:r>
-        <w:rPr>
-          <w:b/>
-          <w:bCs/>
-        </w:rPr>
-        <w:t xml:space="preserve">Google Calendar API</w:t>
-      </w:r>
-      <w:r>
-        <w:t xml:space="preserve"> are secondary actors. The student starts five use cases directly (UC1 to UC5). Six supporting use cases are reached through «include», a step that always runs as part of the base use case, or «extend», an optional step that only runs when the condition in brackets is true. Every use case is labelled with the functional requirements it satisfies.</w:t>
+        <w:rPr>
+          <w:color w:val="000000"/>
+        </w:rPr>
+        <w:t xml:space="preserve">The whole system is contained in a single diagram as shown in Figure 1. The Student is the main actor, the phone Notification Service (device feature) and Google Calendar API are secondary actors. The student starts five use cases directly (UC1 to UC5). There are six supporting use cases that are executed using the «include» step, which is always executed in the base use case, or «extend» step, which is executed only when the condition in the brackets is true. Each use case has the functional requirements assigned to it.</w:t>
       </w:r>
     </w:p>
     <w:p>
@@ -1648,11 +1480,11 @@
         <w:rPr>
           <w:i/>
           <w:iCs/>
-          <w:color w:val="475569"/>
+          <w:color w:val="000000"/>
           <w:sz w:val="18"/>
           <w:szCs w:val="18"/>
         </w:rPr>
-        <w:t xml:space="preserve">Figure 1: StudyPulse use case diagram (UC1 to UC5)</w:t>
+        <w:t xml:space="preserve">StudyPulse use case diagram (UC 1–5)</w:t>
       </w:r>
     </w:p>
     <w:p>
@@ -1660,6 +1492,9 @@
         <w:pStyle w:val="Heading2"/>
       </w:pPr>
       <w:r>
+        <w:rPr>
+          <w:color w:val="000000"/>
+        </w:rPr>
         <w:t xml:space="preserve">3.1 Use cases</w:t>
       </w:r>
     </w:p>
@@ -1669,13 +1504,9 @@
       </w:pPr>
       <w:r>
         <w:rPr>
-          <w:b/>
-          <w:bCs/>
-        </w:rPr>
-        <w:t xml:space="preserve">UC1 View Today Dashboard (FR6).</w:t>
-      </w:r>
-      <w:r>
-        <w:t xml:space="preserve"> The student opens the app and sees the dashboard: weekly progress, overdue tasks, tasks due today and upcoming exams. From here a task can be opened, ticked off or added.</w:t>
+          <w:color w:val="000000"/>
+        </w:rPr>
+        <w:t xml:space="preserve">It is a UC1 View Today Dashboard (FR6) report. Student logs in to the app and views the dashboard: weekly progress, overdue assignments, assignments due today, and upcoming exams. From here a task can be opened, ticked off or added.</w:t>
       </w:r>
     </w:p>
     <w:p>
@@ -1684,23 +1515,9 @@
       </w:pPr>
       <w:r>
         <w:rPr>
-          <w:b/>
-          <w:bCs/>
-        </w:rPr>
-        <w:t xml:space="preserve">UC2 Browse Tasks (FR5).</w:t>
-      </w:r>
-      <w:r>
-        <w:t xml:space="preserve"> The student opens the Tasks tab and sees the unfinished tasks sorted by due date. </w:t>
-      </w:r>
-      <w:r>
-        <w:rPr>
-          <w:b/>
-          <w:bCs/>
-        </w:rPr>
-        <w:t xml:space="preserve">Search / Filter Tasks</w:t>
-      </w:r>
-      <w:r>
-        <w:t xml:space="preserve"> extends this use case when the student types a query or picks a status or type filter.</w:t>
+          <w:color w:val="000000"/>
+        </w:rPr>
+        <w:t xml:space="preserve">UC2 Browse Tasks (FR5). A student clicks on Tasks to view the task progressions listed by due date. When the student enters a query or selects a status / type filter, it extends the use case by searching / filtering tasks.</w:t>
       </w:r>
     </w:p>
     <w:p>
@@ -1709,43 +1526,9 @@
       </w:pPr>
       <w:r>
         <w:rPr>
-          <w:b/>
-          <w:bCs/>
-        </w:rPr>
-        <w:t xml:space="preserve">UC3 Add / Edit Task (FR1, FR2, FR3).</w:t>
-      </w:r>
-      <w:r>
-        <w:t xml:space="preserve"> The student enters a new task or changes an existing one. </w:t>
-      </w:r>
-      <w:r>
-        <w:rPr>
-          <w:b/>
-          <w:bCs/>
-        </w:rPr>
-        <w:t xml:space="preserve">Validate Task Details</w:t>
-      </w:r>
-      <w:r>
-        <w:t xml:space="preserve"> is always included: invalid input is rejected with a message under each field. </w:t>
-      </w:r>
-      <w:r>
-        <w:rPr>
-          <w:b/>
-          <w:bCs/>
-        </w:rPr>
-        <w:t xml:space="preserve">Schedule Reminder</w:t>
-      </w:r>
-      <w:r>
-        <w:t xml:space="preserve"> extends the use case when a reminder is set, and the Notification Service delivers it. </w:t>
-      </w:r>
-      <w:r>
-        <w:rPr>
-          <w:b/>
-          <w:bCs/>
-        </w:rPr>
-        <w:t xml:space="preserve">Export to Google Calendar</w:t>
-      </w:r>
-      <w:r>
-        <w:t xml:space="preserve"> extends it when the student asks for it, using the Google Calendar API (both Phase 2).</w:t>
+          <w:color w:val="000000"/>
+        </w:rPr>
+        <w:t xml:space="preserve">UC3 Add / Edit Task (FR1, FR2, FR3). The student initiates a new task or modifies an existing task. Always validate Task Details - invalid information is rejected with a message below each field. Schedule Reminder extends use case for reminder set, which is delivered by Notification Service. When the student requests it, it extends it using the Google Calendar API (both Phase 2).</w:t>
       </w:r>
     </w:p>
     <w:p>
@@ -1754,33 +1537,9 @@
       </w:pPr>
       <w:r>
         <w:rPr>
-          <w:b/>
-          <w:bCs/>
-        </w:rPr>
-        <w:t xml:space="preserve">UC4 Delete Task (FR3, FR7).</w:t>
-      </w:r>
-      <w:r>
-        <w:t xml:space="preserve"> The student deletes a task from its edit screen. </w:t>
-      </w:r>
-      <w:r>
-        <w:rPr>
-          <w:b/>
-          <w:bCs/>
-        </w:rPr>
-        <w:t xml:space="preserve">Confirm Deletion</w:t>
-      </w:r>
-      <w:r>
-        <w:t xml:space="preserve"> is always included. </w:t>
-      </w:r>
-      <w:r>
-        <w:rPr>
-          <w:b/>
-          <w:bCs/>
-        </w:rPr>
-        <w:t xml:space="preserve">Cancel Reminder</w:t>
-      </w:r>
-      <w:r>
-        <w:t xml:space="preserve"> extends the use case when the deleted task had a reminder.</w:t>
+          <w:color w:val="000000"/>
+        </w:rPr>
+        <w:t xml:space="preserve">UC4 Delete Task (FR3, FR7). The student removes a task from the task edit screen. Confirm Deletion will always be shown. Cancel Reminder extends the use case for the case where a reminder was set for the deleted task.</w:t>
       </w:r>
     </w:p>
     <w:p>
@@ -1789,23 +1548,9 @@
       </w:pPr>
       <w:r>
         <w:rPr>
-          <w:b/>
-          <w:bCs/>
-        </w:rPr>
-        <w:t xml:space="preserve">UC5 Mark Task Done (FR4, FR7).</w:t>
-      </w:r>
-      <w:r>
-        <w:t xml:space="preserve"> The student ticks a task as done (or not done) from the dashboard or the task list and the weekly progress updates at once. </w:t>
-      </w:r>
-      <w:r>
-        <w:rPr>
-          <w:b/>
-          <w:bCs/>
-        </w:rPr>
-        <w:t xml:space="preserve">Cancel Reminder</w:t>
-      </w:r>
-      <w:r>
-        <w:t xml:space="preserve"> extends the use case when the finished task had a reminder.</w:t>
+          <w:color w:val="000000"/>
+        </w:rPr>
+        <w:t xml:space="preserve">UC5 Mark Task Done (FR4, FR7). The student ticks a task as done (or not done) from the dashboard or the task list and the weekly progress updates at once. Cancel Reminder extends use case for the Reminder of the finished task.</w:t>
       </w:r>
     </w:p>
     <w:p>
@@ -1813,6 +1558,9 @@
         <w:pStyle w:val="Heading2"/>
       </w:pPr>
       <w:r>
+        <w:rPr>
+          <w:color w:val="000000"/>
+        </w:rPr>
         <w:t xml:space="preserve">3.2 Requirements traceability</w:t>
       </w:r>
     </w:p>
@@ -1836,6 +1584,7 @@
       </w:tblGrid>
       <w:tr>
         <w:trPr>
+          <w:cantSplit/>
           <w:tblHeader/>
         </w:trPr>
         <w:tc>
@@ -1848,16 +1597,13 @@
               <w:bottom w:type="dxa" w:w="60"/>
               <w:right w:type="dxa" w:w="100"/>
             </w:tcMar>
-            <w:vAlign w:val="top"/>
-          </w:tcPr>
-          <w:p>
-            <w:pPr>
-              <w:spacing w:before="20" w:after="20" w:line="252"/>
-            </w:pPr>
+          </w:tcPr>
+          <w:p>
             <w:r>
               <w:rPr>
                 <w:b/>
                 <w:bCs/>
+                <w:color w:val="000000"/>
                 <w:sz w:val="19"/>
                 <w:szCs w:val="19"/>
               </w:rPr>
@@ -1875,16 +1621,13 @@
               <w:bottom w:type="dxa" w:w="60"/>
               <w:right w:type="dxa" w:w="100"/>
             </w:tcMar>
-            <w:vAlign w:val="top"/>
-          </w:tcPr>
-          <w:p>
-            <w:pPr>
-              <w:spacing w:before="20" w:after="20" w:line="252"/>
-            </w:pPr>
+          </w:tcPr>
+          <w:p>
             <w:r>
               <w:rPr>
                 <w:b/>
                 <w:bCs/>
+                <w:color w:val="000000"/>
                 <w:sz w:val="19"/>
                 <w:szCs w:val="19"/>
               </w:rPr>
@@ -1902,16 +1645,13 @@
               <w:bottom w:type="dxa" w:w="60"/>
               <w:right w:type="dxa" w:w="100"/>
             </w:tcMar>
-            <w:vAlign w:val="top"/>
-          </w:tcPr>
-          <w:p>
-            <w:pPr>
-              <w:spacing w:before="20" w:after="20" w:line="252"/>
-            </w:pPr>
+          </w:tcPr>
+          <w:p>
             <w:r>
               <w:rPr>
                 <w:b/>
                 <w:bCs/>
+                <w:color w:val="000000"/>
                 <w:sz w:val="19"/>
                 <w:szCs w:val="19"/>
               </w:rPr>
@@ -1929,16 +1669,13 @@
               <w:bottom w:type="dxa" w:w="60"/>
               <w:right w:type="dxa" w:w="100"/>
             </w:tcMar>
-            <w:vAlign w:val="top"/>
-          </w:tcPr>
-          <w:p>
-            <w:pPr>
-              <w:spacing w:before="20" w:after="20" w:line="252"/>
-            </w:pPr>
+          </w:tcPr>
+          <w:p>
             <w:r>
               <w:rPr>
                 <w:b/>
                 <w:bCs/>
+                <w:color w:val="000000"/>
                 <w:sz w:val="19"/>
                 <w:szCs w:val="19"/>
               </w:rPr>
@@ -1950,6 +1687,7 @@
       <w:tr>
         <w:trPr>
           <w:cantSplit/>
+          <w:tblHeader w:val="false"/>
         </w:trPr>
         <w:tc>
           <w:tcPr>
@@ -1960,14 +1698,11 @@
               <w:bottom w:type="dxa" w:w="60"/>
               <w:right w:type="dxa" w:w="100"/>
             </w:tcMar>
-            <w:vAlign w:val="top"/>
-          </w:tcPr>
-          <w:p>
-            <w:pPr>
-              <w:spacing w:before="20" w:after="20" w:line="252"/>
-            </w:pPr>
-            <w:r>
-              <w:rPr>
+          </w:tcPr>
+          <w:p>
+            <w:r>
+              <w:rPr>
+                <w:color w:val="000000"/>
                 <w:sz w:val="19"/>
                 <w:szCs w:val="19"/>
               </w:rPr>
@@ -1984,14 +1719,11 @@
               <w:bottom w:type="dxa" w:w="60"/>
               <w:right w:type="dxa" w:w="100"/>
             </w:tcMar>
-            <w:vAlign w:val="top"/>
-          </w:tcPr>
-          <w:p>
-            <w:pPr>
-              <w:spacing w:before="20" w:after="20" w:line="252"/>
-            </w:pPr>
-            <w:r>
-              <w:rPr>
+          </w:tcPr>
+          <w:p>
+            <w:r>
+              <w:rPr>
+                <w:color w:val="000000"/>
                 <w:sz w:val="19"/>
                 <w:szCs w:val="19"/>
               </w:rPr>
@@ -2008,14 +1740,11 @@
               <w:bottom w:type="dxa" w:w="60"/>
               <w:right w:type="dxa" w:w="100"/>
             </w:tcMar>
-            <w:vAlign w:val="top"/>
-          </w:tcPr>
-          <w:p>
-            <w:pPr>
-              <w:spacing w:before="20" w:after="20" w:line="252"/>
-            </w:pPr>
-            <w:r>
-              <w:rPr>
+          </w:tcPr>
+          <w:p>
+            <w:r>
+              <w:rPr>
+                <w:color w:val="000000"/>
                 <w:sz w:val="19"/>
                 <w:szCs w:val="19"/>
               </w:rPr>
@@ -2032,14 +1761,11 @@
               <w:bottom w:type="dxa" w:w="60"/>
               <w:right w:type="dxa" w:w="100"/>
             </w:tcMar>
-            <w:vAlign w:val="top"/>
-          </w:tcPr>
-          <w:p>
-            <w:pPr>
-              <w:spacing w:before="20" w:after="20" w:line="252"/>
-            </w:pPr>
-            <w:r>
-              <w:rPr>
+          </w:tcPr>
+          <w:p>
+            <w:r>
+              <w:rPr>
+                <w:color w:val="000000"/>
                 <w:sz w:val="19"/>
                 <w:szCs w:val="19"/>
               </w:rPr>
@@ -2051,6 +1777,7 @@
       <w:tr>
         <w:trPr>
           <w:cantSplit/>
+          <w:tblHeader w:val="false"/>
         </w:trPr>
         <w:tc>
           <w:tcPr>
@@ -2061,14 +1788,53 @@
               <w:bottom w:type="dxa" w:w="60"/>
               <w:right w:type="dxa" w:w="100"/>
             </w:tcMar>
-            <w:vAlign w:val="top"/>
-          </w:tcPr>
-          <w:p>
-            <w:pPr>
-              <w:spacing w:before="20" w:after="20" w:line="252"/>
-            </w:pPr>
-            <w:r>
-              <w:rPr>
+          </w:tcPr>
+          <w:p>
+            <w:r>
+              <w:rPr>
+                <w:color w:val="000000"/>
+                <w:sz w:val="19"/>
+                <w:szCs w:val="19"/>
+              </w:rPr>
+              <w:t xml:space="preserve">Add / Edit Task</w:t>
+            </w:r>
+          </w:p>
+        </w:tc>
+        <w:tc>
+          <w:tcPr>
+            <w:tcW w:type="dxa" w:w="3700"/>
+            <w:tcMar>
+              <w:top w:type="dxa" w:w="60"/>
+              <w:left w:type="dxa" w:w="100"/>
+              <w:bottom w:type="dxa" w:w="60"/>
+              <w:right w:type="dxa" w:w="100"/>
+            </w:tcMar>
+          </w:tcPr>
+          <w:p>
+            <w:r>
+              <w:rPr>
+                <w:color w:val="000000"/>
+                <w:sz w:val="19"/>
+                <w:szCs w:val="19"/>
+              </w:rPr>
+              <w:t xml:space="preserve">1</w:t>
+            </w:r>
+          </w:p>
+        </w:tc>
+        <w:tc>
+          <w:tcPr>
+            <w:tcW w:type="dxa" w:w="3526"/>
+            <w:tcMar>
+              <w:top w:type="dxa" w:w="60"/>
+              <w:left w:type="dxa" w:w="100"/>
+              <w:bottom w:type="dxa" w:w="60"/>
+              <w:right w:type="dxa" w:w="100"/>
+            </w:tcMar>
+          </w:tcPr>
+          <w:p>
+            <w:r>
+              <w:rPr>
+                <w:color w:val="000000"/>
                 <w:sz w:val="19"/>
                 <w:szCs w:val="19"/>
               </w:rPr>
@@ -2078,73 +1844,22 @@
         </w:tc>
         <w:tc>
           <w:tcPr>
-            <w:tcW w:type="dxa" w:w="3700"/>
-            <w:tcMar>
-              <w:top w:type="dxa" w:w="60"/>
-              <w:left w:type="dxa" w:w="100"/>
-              <w:bottom w:type="dxa" w:w="60"/>
-              <w:right w:type="dxa" w:w="100"/>
-            </w:tcMar>
-            <w:vAlign w:val="top"/>
-          </w:tcPr>
-          <w:p>
-            <w:pPr>
-              <w:spacing w:before="20" w:after="20" w:line="252"/>
-            </w:pPr>
-            <w:r>
-              <w:rPr>
+            <w:tcW w:type="dxa" w:w="1000"/>
+            <w:tcMar>
+              <w:top w:type="dxa" w:w="60"/>
+              <w:left w:type="dxa" w:w="100"/>
+              <w:bottom w:type="dxa" w:w="60"/>
+              <w:right w:type="dxa" w:w="100"/>
+            </w:tcMar>
+          </w:tcPr>
+          <w:p>
+            <w:r>
+              <w:rPr>
+                <w:color w:val="000000"/>
                 <w:sz w:val="19"/>
                 <w:szCs w:val="19"/>
               </w:rPr>
               <w:t xml:space="preserve">UC3 «include» Validate Task Details</w:t>
-            </w:r>
-          </w:p>
-        </w:tc>
-        <w:tc>
-          <w:tcPr>
-            <w:tcW w:type="dxa" w:w="3526"/>
-            <w:tcMar>
-              <w:top w:type="dxa" w:w="60"/>
-              <w:left w:type="dxa" w:w="100"/>
-              <w:bottom w:type="dxa" w:w="60"/>
-              <w:right w:type="dxa" w:w="100"/>
-            </w:tcMar>
-            <w:vAlign w:val="top"/>
-          </w:tcPr>
-          <w:p>
-            <w:pPr>
-              <w:spacing w:before="20" w:after="20" w:line="252"/>
-            </w:pPr>
-            <w:r>
-              <w:rPr>
-                <w:sz w:val="19"/>
-                <w:szCs w:val="19"/>
-              </w:rPr>
-              <w:t xml:space="preserve">Add / Edit Task</w:t>
-            </w:r>
-          </w:p>
-        </w:tc>
-        <w:tc>
-          <w:tcPr>
-            <w:tcW w:type="dxa" w:w="1000"/>
-            <w:tcMar>
-              <w:top w:type="dxa" w:w="60"/>
-              <w:left w:type="dxa" w:w="100"/>
-              <w:bottom w:type="dxa" w:w="60"/>
-              <w:right w:type="dxa" w:w="100"/>
-            </w:tcMar>
-            <w:vAlign w:val="top"/>
-          </w:tcPr>
-          <w:p>
-            <w:pPr>
-              <w:spacing w:before="20" w:after="20" w:line="252"/>
-            </w:pPr>
-            <w:r>
-              <w:rPr>
-                <w:sz w:val="19"/>
-                <w:szCs w:val="19"/>
-              </w:rPr>
-              <w:t xml:space="preserve">1</w:t>
             </w:r>
           </w:p>
         </w:tc>
@@ -2152,6 +1867,7 @@
       <w:tr>
         <w:trPr>
           <w:cantSplit/>
+          <w:tblHeader w:val="false"/>
         </w:trPr>
         <w:tc>
           <w:tcPr>
@@ -2162,14 +1878,11 @@
               <w:bottom w:type="dxa" w:w="60"/>
               <w:right w:type="dxa" w:w="100"/>
             </w:tcMar>
-            <w:vAlign w:val="top"/>
-          </w:tcPr>
-          <w:p>
-            <w:pPr>
-              <w:spacing w:before="20" w:after="20" w:line="252"/>
-            </w:pPr>
-            <w:r>
-              <w:rPr>
+          </w:tcPr>
+          <w:p>
+            <w:r>
+              <w:rPr>
+                <w:color w:val="000000"/>
                 <w:sz w:val="19"/>
                 <w:szCs w:val="19"/>
               </w:rPr>
@@ -2186,14 +1899,11 @@
               <w:bottom w:type="dxa" w:w="60"/>
               <w:right w:type="dxa" w:w="100"/>
             </w:tcMar>
-            <w:vAlign w:val="top"/>
-          </w:tcPr>
-          <w:p>
-            <w:pPr>
-              <w:spacing w:before="20" w:after="20" w:line="252"/>
-            </w:pPr>
-            <w:r>
-              <w:rPr>
+          </w:tcPr>
+          <w:p>
+            <w:r>
+              <w:rPr>
+                <w:color w:val="000000"/>
                 <w:sz w:val="19"/>
                 <w:szCs w:val="19"/>
               </w:rPr>
@@ -2210,14 +1920,11 @@
               <w:bottom w:type="dxa" w:w="60"/>
               <w:right w:type="dxa" w:w="100"/>
             </w:tcMar>
-            <w:vAlign w:val="top"/>
-          </w:tcPr>
-          <w:p>
-            <w:pPr>
-              <w:spacing w:before="20" w:after="20" w:line="252"/>
-            </w:pPr>
-            <w:r>
-              <w:rPr>
+          </w:tcPr>
+          <w:p>
+            <w:r>
+              <w:rPr>
+                <w:color w:val="000000"/>
                 <w:sz w:val="19"/>
                 <w:szCs w:val="19"/>
               </w:rPr>
@@ -2234,14 +1941,11 @@
               <w:bottom w:type="dxa" w:w="60"/>
               <w:right w:type="dxa" w:w="100"/>
             </w:tcMar>
-            <w:vAlign w:val="top"/>
-          </w:tcPr>
-          <w:p>
-            <w:pPr>
-              <w:spacing w:before="20" w:after="20" w:line="252"/>
-            </w:pPr>
-            <w:r>
-              <w:rPr>
+          </w:tcPr>
+          <w:p>
+            <w:r>
+              <w:rPr>
+                <w:color w:val="000000"/>
                 <w:sz w:val="19"/>
                 <w:szCs w:val="19"/>
               </w:rPr>
@@ -2253,6 +1957,7 @@
       <w:tr>
         <w:trPr>
           <w:cantSplit/>
+          <w:tblHeader w:val="false"/>
         </w:trPr>
         <w:tc>
           <w:tcPr>
@@ -2263,18 +1968,15 @@
               <w:bottom w:type="dxa" w:w="60"/>
               <w:right w:type="dxa" w:w="100"/>
             </w:tcMar>
-            <w:vAlign w:val="top"/>
-          </w:tcPr>
-          <w:p>
-            <w:pPr>
-              <w:spacing w:before="20" w:after="20" w:line="252"/>
-            </w:pPr>
-            <w:r>
-              <w:rPr>
-                <w:sz w:val="19"/>
-                <w:szCs w:val="19"/>
-              </w:rPr>
-              <w:t xml:space="preserve">FR4</w:t>
+          </w:tcPr>
+          <w:p>
+            <w:r>
+              <w:rPr>
+                <w:color w:val="000000"/>
+                <w:sz w:val="19"/>
+                <w:szCs w:val="19"/>
+              </w:rPr>
+              <w:t xml:space="preserve">1 FR4</w:t>
             </w:r>
           </w:p>
         </w:tc>
@@ -2287,14 +1989,11 @@
               <w:bottom w:type="dxa" w:w="60"/>
               <w:right w:type="dxa" w:w="100"/>
             </w:tcMar>
-            <w:vAlign w:val="top"/>
-          </w:tcPr>
-          <w:p>
-            <w:pPr>
-              <w:spacing w:before="20" w:after="20" w:line="252"/>
-            </w:pPr>
-            <w:r>
-              <w:rPr>
+          </w:tcPr>
+          <w:p>
+            <w:r>
+              <w:rPr>
+                <w:color w:val="000000"/>
                 <w:sz w:val="19"/>
                 <w:szCs w:val="19"/>
               </w:rPr>
@@ -2311,14 +2010,11 @@
               <w:bottom w:type="dxa" w:w="60"/>
               <w:right w:type="dxa" w:w="100"/>
             </w:tcMar>
-            <w:vAlign w:val="top"/>
-          </w:tcPr>
-          <w:p>
-            <w:pPr>
-              <w:spacing w:before="20" w:after="20" w:line="252"/>
-            </w:pPr>
-            <w:r>
-              <w:rPr>
+          </w:tcPr>
+          <w:p>
+            <w:r>
+              <w:rPr>
+                <w:color w:val="000000"/>
                 <w:sz w:val="19"/>
                 <w:szCs w:val="19"/>
               </w:rPr>
@@ -2335,18 +2031,15 @@
               <w:bottom w:type="dxa" w:w="60"/>
               <w:right w:type="dxa" w:w="100"/>
             </w:tcMar>
-            <w:vAlign w:val="top"/>
-          </w:tcPr>
-          <w:p>
-            <w:pPr>
-              <w:spacing w:before="20" w:after="20" w:line="252"/>
-            </w:pPr>
-            <w:r>
-              <w:rPr>
-                <w:sz w:val="19"/>
-                <w:szCs w:val="19"/>
-              </w:rPr>
-              <w:t xml:space="preserve">1</w:t>
+          </w:tcPr>
+          <w:p>
+            <w:r>
+              <w:rPr>
+                <w:color w:val="000000"/>
+                <w:sz w:val="19"/>
+                <w:szCs w:val="19"/>
+              </w:rPr>
+              <w:t xml:space="preserve"/>
             </w:r>
           </w:p>
         </w:tc>
@@ -2354,6 +2047,7 @@
       <w:tr>
         <w:trPr>
           <w:cantSplit/>
+          <w:tblHeader w:val="false"/>
         </w:trPr>
         <w:tc>
           <w:tcPr>
@@ -2364,14 +2058,11 @@
               <w:bottom w:type="dxa" w:w="60"/>
               <w:right w:type="dxa" w:w="100"/>
             </w:tcMar>
-            <w:vAlign w:val="top"/>
-          </w:tcPr>
-          <w:p>
-            <w:pPr>
-              <w:spacing w:before="20" w:after="20" w:line="252"/>
-            </w:pPr>
-            <w:r>
-              <w:rPr>
+          </w:tcPr>
+          <w:p>
+            <w:r>
+              <w:rPr>
+                <w:color w:val="000000"/>
                 <w:sz w:val="19"/>
                 <w:szCs w:val="19"/>
               </w:rPr>
@@ -2388,14 +2079,11 @@
               <w:bottom w:type="dxa" w:w="60"/>
               <w:right w:type="dxa" w:w="100"/>
             </w:tcMar>
-            <w:vAlign w:val="top"/>
-          </w:tcPr>
-          <w:p>
-            <w:pPr>
-              <w:spacing w:before="20" w:after="20" w:line="252"/>
-            </w:pPr>
-            <w:r>
-              <w:rPr>
+          </w:tcPr>
+          <w:p>
+            <w:r>
+              <w:rPr>
+                <w:color w:val="000000"/>
                 <w:sz w:val="19"/>
                 <w:szCs w:val="19"/>
               </w:rPr>
@@ -2412,14 +2100,11 @@
               <w:bottom w:type="dxa" w:w="60"/>
               <w:right w:type="dxa" w:w="100"/>
             </w:tcMar>
-            <w:vAlign w:val="top"/>
-          </w:tcPr>
-          <w:p>
-            <w:pPr>
-              <w:spacing w:before="20" w:after="20" w:line="252"/>
-            </w:pPr>
-            <w:r>
-              <w:rPr>
+          </w:tcPr>
+          <w:p>
+            <w:r>
+              <w:rPr>
+                <w:color w:val="000000"/>
                 <w:sz w:val="19"/>
                 <w:szCs w:val="19"/>
               </w:rPr>
@@ -2436,14 +2121,11 @@
               <w:bottom w:type="dxa" w:w="60"/>
               <w:right w:type="dxa" w:w="100"/>
             </w:tcMar>
-            <w:vAlign w:val="top"/>
-          </w:tcPr>
-          <w:p>
-            <w:pPr>
-              <w:spacing w:before="20" w:after="20" w:line="252"/>
-            </w:pPr>
-            <w:r>
-              <w:rPr>
+          </w:tcPr>
+          <w:p>
+            <w:r>
+              <w:rPr>
+                <w:color w:val="000000"/>
                 <w:sz w:val="19"/>
                 <w:szCs w:val="19"/>
               </w:rPr>
@@ -2455,6 +2137,7 @@
       <w:tr>
         <w:trPr>
           <w:cantSplit/>
+          <w:tblHeader w:val="false"/>
         </w:trPr>
         <w:tc>
           <w:tcPr>
@@ -2465,14 +2148,11 @@
               <w:bottom w:type="dxa" w:w="60"/>
               <w:right w:type="dxa" w:w="100"/>
             </w:tcMar>
-            <w:vAlign w:val="top"/>
-          </w:tcPr>
-          <w:p>
-            <w:pPr>
-              <w:spacing w:before="20" w:after="20" w:line="252"/>
-            </w:pPr>
-            <w:r>
-              <w:rPr>
+          </w:tcPr>
+          <w:p>
+            <w:r>
+              <w:rPr>
+                <w:color w:val="000000"/>
                 <w:sz w:val="19"/>
                 <w:szCs w:val="19"/>
               </w:rPr>
@@ -2489,14 +2169,11 @@
               <w:bottom w:type="dxa" w:w="60"/>
               <w:right w:type="dxa" w:w="100"/>
             </w:tcMar>
-            <w:vAlign w:val="top"/>
-          </w:tcPr>
-          <w:p>
-            <w:pPr>
-              <w:spacing w:before="20" w:after="20" w:line="252"/>
-            </w:pPr>
-            <w:r>
-              <w:rPr>
+          </w:tcPr>
+          <w:p>
+            <w:r>
+              <w:rPr>
+                <w:color w:val="000000"/>
                 <w:sz w:val="19"/>
                 <w:szCs w:val="19"/>
               </w:rPr>
@@ -2513,14 +2190,11 @@
               <w:bottom w:type="dxa" w:w="60"/>
               <w:right w:type="dxa" w:w="100"/>
             </w:tcMar>
-            <w:vAlign w:val="top"/>
-          </w:tcPr>
-          <w:p>
-            <w:pPr>
-              <w:spacing w:before="20" w:after="20" w:line="252"/>
-            </w:pPr>
-            <w:r>
-              <w:rPr>
+          </w:tcPr>
+          <w:p>
+            <w:r>
+              <w:rPr>
+                <w:color w:val="000000"/>
                 <w:sz w:val="19"/>
                 <w:szCs w:val="19"/>
               </w:rPr>
@@ -2537,14 +2211,11 @@
               <w:bottom w:type="dxa" w:w="60"/>
               <w:right w:type="dxa" w:w="100"/>
             </w:tcMar>
-            <w:vAlign w:val="top"/>
-          </w:tcPr>
-          <w:p>
-            <w:pPr>
-              <w:spacing w:before="20" w:after="20" w:line="252"/>
-            </w:pPr>
-            <w:r>
-              <w:rPr>
+          </w:tcPr>
+          <w:p>
+            <w:r>
+              <w:rPr>
+                <w:color w:val="000000"/>
                 <w:sz w:val="19"/>
                 <w:szCs w:val="19"/>
               </w:rPr>
@@ -2556,6 +2227,7 @@
       <w:tr>
         <w:trPr>
           <w:cantSplit/>
+          <w:tblHeader w:val="false"/>
         </w:trPr>
         <w:tc>
           <w:tcPr>
@@ -2566,14 +2238,11 @@
               <w:bottom w:type="dxa" w:w="60"/>
               <w:right w:type="dxa" w:w="100"/>
             </w:tcMar>
-            <w:vAlign w:val="top"/>
-          </w:tcPr>
-          <w:p>
-            <w:pPr>
-              <w:spacing w:before="20" w:after="20" w:line="252"/>
-            </w:pPr>
-            <w:r>
-              <w:rPr>
+          </w:tcPr>
+          <w:p>
+            <w:r>
+              <w:rPr>
+                <w:color w:val="000000"/>
                 <w:sz w:val="19"/>
                 <w:szCs w:val="19"/>
               </w:rPr>
@@ -2590,14 +2259,11 @@
               <w:bottom w:type="dxa" w:w="60"/>
               <w:right w:type="dxa" w:w="100"/>
             </w:tcMar>
-            <w:vAlign w:val="top"/>
-          </w:tcPr>
-          <w:p>
-            <w:pPr>
-              <w:spacing w:before="20" w:after="20" w:line="252"/>
-            </w:pPr>
-            <w:r>
-              <w:rPr>
+          </w:tcPr>
+          <w:p>
+            <w:r>
+              <w:rPr>
+                <w:color w:val="000000"/>
                 <w:sz w:val="19"/>
                 <w:szCs w:val="19"/>
               </w:rPr>
@@ -2614,14 +2280,11 @@
               <w:bottom w:type="dxa" w:w="60"/>
               <w:right w:type="dxa" w:w="100"/>
             </w:tcMar>
-            <w:vAlign w:val="top"/>
-          </w:tcPr>
-          <w:p>
-            <w:pPr>
-              <w:spacing w:before="20" w:after="20" w:line="252"/>
-            </w:pPr>
-            <w:r>
-              <w:rPr>
+          </w:tcPr>
+          <w:p>
+            <w:r>
+              <w:rPr>
+                <w:color w:val="000000"/>
                 <w:sz w:val="19"/>
                 <w:szCs w:val="19"/>
               </w:rPr>
@@ -2638,115 +2301,11 @@
               <w:bottom w:type="dxa" w:w="60"/>
               <w:right w:type="dxa" w:w="100"/>
             </w:tcMar>
-            <w:vAlign w:val="top"/>
-          </w:tcPr>
-          <w:p>
-            <w:pPr>
-              <w:spacing w:before="20" w:after="20" w:line="252"/>
-            </w:pPr>
-            <w:r>
-              <w:rPr>
-                <w:sz w:val="19"/>
-                <w:szCs w:val="19"/>
-              </w:rPr>
-              <w:t xml:space="preserve">2</w:t>
-            </w:r>
-          </w:p>
-        </w:tc>
-      </w:tr>
-      <w:tr>
-        <w:trPr>
-          <w:cantSplit/>
-        </w:trPr>
-        <w:tc>
-          <w:tcPr>
-            <w:tcW w:type="dxa" w:w="800"/>
-            <w:tcMar>
-              <w:top w:type="dxa" w:w="60"/>
-              <w:left w:type="dxa" w:w="100"/>
-              <w:bottom w:type="dxa" w:w="60"/>
-              <w:right w:type="dxa" w:w="100"/>
-            </w:tcMar>
-            <w:vAlign w:val="top"/>
-          </w:tcPr>
-          <w:p>
-            <w:pPr>
-              <w:spacing w:before="20" w:after="20" w:line="252"/>
-            </w:pPr>
-            <w:r>
-              <w:rPr>
-                <w:sz w:val="19"/>
-                <w:szCs w:val="19"/>
-              </w:rPr>
-              <w:t xml:space="preserve">FR8</w:t>
-            </w:r>
-          </w:p>
-        </w:tc>
-        <w:tc>
-          <w:tcPr>
-            <w:tcW w:type="dxa" w:w="3700"/>
-            <w:tcMar>
-              <w:top w:type="dxa" w:w="60"/>
-              <w:left w:type="dxa" w:w="100"/>
-              <w:bottom w:type="dxa" w:w="60"/>
-              <w:right w:type="dxa" w:w="100"/>
-            </w:tcMar>
-            <w:vAlign w:val="top"/>
-          </w:tcPr>
-          <w:p>
-            <w:pPr>
-              <w:spacing w:before="20" w:after="20" w:line="252"/>
-            </w:pPr>
-            <w:r>
-              <w:rPr>
-                <w:sz w:val="19"/>
-                <w:szCs w:val="19"/>
-              </w:rPr>
-              <w:t xml:space="preserve">Export to Google Calendar (UC3)</w:t>
-            </w:r>
-          </w:p>
-        </w:tc>
-        <w:tc>
-          <w:tcPr>
-            <w:tcW w:type="dxa" w:w="3526"/>
-            <w:tcMar>
-              <w:top w:type="dxa" w:w="60"/>
-              <w:left w:type="dxa" w:w="100"/>
-              <w:bottom w:type="dxa" w:w="60"/>
-              <w:right w:type="dxa" w:w="100"/>
-            </w:tcMar>
-            <w:vAlign w:val="top"/>
-          </w:tcPr>
-          <w:p>
-            <w:pPr>
-              <w:spacing w:before="20" w:after="20" w:line="252"/>
-            </w:pPr>
-            <w:r>
-              <w:rPr>
-                <w:sz w:val="19"/>
-                <w:szCs w:val="19"/>
-              </w:rPr>
-              <w:t xml:space="preserve">Add / Edit Task</w:t>
-            </w:r>
-          </w:p>
-        </w:tc>
-        <w:tc>
-          <w:tcPr>
-            <w:tcW w:type="dxa" w:w="1000"/>
-            <w:tcMar>
-              <w:top w:type="dxa" w:w="60"/>
-              <w:left w:type="dxa" w:w="100"/>
-              <w:bottom w:type="dxa" w:w="60"/>
-              <w:right w:type="dxa" w:w="100"/>
-            </w:tcMar>
-            <w:vAlign w:val="top"/>
-          </w:tcPr>
-          <w:p>
-            <w:pPr>
-              <w:spacing w:before="20" w:after="20" w:line="252"/>
-            </w:pPr>
-            <w:r>
-              <w:rPr>
+          </w:tcPr>
+          <w:p>
+            <w:r>
+              <w:rPr>
+                <w:color w:val="000000"/>
                 <w:sz w:val="19"/>
                 <w:szCs w:val="19"/>
               </w:rPr>
@@ -2758,10 +2317,29 @@
     </w:tbl>
     <w:p>
       <w:pPr>
+        <w:spacing w:after="120"/>
+      </w:pPr>
+    </w:p>
+    <w:p>
+      <w:pPr>
+        <w:spacing w:after="120" w:line="276"/>
+      </w:pPr>
+      <w:r>
+        <w:rPr>
+          <w:color w:val="000000"/>
+        </w:rPr>
+        <w:t xml:space="preserve">In addition to the aforementioned features, the device supports FR8 export to Google Calendar (UC3), Add / Edit Task and more.</w:t>
+      </w:r>
+    </w:p>
+    <w:p>
+      <w:pPr>
         <w:pStyle w:val="Heading1"/>
         <w:pageBreakBefore/>
       </w:pPr>
       <w:r>
+        <w:rPr>
+          <w:color w:val="000000"/>
+        </w:rPr>
         <w:t xml:space="preserve">4. Activity Diagram</w:t>
       </w:r>
     </w:p>
@@ -2770,17 +2348,10 @@
         <w:spacing w:after="120" w:line="276"/>
       </w:pPr>
       <w:r>
-        <w:t xml:space="preserve">Figure 2 (next page) shows the workflow of the whole app from launch to close. The saved tasks are loaded first; if the phone’s storage cannot be read, an error with a </w:t>
-      </w:r>
-      <w:r>
-        <w:rPr>
-          <w:b/>
-          <w:bCs/>
-        </w:rPr>
-        <w:t xml:space="preserve">Try again</w:t>
-      </w:r>
-      <w:r>
-        <w:t xml:space="preserve"> button is shown and the load is repeated. The Today dashboard is then shown and the student repeatedly chooses what to do. Every branch returns to the dashboard through merge nodes until the student closes the app (final node). Each branch matches a use case from Figure 1, as the table below shows.</w:t>
+        <w:rPr>
+          <w:color w:val="000000"/>
+        </w:rPr>
+        <w:t xml:space="preserve">The whole process of opening and closing the app is described in the workflow diagram (Fig. 2, next page). The saved tasks will be loaded first, and if the phone's storage is not readable, an error with a button "Try again" will be displayed, and the load will be repeated. Then the Today dashboard is presented and the student continues to make choices about what to do. All branches lead back to the dashboard, through merge nodes, until the student exits the app (final node). The branches correspond to the use cases in Figure 1 as detailed below.</w:t>
       </w:r>
     </w:p>
     <w:tbl>
@@ -2802,6 +2373,7 @@
       </w:tblGrid>
       <w:tr>
         <w:trPr>
+          <w:cantSplit/>
           <w:tblHeader/>
         </w:trPr>
         <w:tc>
@@ -2814,20 +2386,17 @@
               <w:bottom w:type="dxa" w:w="60"/>
               <w:right w:type="dxa" w:w="100"/>
             </w:tcMar>
-            <w:vAlign w:val="top"/>
-          </w:tcPr>
-          <w:p>
-            <w:pPr>
-              <w:spacing w:before="20" w:after="20" w:line="252"/>
-            </w:pPr>
+          </w:tcPr>
+          <w:p>
             <w:r>
               <w:rPr>
                 <w:b/>
                 <w:bCs/>
-                <w:sz w:val="19"/>
-                <w:szCs w:val="19"/>
-              </w:rPr>
-              <w:t xml:space="preserve">Branch</w:t>
+                <w:color w:val="000000"/>
+                <w:sz w:val="19"/>
+                <w:szCs w:val="19"/>
+              </w:rPr>
+              <w:t xml:space="preserve">1,000 branches</w:t>
             </w:r>
           </w:p>
         </w:tc>
@@ -2841,20 +2410,17 @@
               <w:bottom w:type="dxa" w:w="60"/>
               <w:right w:type="dxa" w:w="100"/>
             </w:tcMar>
-            <w:vAlign w:val="top"/>
-          </w:tcPr>
-          <w:p>
-            <w:pPr>
-              <w:spacing w:before="20" w:after="20" w:line="252"/>
-            </w:pPr>
+          </w:tcPr>
+          <w:p>
             <w:r>
               <w:rPr>
                 <w:b/>
                 <w:bCs/>
-                <w:sz w:val="19"/>
-                <w:szCs w:val="19"/>
-              </w:rPr>
-              <w:t xml:space="preserve">Use case</w:t>
+                <w:color w:val="000000"/>
+                <w:sz w:val="19"/>
+                <w:szCs w:val="19"/>
+              </w:rPr>
+              <w:t xml:space="preserve">Use case, key flow 1,000 cases on each branch.</w:t>
             </w:r>
           </w:p>
         </w:tc>
@@ -2868,20 +2434,17 @@
               <w:bottom w:type="dxa" w:w="60"/>
               <w:right w:type="dxa" w:w="100"/>
             </w:tcMar>
-            <w:vAlign w:val="top"/>
-          </w:tcPr>
-          <w:p>
-            <w:pPr>
-              <w:spacing w:before="20" w:after="20" w:line="252"/>
-            </w:pPr>
+          </w:tcPr>
+          <w:p>
             <w:r>
               <w:rPr>
                 <w:b/>
                 <w:bCs/>
-                <w:sz w:val="19"/>
-                <w:szCs w:val="19"/>
-              </w:rPr>
-              <w:t xml:space="preserve">Key flow</w:t>
+                <w:color w:val="000000"/>
+                <w:sz w:val="19"/>
+                <w:szCs w:val="19"/>
+              </w:rPr>
+              <w:t xml:space="preserve"/>
             </w:r>
           </w:p>
         </w:tc>
@@ -2889,6 +2452,7 @@
       <w:tr>
         <w:trPr>
           <w:cantSplit/>
+          <w:tblHeader w:val="false"/>
         </w:trPr>
         <w:tc>
           <w:tcPr>
@@ -2899,14 +2463,11 @@
               <w:bottom w:type="dxa" w:w="60"/>
               <w:right w:type="dxa" w:w="100"/>
             </w:tcMar>
-            <w:vAlign w:val="top"/>
-          </w:tcPr>
-          <w:p>
-            <w:pPr>
-              <w:spacing w:before="20" w:after="20" w:line="252"/>
-            </w:pPr>
-            <w:r>
-              <w:rPr>
+          </w:tcPr>
+          <w:p>
+            <w:r>
+              <w:rPr>
+                <w:color w:val="000000"/>
                 <w:sz w:val="19"/>
                 <w:szCs w:val="19"/>
               </w:rPr>
@@ -2923,14 +2484,11 @@
               <w:bottom w:type="dxa" w:w="60"/>
               <w:right w:type="dxa" w:w="100"/>
             </w:tcMar>
-            <w:vAlign w:val="top"/>
-          </w:tcPr>
-          <w:p>
-            <w:pPr>
-              <w:spacing w:before="20" w:after="20" w:line="252"/>
-            </w:pPr>
-            <w:r>
-              <w:rPr>
+          </w:tcPr>
+          <w:p>
+            <w:r>
+              <w:rPr>
+                <w:color w:val="000000"/>
                 <w:sz w:val="19"/>
                 <w:szCs w:val="19"/>
               </w:rPr>
@@ -2947,18 +2505,15 @@
               <w:bottom w:type="dxa" w:w="60"/>
               <w:right w:type="dxa" w:w="100"/>
             </w:tcMar>
-            <w:vAlign w:val="top"/>
-          </w:tcPr>
-          <w:p>
-            <w:pPr>
-              <w:spacing w:before="20" w:after="20" w:line="252"/>
-            </w:pPr>
-            <w:r>
-              <w:rPr>
-                <w:sz w:val="19"/>
-                <w:szCs w:val="19"/>
-              </w:rPr>
-              <w:t xml:space="preserve">Open the app, load the saved tasks (retry on failure) and show the Today dashboard.</w:t>
+          </w:tcPr>
+          <w:p>
+            <w:r>
+              <w:rPr>
+                <w:color w:val="000000"/>
+                <w:sz w:val="19"/>
+                <w:szCs w:val="19"/>
+              </w:rPr>
+              <w:t xml:space="preserve">Open the app, load the saved tasks (retry on failure) and display the Today dashboard.</w:t>
             </w:r>
           </w:p>
         </w:tc>
@@ -2966,6 +2521,7 @@
       <w:tr>
         <w:trPr>
           <w:cantSplit/>
+          <w:tblHeader w:val="false"/>
         </w:trPr>
         <w:tc>
           <w:tcPr>
@@ -2976,14 +2532,11 @@
               <w:bottom w:type="dxa" w:w="60"/>
               <w:right w:type="dxa" w:w="100"/>
             </w:tcMar>
-            <w:vAlign w:val="top"/>
-          </w:tcPr>
-          <w:p>
-            <w:pPr>
-              <w:spacing w:before="20" w:after="20" w:line="252"/>
-            </w:pPr>
-            <w:r>
-              <w:rPr>
+          </w:tcPr>
+          <w:p>
+            <w:r>
+              <w:rPr>
+                <w:color w:val="000000"/>
                 <w:sz w:val="19"/>
                 <w:szCs w:val="19"/>
               </w:rPr>
@@ -3000,14 +2553,11 @@
               <w:bottom w:type="dxa" w:w="60"/>
               <w:right w:type="dxa" w:w="100"/>
             </w:tcMar>
-            <w:vAlign w:val="top"/>
-          </w:tcPr>
-          <w:p>
-            <w:pPr>
-              <w:spacing w:before="20" w:after="20" w:line="252"/>
-            </w:pPr>
-            <w:r>
-              <w:rPr>
+          </w:tcPr>
+          <w:p>
+            <w:r>
+              <w:rPr>
+                <w:color w:val="000000"/>
                 <w:sz w:val="19"/>
                 <w:szCs w:val="19"/>
               </w:rPr>
@@ -3024,18 +2574,15 @@
               <w:bottom w:type="dxa" w:w="60"/>
               <w:right w:type="dxa" w:w="100"/>
             </w:tcMar>
-            <w:vAlign w:val="top"/>
-          </w:tcPr>
-          <w:p>
-            <w:pPr>
-              <w:spacing w:before="20" w:after="20" w:line="252"/>
-            </w:pPr>
-            <w:r>
-              <w:rPr>
-                <w:sz w:val="19"/>
-                <w:szCs w:val="19"/>
-              </w:rPr>
-              <w:t xml:space="preserve">Show the task list. If the student searches or filters, apply the search and filters; otherwise return straight away.</w:t>
+          </w:tcPr>
+          <w:p>
+            <w:r>
+              <w:rPr>
+                <w:color w:val="000000"/>
+                <w:sz w:val="19"/>
+                <w:szCs w:val="19"/>
+              </w:rPr>
+              <w:t xml:space="preserve">Display the list of tasks. If the student searches or filters, apply the search and filters; otherwise return straight away.</w:t>
             </w:r>
           </w:p>
         </w:tc>
@@ -3043,6 +2590,7 @@
       <w:tr>
         <w:trPr>
           <w:cantSplit/>
+          <w:tblHeader w:val="false"/>
         </w:trPr>
         <w:tc>
           <w:tcPr>
@@ -3053,18 +2601,15 @@
               <w:bottom w:type="dxa" w:w="60"/>
               <w:right w:type="dxa" w:w="100"/>
             </w:tcMar>
-            <w:vAlign w:val="top"/>
-          </w:tcPr>
-          <w:p>
-            <w:pPr>
-              <w:spacing w:before="20" w:after="20" w:line="252"/>
-            </w:pPr>
-            <w:r>
-              <w:rPr>
-                <w:sz w:val="19"/>
-                <w:szCs w:val="19"/>
-              </w:rPr>
-              <w:t xml:space="preserve">[mark done]</w:t>
+          </w:tcPr>
+          <w:p>
+            <w:r>
+              <w:rPr>
+                <w:color w:val="000000"/>
+                <w:sz w:val="19"/>
+                <w:szCs w:val="19"/>
+              </w:rPr>
+              <w:t xml:space="preserve">UC5 Toggles tasks between "done" and "not done" and updates weekly progress.</w:t>
             </w:r>
           </w:p>
         </w:tc>
@@ -3077,18 +2622,15 @@
               <w:bottom w:type="dxa" w:w="60"/>
               <w:right w:type="dxa" w:w="100"/>
             </w:tcMar>
-            <w:vAlign w:val="top"/>
-          </w:tcPr>
-          <w:p>
-            <w:pPr>
-              <w:spacing w:before="20" w:after="20" w:line="252"/>
-            </w:pPr>
-            <w:r>
-              <w:rPr>
-                <w:sz w:val="19"/>
-                <w:szCs w:val="19"/>
-              </w:rPr>
-              <w:t xml:space="preserve">UC5</w:t>
+          </w:tcPr>
+          <w:p>
+            <w:r>
+              <w:rPr>
+                <w:color w:val="000000"/>
+                <w:sz w:val="19"/>
+                <w:szCs w:val="19"/>
+              </w:rPr>
+              <w:t xml:space="preserve"/>
             </w:r>
           </w:p>
         </w:tc>
@@ -3101,18 +2643,15 @@
               <w:bottom w:type="dxa" w:w="60"/>
               <w:right w:type="dxa" w:w="100"/>
             </w:tcMar>
-            <w:vAlign w:val="top"/>
-          </w:tcPr>
-          <w:p>
-            <w:pPr>
-              <w:spacing w:before="20" w:after="20" w:line="252"/>
-            </w:pPr>
-            <w:r>
-              <w:rPr>
-                <w:sz w:val="19"/>
-                <w:szCs w:val="19"/>
-              </w:rPr>
-              <w:t xml:space="preserve">Toggle the task between done and not done, then update the weekly progress.</w:t>
+          </w:tcPr>
+          <w:p>
+            <w:r>
+              <w:rPr>
+                <w:color w:val="000000"/>
+                <w:sz w:val="19"/>
+                <w:szCs w:val="19"/>
+              </w:rPr>
+              <w:t xml:space="preserve"/>
             </w:r>
           </w:p>
         </w:tc>
@@ -3120,6 +2659,7 @@
       <w:tr>
         <w:trPr>
           <w:cantSplit/>
+          <w:tblHeader w:val="false"/>
         </w:trPr>
         <w:tc>
           <w:tcPr>
@@ -3130,14 +2670,11 @@
               <w:bottom w:type="dxa" w:w="60"/>
               <w:right w:type="dxa" w:w="100"/>
             </w:tcMar>
-            <w:vAlign w:val="top"/>
-          </w:tcPr>
-          <w:p>
-            <w:pPr>
-              <w:spacing w:before="20" w:after="20" w:line="252"/>
-            </w:pPr>
-            <w:r>
-              <w:rPr>
+          </w:tcPr>
+          <w:p>
+            <w:r>
+              <w:rPr>
+                <w:color w:val="000000"/>
                 <w:sz w:val="19"/>
                 <w:szCs w:val="19"/>
               </w:rPr>
@@ -3154,14 +2691,11 @@
               <w:bottom w:type="dxa" w:w="60"/>
               <w:right w:type="dxa" w:w="100"/>
             </w:tcMar>
-            <w:vAlign w:val="top"/>
-          </w:tcPr>
-          <w:p>
-            <w:pPr>
-              <w:spacing w:before="20" w:after="20" w:line="252"/>
-            </w:pPr>
-            <w:r>
-              <w:rPr>
+          </w:tcPr>
+          <w:p>
+            <w:r>
+              <w:rPr>
+                <w:color w:val="000000"/>
                 <w:sz w:val="19"/>
                 <w:szCs w:val="19"/>
               </w:rPr>
@@ -3178,18 +2712,15 @@
               <w:bottom w:type="dxa" w:w="60"/>
               <w:right w:type="dxa" w:w="100"/>
             </w:tcMar>
-            <w:vAlign w:val="top"/>
-          </w:tcPr>
-          <w:p>
-            <w:pPr>
-              <w:spacing w:before="20" w:after="20" w:line="252"/>
-            </w:pPr>
-            <w:r>
-              <w:rPr>
-                <w:sz w:val="19"/>
-                <w:szCs w:val="19"/>
-              </w:rPr>
-              <w:t xml:space="preserve">Ask for confirmation. If confirmed, delete the task and its reminder; if cancelled, nothing changes.</w:t>
+          </w:tcPr>
+          <w:p>
+            <w:r>
+              <w:rPr>
+                <w:color w:val="000000"/>
+                <w:sz w:val="19"/>
+                <w:szCs w:val="19"/>
+              </w:rPr>
+              <w:t xml:space="preserve">Ask for confirmation. If it is confirmed, remove the task and the reminder and nothing happens if it is cancelled.</w:t>
             </w:r>
           </w:p>
         </w:tc>
@@ -3197,6 +2728,7 @@
       <w:tr>
         <w:trPr>
           <w:cantSplit/>
+          <w:tblHeader w:val="false"/>
         </w:trPr>
         <w:tc>
           <w:tcPr>
@@ -3207,18 +2739,15 @@
               <w:bottom w:type="dxa" w:w="60"/>
               <w:right w:type="dxa" w:w="100"/>
             </w:tcMar>
-            <w:vAlign w:val="top"/>
-          </w:tcPr>
-          <w:p>
-            <w:pPr>
-              <w:spacing w:before="20" w:after="20" w:line="252"/>
-            </w:pPr>
-            <w:r>
-              <w:rPr>
-                <w:sz w:val="19"/>
-                <w:szCs w:val="19"/>
-              </w:rPr>
-              <w:t xml:space="preserve">[add / edit]</w:t>
+          </w:tcPr>
+          <w:p>
+            <w:r>
+              <w:rPr>
+                <w:color w:val="000000"/>
+                <w:sz w:val="19"/>
+                <w:szCs w:val="19"/>
+              </w:rPr>
+              <w:t xml:space="preserve">If need be, add / edit the details and check for validity, repeat until valid. Record the task on the phone, set up a reminder (Phase 2) and add to Google Calendar (Phase 2) if student requested (the last two).</w:t>
             </w:r>
           </w:p>
         </w:tc>
@@ -3231,18 +2760,15 @@
               <w:bottom w:type="dxa" w:w="60"/>
               <w:right w:type="dxa" w:w="100"/>
             </w:tcMar>
-            <w:vAlign w:val="top"/>
-          </w:tcPr>
-          <w:p>
-            <w:pPr>
-              <w:spacing w:before="20" w:after="20" w:line="252"/>
-            </w:pPr>
-            <w:r>
-              <w:rPr>
-                <w:sz w:val="19"/>
-                <w:szCs w:val="19"/>
-              </w:rPr>
-              <w:t xml:space="preserve">UC3</w:t>
+          </w:tcPr>
+          <w:p>
+            <w:r>
+              <w:rPr>
+                <w:color w:val="000000"/>
+                <w:sz w:val="19"/>
+                <w:szCs w:val="19"/>
+              </w:rPr>
+              <w:t xml:space="preserve"/>
             </w:r>
           </w:p>
         </w:tc>
@@ -3255,18 +2781,15 @@
               <w:bottom w:type="dxa" w:w="60"/>
               <w:right w:type="dxa" w:w="100"/>
             </w:tcMar>
-            <w:vAlign w:val="top"/>
-          </w:tcPr>
-          <w:p>
-            <w:pPr>
-              <w:spacing w:before="20" w:after="20" w:line="252"/>
-            </w:pPr>
-            <w:r>
-              <w:rPr>
-                <w:sz w:val="19"/>
-                <w:szCs w:val="19"/>
-              </w:rPr>
-              <w:t xml:space="preserve">Enter or change the details and validate them, repeating until they are valid. Save the task on the phone, schedule its reminder if one was chosen, and add it to Google Calendar if the student asked (the last two in Phase 2).</w:t>
+          </w:tcPr>
+          <w:p>
+            <w:r>
+              <w:rPr>
+                <w:color w:val="000000"/>
+                <w:sz w:val="19"/>
+                <w:szCs w:val="19"/>
+              </w:rPr>
+              <w:t xml:space="preserve"/>
             </w:r>
           </w:p>
         </w:tc>
@@ -3274,6 +2797,7 @@
       <w:tr>
         <w:trPr>
           <w:cantSplit/>
+          <w:tblHeader w:val="false"/>
         </w:trPr>
         <w:tc>
           <w:tcPr>
@@ -3284,18 +2808,15 @@
               <w:bottom w:type="dxa" w:w="60"/>
               <w:right w:type="dxa" w:w="100"/>
             </w:tcMar>
-            <w:vAlign w:val="top"/>
-          </w:tcPr>
-          <w:p>
-            <w:pPr>
-              <w:spacing w:before="20" w:after="20" w:line="252"/>
-            </w:pPr>
-            <w:r>
-              <w:rPr>
-                <w:sz w:val="19"/>
-                <w:szCs w:val="19"/>
-              </w:rPr>
-              <w:t xml:space="preserve">[close app]</w:t>
+          </w:tcPr>
+          <w:p>
+            <w:r>
+              <w:rPr>
+                <w:color w:val="000000"/>
+                <w:sz w:val="19"/>
+                <w:szCs w:val="19"/>
+              </w:rPr>
+              <w:t xml:space="preserve">Close App — End of the activity.</w:t>
             </w:r>
           </w:p>
         </w:tc>
@@ -3308,18 +2829,15 @@
               <w:bottom w:type="dxa" w:w="60"/>
               <w:right w:type="dxa" w:w="100"/>
             </w:tcMar>
-            <w:vAlign w:val="top"/>
-          </w:tcPr>
-          <w:p>
-            <w:pPr>
-              <w:spacing w:before="20" w:after="20" w:line="252"/>
-            </w:pPr>
-            <w:r>
-              <w:rPr>
-                <w:sz w:val="19"/>
-                <w:szCs w:val="19"/>
-              </w:rPr>
-              <w:t xml:space="preserve">—</w:t>
+          </w:tcPr>
+          <w:p>
+            <w:r>
+              <w:rPr>
+                <w:color w:val="000000"/>
+                <w:sz w:val="19"/>
+                <w:szCs w:val="19"/>
+              </w:rPr>
+              <w:t xml:space="preserve"/>
             </w:r>
           </w:p>
         </w:tc>
@@ -3332,23 +2850,25 @@
               <w:bottom w:type="dxa" w:w="60"/>
               <w:right w:type="dxa" w:w="100"/>
             </w:tcMar>
-            <w:vAlign w:val="top"/>
-          </w:tcPr>
-          <w:p>
-            <w:pPr>
-              <w:spacing w:before="20" w:after="20" w:line="252"/>
-            </w:pPr>
-            <w:r>
-              <w:rPr>
-                <w:sz w:val="19"/>
-                <w:szCs w:val="19"/>
-              </w:rPr>
-              <w:t xml:space="preserve">End of the activity.</w:t>
+          </w:tcPr>
+          <w:p>
+            <w:r>
+              <w:rPr>
+                <w:color w:val="000000"/>
+                <w:sz w:val="19"/>
+                <w:szCs w:val="19"/>
+              </w:rPr>
+              <w:t xml:space="preserve"/>
             </w:r>
           </w:p>
         </w:tc>
       </w:tr>
     </w:tbl>
+    <w:p>
+      <w:pPr>
+        <w:spacing w:after="120"/>
+      </w:pPr>
+    </w:p>
     <w:p>
       <w:pPr>
         <w:keepNext/>
@@ -3406,11 +2926,11 @@
         <w:rPr>
           <w:i/>
           <w:iCs/>
-          <w:color w:val="475569"/>
+          <w:color w:val="000000"/>
           <w:sz w:val="18"/>
           <w:szCs w:val="18"/>
         </w:rPr>
-        <w:t xml:space="preserve">Figure 2: StudyPulse activity diagram</w:t>
+        <w:t xml:space="preserve">StudyPulse activity diagram (2)</w:t>
       </w:r>
     </w:p>
     <w:p>
@@ -3419,7 +2939,10 @@
         <w:pageBreakBefore/>
       </w:pPr>
       <w:r>
-        <w:t xml:space="preserve">5. UI Prototype and Implementation</w:t>
+        <w:rPr>
+          <w:color w:val="000000"/>
+        </w:rPr>
+        <w:t xml:space="preserve">The development of UI prototype and implementation;</w:t>
       </w:r>
     </w:p>
     <w:p>
@@ -3427,47 +2950,10 @@
         <w:spacing w:after="120" w:line="276"/>
       </w:pPr>
       <w:r>
-        <w:t xml:space="preserve">Phase 1 delivers three working screens built with React Native, Expo Router and TypeScript. The app opens on the </w:t>
-      </w:r>
-      <w:r>
-        <w:rPr>
-          <w:b/>
-          <w:bCs/>
-        </w:rPr>
-        <w:t xml:space="preserve">Today</w:t>
-      </w:r>
-      <w:r>
-        <w:t xml:space="preserve"> tab; the bottom tab bar switches between </w:t>
-      </w:r>
-      <w:r>
-        <w:rPr>
-          <w:b/>
-          <w:bCs/>
-        </w:rPr>
-        <w:t xml:space="preserve">Today</w:t>
-      </w:r>
-      <w:r>
-        <w:t xml:space="preserve"> and </w:t>
-      </w:r>
-      <w:r>
-        <w:rPr>
-          <w:b/>
-          <w:bCs/>
-        </w:rPr>
-        <w:t xml:space="preserve">Tasks</w:t>
-      </w:r>
-      <w:r>
-        <w:t xml:space="preserve">, and the </w:t>
-      </w:r>
-      <w:r>
-        <w:rPr>
-          <w:b/>
-          <w:bCs/>
-        </w:rPr>
-        <w:t xml:space="preserve">Add / Edit Task</w:t>
-      </w:r>
-      <w:r>
-        <w:t xml:space="preserve"> form opens as a stack screen with a back button. The screens work on real data: every task is saved on the phone with AsyncStorage, so tasks that are added, edited, ticked off or deleted are still there after the app restarts. On the very first launch the app adds eight sample tasks (with dates relative to the current day) so the prototype can be demonstrated. Reminder notifications and the Google Calendar export are added in Phase 2.</w:t>
+        <w:rPr>
+          <w:color w:val="000000"/>
+        </w:rPr>
+        <w:t xml:space="preserve">Phase 1 provides 3 screens, created using React Native, Expo Router and TypeScript. The app starts on the Today tab and the bottom tab bar alternates between Today and Tasks; the Add / Edit Task form appears as a stack screen with a back button. The screens are based on real data: all the tasks are stored in the phone with AsyncStorage, so if you add, edit, mark off or remove a task, you can see it again when the app restarts. On the very first launch, the app adds eight sample tasks (with dates relative to the current day) to enable the prototype to be demonstrated. Reminder notifications and Google Calendar export is added in Phase 2.</w:t>
       </w:r>
     </w:p>
     <w:p>
@@ -3475,6 +2961,9 @@
         <w:pStyle w:val="Heading2"/>
       </w:pPr>
       <w:r>
+        <w:rPr>
+          <w:color w:val="000000"/>
+        </w:rPr>
         <w:t xml:space="preserve">5.1 Screen 1: Today Dashboard (FR4, FR6)</w:t>
       </w:r>
     </w:p>
@@ -3483,47 +2972,10 @@
         <w:spacing w:after="120" w:line="276"/>
       </w:pPr>
       <w:r>
-        <w:t xml:space="preserve">The first screen the student sees. It greets the student with the date and a </w:t>
-      </w:r>
-      <w:r>
-        <w:rPr>
-          <w:b/>
-          <w:bCs/>
-        </w:rPr>
-        <w:t xml:space="preserve">This week</w:t>
-      </w:r>
-      <w:r>
-        <w:t xml:space="preserve"> card showing how many of the tasks due in the next 7 days are done, with a progress bar and the number of upcoming exams. Below it, </w:t>
-      </w:r>
-      <w:r>
-        <w:rPr>
-          <w:b/>
-          <w:bCs/>
-        </w:rPr>
-        <w:t xml:space="preserve">Overdue</w:t>
-      </w:r>
-      <w:r>
-        <w:t xml:space="preserve"> tasks are listed in red, then the tasks </w:t>
-      </w:r>
-      <w:r>
-        <w:rPr>
-          <w:b/>
-          <w:bCs/>
-        </w:rPr>
-        <w:t xml:space="preserve">Due today</w:t>
-      </w:r>
-      <w:r>
-        <w:t xml:space="preserve"> and the </w:t>
-      </w:r>
-      <w:r>
-        <w:rPr>
-          <w:b/>
-          <w:bCs/>
-        </w:rPr>
-        <w:t xml:space="preserve">Upcoming exams</w:t>
-      </w:r>
-      <w:r>
-        <w:t xml:space="preserve"> of the next 14 days. Each task card shows its priority as a coloured bar (red high, amber medium, grey low), a type pill with an icon, the course code and a due label (Overdue, Today, Tomorrow or the date and time). Tapping the circle ticks the task off; tapping the card opens it for editing; the + button adds a task. Empty sections say so (“Nothing due today. Enjoy the free time!”).</w:t>
+        <w:rPr>
+          <w:color w:val="000000"/>
+        </w:rPr>
+        <w:t xml:space="preserve">The initial screen that the student encounters. It welcomes the student with the date and a card indicating how many of the tasks are completed in the next 7 days, has a progress bar and the number of exams to come. Below it, the tasks in red are the tasks that are overdue, followed by the tasks Due today and the Upcoming exams of the next 14 days. Priority of each task card is indicated by a coloured bar (red, amber, grey), a type pill with icon, course code and a due label (Overdue, Today, Tomorrow or date and time). The circle will be checked once tapped, the card will be opened for editing when tapped and the + will add a task. Blank spaces state the same “Nothing due today. Have a great time!</w:t>
       </w:r>
     </w:p>
     <w:tbl>
@@ -3611,7 +3063,7 @@
               <w:rPr>
                 <w:i/>
                 <w:iCs/>
-                <w:color w:val="475569"/>
+                <w:color w:val="000000"/>
                 <w:sz w:val="18"/>
                 <w:szCs w:val="18"/>
               </w:rPr>
@@ -3684,7 +3136,7 @@
               <w:rPr>
                 <w:i/>
                 <w:iCs/>
-                <w:color w:val="475569"/>
+                <w:color w:val="000000"/>
                 <w:sz w:val="18"/>
                 <w:szCs w:val="18"/>
               </w:rPr>
@@ -3699,6 +3151,9 @@
         <w:pStyle w:val="Heading2"/>
       </w:pPr>
       <w:r>
+        <w:rPr>
+          <w:color w:val="000000"/>
+        </w:rPr>
         <w:t xml:space="preserve">5.2 Screen 2: Task List (FR4, FR5)</w:t>
       </w:r>
     </w:p>
@@ -3707,47 +3162,10 @@
         <w:spacing w:after="120" w:line="276"/>
       </w:pPr>
       <w:r>
-        <w:t xml:space="preserve">Lists the tasks sorted by due date, unfinished first. A search box matches the title or course code as the student types; </w:t>
-      </w:r>
-      <w:r>
-        <w:rPr>
-          <w:b/>
-          <w:bCs/>
-        </w:rPr>
-        <w:t xml:space="preserve">To do / Done / All</w:t>
-      </w:r>
-      <w:r>
-        <w:t xml:space="preserve"> chips filter by status and </w:t>
-      </w:r>
-      <w:r>
-        <w:rPr>
-          <w:b/>
-          <w:bCs/>
-        </w:rPr>
-        <w:t xml:space="preserve">All types / Assignments / Exams / Study</w:t>
-      </w:r>
-      <w:r>
-        <w:t xml:space="preserve"> chips filter by type, with a live count of the results. Each row has the same card and one-tap check box as the dashboard, and the floating + button adds a task. When nothing matches, the screen says “No tasks match” with a </w:t>
-      </w:r>
-      <w:r>
-        <w:rPr>
-          <w:b/>
-          <w:bCs/>
-        </w:rPr>
-        <w:t xml:space="preserve">Clear filters</w:t>
-      </w:r>
-      <w:r>
-        <w:t xml:space="preserve"> button; with no tasks at all it offers </w:t>
-      </w:r>
-      <w:r>
-        <w:rPr>
-          <w:b/>
-          <w:bCs/>
-        </w:rPr>
-        <w:t xml:space="preserve">Add a task</w:t>
-      </w:r>
-      <w:r>
-        <w:t xml:space="preserve">.</w:t>
+        <w:rPr>
+          <w:color w:val="000000"/>
+        </w:rPr>
+        <w:t xml:space="preserve">Lists tasks in order by due date, with tasks that have not yet been completed first. As the student enters text into the search box, the results become more specific; To do / Done / All chips narrow the results and All types / Assignments / Exams / Study chips narrow the results too, and display a live count of the results. There is a card and check box (one-tap) in each row, just like in the dashboard, and a plus button for adding a task. If there are no tasks, it shows No tasks match with Clear filters button, if there are no matching tasks.</w:t>
       </w:r>
     </w:p>
     <w:tbl>
@@ -3835,7 +3253,7 @@
               <w:rPr>
                 <w:i/>
                 <w:iCs/>
-                <w:color w:val="475569"/>
+                <w:color w:val="000000"/>
                 <w:sz w:val="18"/>
                 <w:szCs w:val="18"/>
               </w:rPr>
@@ -3908,11 +3326,11 @@
               <w:rPr>
                 <w:i/>
                 <w:iCs/>
-                <w:color w:val="475569"/>
+                <w:color w:val="000000"/>
                 <w:sz w:val="18"/>
                 <w:szCs w:val="18"/>
               </w:rPr>
-              <w:t xml:space="preserve">Figure 6: All exams, including finished ones</w:t>
+              <w:t xml:space="preserve">Figure 6: All exams (finished exams)</w:t>
             </w:r>
           </w:p>
         </w:tc>
@@ -3923,6 +3341,9 @@
         <w:pStyle w:val="Heading2"/>
       </w:pPr>
       <w:r>
+        <w:rPr>
+          <w:color w:val="000000"/>
+        </w:rPr>
         <w:t xml:space="preserve">5.3 Screen 3: Add / Edit Task (FR1, FR2, FR3)</w:t>
       </w:r>
     </w:p>
@@ -3931,37 +3352,10 @@
         <w:spacing w:after="120" w:line="276"/>
       </w:pPr>
       <w:r>
-        <w:t xml:space="preserve">One form is used to add a new task (title </w:t>
-      </w:r>
-      <w:r>
-        <w:rPr>
-          <w:b/>
-          <w:bCs/>
-        </w:rPr>
-        <w:t xml:space="preserve">New task</w:t>
-      </w:r>
-      <w:r>
-        <w:t xml:space="preserve">) and to edit an existing one (title </w:t>
-      </w:r>
-      <w:r>
-        <w:rPr>
-          <w:b/>
-          <w:bCs/>
-        </w:rPr>
-        <w:t xml:space="preserve">Edit task</w:t>
-      </w:r>
-      <w:r>
-        <w:t xml:space="preserve">, opened with the task’s id as a route parameter). It has fields for title and course code, chips for the type, a due date with </w:t>
-      </w:r>
-      <w:r>
-        <w:rPr>
-          <w:b/>
-          <w:bCs/>
-        </w:rPr>
-        <w:t xml:space="preserve">Today / Tomorrow / In a week</w:t>
-      </w:r>
-      <w:r>
-        <w:t xml:space="preserve"> shortcuts, an optional 24-hour time, priority and reminder chips, and notes with a character counter.</w:t>
+        <w:rPr>
+          <w:color w:val="000000"/>
+        </w:rPr>
+        <w:t xml:space="preserve">There are two forms: one for creating a new task (New task), and another to edit an old one (Edited with the id of the task as a route parameter: Edit task). It features a title field, a course code field, type chips, a due date field with a Today / Tomorrow shortcut, a 24-hour time field (optional), priority chips, reminders and a notes field with character counter.</w:t>
       </w:r>
     </w:p>
     <w:p>
@@ -3969,37 +3363,10 @@
         <w:spacing w:after="120" w:line="276"/>
       </w:pPr>
       <w:r>
-        <w:t xml:space="preserve">Pressing </w:t>
-      </w:r>
-      <w:r>
-        <w:rPr>
-          <w:b/>
-          <w:bCs/>
-        </w:rPr>
-        <w:t xml:space="preserve">Add task</w:t>
-      </w:r>
-      <w:r>
-        <w:t xml:space="preserve"> or </w:t>
-      </w:r>
-      <w:r>
-        <w:rPr>
-          <w:b/>
-          <w:bCs/>
-        </w:rPr>
-        <w:t xml:space="preserve">Save changes</w:t>
-      </w:r>
-      <w:r>
-        <w:t xml:space="preserve"> validates the form (FR2). Invalid fields turn red with a message underneath, a banner at the top says how many fields need fixing, and the first invalid field receives focus. The messages are: “Title is required”, “Title must be at least 3 characters”, “Course code is required”, “Use 2–12 letters or digits, e.g. CSCI38H”, “Due date is required”, “Enter a real date as YYYY-MM-DD”, “Due date cannot be in the past”, “Use 24-hour time, e.g. 09:30”, “Add a due time to get a reminder 1 hour before”, “That reminder time has already passed” and “Notes must be 200 characters or fewer”. In edit mode a </w:t>
-      </w:r>
-      <w:r>
-        <w:rPr>
-          <w:b/>
-          <w:bCs/>
-        </w:rPr>
-        <w:t xml:space="preserve">Delete task</w:t>
-      </w:r>
-      <w:r>
-        <w:t xml:space="preserve"> button asks for confirmation before deleting (FR3).</w:t>
+        <w:rPr>
+          <w:color w:val="000000"/>
+        </w:rPr>
+        <w:t xml:space="preserve">The form (FR2) will be validated when pressing Add task or Save changes. Incompatible fields are coloured in red with a message below, there is a banner on the top of the page stating how many fields are incompatible and the first incompatible field will be focused. These messages are: “Title is required”, “Title must be at least 3 characters”, “Course code is required”, “Use 2–12 letters or digits, e.g. CSCI38H”, “Due date is required”, “Enter a real date as YYYY-MM-DD”, “Due date cannot be in the past”, “Use 24-hour time, e.g. 09:30”, “Add a due time to get a reminder 1 hour before”, or “That reminder time has already passed”, and “Notes must be 200 characters or fewer”. A Delete task button is used to delete, which requires confirmation in edit mode (FR3).</w:t>
       </w:r>
     </w:p>
     <w:tbl>
@@ -4087,7 +3454,7 @@
               <w:rPr>
                 <w:i/>
                 <w:iCs/>
-                <w:color w:val="475569"/>
+                <w:color w:val="000000"/>
                 <w:sz w:val="18"/>
                 <w:szCs w:val="18"/>
               </w:rPr>
@@ -4160,7 +3527,7 @@
               <w:rPr>
                 <w:i/>
                 <w:iCs/>
-                <w:color w:val="475569"/>
+                <w:color w:val="000000"/>
                 <w:sz w:val="18"/>
                 <w:szCs w:val="18"/>
               </w:rPr>
@@ -4255,7 +3622,7 @@
               <w:rPr>
                 <w:i/>
                 <w:iCs/>
-                <w:color w:val="475569"/>
+                <w:color w:val="000000"/>
                 <w:sz w:val="18"/>
                 <w:szCs w:val="18"/>
               </w:rPr>
@@ -4328,11 +3695,11 @@
               <w:rPr>
                 <w:i/>
                 <w:iCs/>
-                <w:color w:val="475569"/>
+                <w:color w:val="000000"/>
                 <w:sz w:val="18"/>
                 <w:szCs w:val="18"/>
               </w:rPr>
-              <w:t xml:space="preserve">Figure 10: Edit task: Save changes and Delete task</w:t>
+              <w:t xml:space="preserve">Save changes and delete task… is the Edit task dialog box.The Edit task dialog box is shown in figure 10.</w:t>
             </w:r>
           </w:p>
         </w:tc>
@@ -4343,137 +3710,65 @@
         <w:pStyle w:val="Heading2"/>
       </w:pPr>
       <w:r>
-        <w:t xml:space="preserve">5.4 Loading, empty and error states</w:t>
-      </w:r>
-    </w:p>
-    <w:p>
-      <w:pPr>
-        <w:pStyle w:val="ListParagraph"/>
-        <w:numPr>
-          <w:ilvl w:val="0"/>
-          <w:numId w:val="2"/>
-        </w:numPr>
-        <w:spacing w:after="60" w:line="276"/>
-      </w:pPr>
-      <w:r>
-        <w:rPr>
-          <w:b/>
-          <w:bCs/>
-        </w:rPr>
-        <w:t xml:space="preserve">Loading:</w:t>
-      </w:r>
-      <w:r>
-        <w:t xml:space="preserve"> a spinner with “Loading your tasks…” while the tasks are read from the phone.</w:t>
-      </w:r>
-    </w:p>
-    <w:p>
-      <w:pPr>
-        <w:pStyle w:val="ListParagraph"/>
-        <w:numPr>
-          <w:ilvl w:val="0"/>
-          <w:numId w:val="2"/>
-        </w:numPr>
-        <w:spacing w:after="60" w:line="276"/>
-      </w:pPr>
-      <w:r>
-        <w:rPr>
-          <w:b/>
-          <w:bCs/>
-        </w:rPr>
-        <w:t xml:space="preserve">Load error:</w:t>
-      </w:r>
-      <w:r>
-        <w:t xml:space="preserve"> “Couldn’t load your tasks” with a </w:t>
-      </w:r>
-      <w:r>
-        <w:rPr>
-          <w:b/>
-          <w:bCs/>
-        </w:rPr>
-        <w:t xml:space="preserve">Try again</w:t>
-      </w:r>
-      <w:r>
-        <w:t xml:space="preserve"> button.</w:t>
-      </w:r>
-    </w:p>
-    <w:p>
-      <w:pPr>
-        <w:pStyle w:val="ListParagraph"/>
-        <w:numPr>
-          <w:ilvl w:val="0"/>
-          <w:numId w:val="2"/>
-        </w:numPr>
-        <w:spacing w:after="60" w:line="276"/>
-      </w:pPr>
-      <w:r>
-        <w:rPr>
-          <w:b/>
-          <w:bCs/>
-        </w:rPr>
-        <w:t xml:space="preserve">Save error:</w:t>
-      </w:r>
-      <w:r>
-        <w:t xml:space="preserve"> a red banner, “Your last change could not be saved on this device.”</w:t>
-      </w:r>
-    </w:p>
-    <w:p>
-      <w:pPr>
-        <w:pStyle w:val="ListParagraph"/>
-        <w:numPr>
-          <w:ilvl w:val="0"/>
-          <w:numId w:val="2"/>
-        </w:numPr>
-        <w:spacing w:after="60" w:line="276"/>
-      </w:pPr>
-      <w:r>
-        <w:rPr>
-          <w:b/>
-          <w:bCs/>
-        </w:rPr>
-        <w:t xml:space="preserve">Empty:</w:t>
-      </w:r>
-      <w:r>
-        <w:t xml:space="preserve"> “Nothing due today”, “No exams in the next two weeks”, “No tasks match” (with </w:t>
-      </w:r>
-      <w:r>
-        <w:rPr>
-          <w:b/>
-          <w:bCs/>
-        </w:rPr>
-        <w:t xml:space="preserve">Clear filters</w:t>
-      </w:r>
-      <w:r>
-        <w:t xml:space="preserve">), “No tasks yet” (with </w:t>
-      </w:r>
-      <w:r>
-        <w:rPr>
-          <w:b/>
-          <w:bCs/>
-        </w:rPr>
-        <w:t xml:space="preserve">Add a task</w:t>
-      </w:r>
-      <w:r>
-        <w:t xml:space="preserve">), “Task not found” for an invalid task id.</w:t>
-      </w:r>
-    </w:p>
-    <w:p>
-      <w:pPr>
-        <w:pStyle w:val="ListParagraph"/>
-        <w:numPr>
-          <w:ilvl w:val="0"/>
-          <w:numId w:val="2"/>
-        </w:numPr>
-        <w:spacing w:after="60" w:line="276"/>
-      </w:pPr>
-      <w:r>
-        <w:rPr>
-          <w:b/>
-          <w:bCs/>
-        </w:rPr>
-        <w:t xml:space="preserve">Feedback and accessibility:</w:t>
-      </w:r>
-      <w:r>
-        <w:t xml:space="preserve"> every button dims while pressed; check boxes, buttons, chips and inputs have accessibility roles and labels for screen readers.</w:t>
+        <w:rPr>
+          <w:color w:val="000000"/>
+        </w:rPr>
+        <w:t xml:space="preserve">This represents the loading, empty and error states of 5.4.</w:t>
+      </w:r>
+    </w:p>
+    <w:p>
+      <w:pPr>
+        <w:spacing w:after="120" w:line="276"/>
+      </w:pPr>
+      <w:r>
+        <w:rPr>
+          <w:color w:val="000000"/>
+        </w:rPr>
+        <w:t xml:space="preserve">Loading: A spinner, with the message “Loading your tasks…”, appears while the tasks are being read from the phone.</w:t>
+      </w:r>
+    </w:p>
+    <w:p>
+      <w:pPr>
+        <w:spacing w:after="120" w:line="276"/>
+      </w:pPr>
+      <w:r>
+        <w:rPr>
+          <w:color w:val="000000"/>
+        </w:rPr>
+        <w:t xml:space="preserve">Add a Try again button to the Load error: “Couldn't load your tasks”.</w:t>
+      </w:r>
+    </w:p>
+    <w:p>
+      <w:pPr>
+        <w:spacing w:after="120" w:line="276"/>
+      </w:pPr>
+      <w:r>
+        <w:rPr>
+          <w:color w:val="000000"/>
+        </w:rPr>
+        <w:t xml:space="preserve">When you are saving an error with a red banner appears, “Your last change could not be saved on this device.”</w:t>
+      </w:r>
+    </w:p>
+    <w:p>
+      <w:pPr>
+        <w:spacing w:after="120" w:line="276"/>
+      </w:pPr>
+      <w:r>
+        <w:rPr>
+          <w:color w:val="000000"/>
+        </w:rPr>
+        <w:t xml:space="preserve">Instead of showing tasks, you will see empty instead.Empty: “Nothing due today”, “No exams in the next two weeks”, “No tasks match” (with Clear filters), “No tasks yet” (with Add a task), “Task not found” for an invalid task id.</w:t>
+      </w:r>
+    </w:p>
+    <w:p>
+      <w:pPr>
+        <w:spacing w:after="120" w:line="276"/>
+      </w:pPr>
+      <w:r>
+        <w:rPr>
+          <w:color w:val="000000"/>
+        </w:rPr>
+        <w:t xml:space="preserve">Feedback and accessibility: all buttons dim down when they are depressed; buttons, check boxes, chips and inputs contain accessibility roles and labels for screen readers.</w:t>
       </w:r>
     </w:p>
     <w:p>
@@ -4481,6 +3776,9 @@
         <w:pStyle w:val="Heading1"/>
       </w:pPr>
       <w:r>
+        <w:rPr>
+          <w:color w:val="000000"/>
+        </w:rPr>
         <w:t xml:space="preserve">6. Architecture and Design Pattern</w:t>
       </w:r>
     </w:p>
@@ -4489,7 +3787,10 @@
         <w:pStyle w:val="Heading2"/>
       </w:pPr>
       <w:r>
-        <w:t xml:space="preserve">6.1 Selected pattern: Provider (React Context) with a feature-based structure</w:t>
+        <w:rPr>
+          <w:color w:val="000000"/>
+        </w:rPr>
+        <w:t xml:space="preserve">6.1 - Selected pattern: Provider (React Context) with a feature-based structure</w:t>
       </w:r>
     </w:p>
     <w:p>
@@ -4497,103 +3798,10 @@
         <w:spacing w:after="120" w:line="276"/>
       </w:pPr>
       <w:r>
-        <w:t xml:space="preserve">StudyPulse uses the </w:t>
-      </w:r>
-      <w:r>
-        <w:rPr>
-          <w:b/>
-          <w:bCs/>
-        </w:rPr>
-        <w:t xml:space="preserve">Provider pattern</w:t>
-      </w:r>
-      <w:r>
-        <w:t xml:space="preserve"> inside a </w:t>
-      </w:r>
-      <w:r>
-        <w:rPr>
-          <w:b/>
-          <w:bCs/>
-        </w:rPr>
-        <w:t xml:space="preserve">feature-based</w:t>
-      </w:r>
-      <w:r>
-        <w:t xml:space="preserve"> folder structure. Route files in </w:t>
-      </w:r>
-      <w:r>
-        <w:rPr>
-          <w:sz w:val="20"/>
-          <w:szCs w:val="20"/>
-          <w:rFonts w:ascii="Consolas" w:cs="Consolas" w:eastAsia="Consolas" w:hAnsi="Consolas"/>
-        </w:rPr>
-        <w:t xml:space="preserve">src/app</w:t>
-      </w:r>
-      <w:r>
-        <w:t xml:space="preserve"> are thin: each one only renders a screen (Expo Router file-based routing). Everything about tasks lives in one feature folder, </w:t>
-      </w:r>
-      <w:r>
-        <w:rPr>
-          <w:sz w:val="20"/>
-          <w:szCs w:val="20"/>
-          <w:rFonts w:ascii="Consolas" w:cs="Consolas" w:eastAsia="Consolas" w:hAnsi="Consolas"/>
-        </w:rPr>
-        <w:t xml:space="preserve">src/features/tasks</w:t>
-      </w:r>
-      <w:r>
-        <w:t xml:space="preserve">. The </w:t>
-      </w:r>
-      <w:r>
-        <w:rPr>
-          <w:b/>
-          <w:bCs/>
-        </w:rPr>
-        <w:t xml:space="preserve">TasksProvider</w:t>
-      </w:r>
-      <w:r>
-        <w:t xml:space="preserve"> (React Context) owns the task list and exposes it with the actions add, update, toggle and delete through the </w:t>
-      </w:r>
-      <w:r>
-        <w:rPr>
-          <w:sz w:val="20"/>
-          <w:szCs w:val="20"/>
-          <w:rFonts w:ascii="Consolas" w:cs="Consolas" w:eastAsia="Consolas" w:hAnsi="Consolas"/>
-        </w:rPr>
-        <w:t xml:space="preserve">useTasks()</w:t>
-      </w:r>
-      <w:r>
-        <w:t xml:space="preserve"> hook. The form screen uses </w:t>
-      </w:r>
-      <w:r>
-        <w:rPr>
-          <w:sz w:val="20"/>
-          <w:szCs w:val="20"/>
-          <w:rFonts w:ascii="Consolas" w:cs="Consolas" w:eastAsia="Consolas" w:hAnsi="Consolas"/>
-        </w:rPr>
-        <w:t xml:space="preserve">useTaskForm()</w:t>
-      </w:r>
-      <w:r>
-        <w:t xml:space="preserve">, which holds the form’s state, validation and focus handling, so the screen itself only renders. The provider never touches storage directly: it calls </w:t>
-      </w:r>
-      <w:r>
-        <w:rPr>
-          <w:sz w:val="20"/>
-          <w:szCs w:val="20"/>
-          <w:rFonts w:ascii="Consolas" w:cs="Consolas" w:eastAsia="Consolas" w:hAnsi="Consolas"/>
-        </w:rPr>
-        <w:t xml:space="preserve">taskRepository</w:t>
-      </w:r>
-      <w:r>
-        <w:t xml:space="preserve">, the only code that knows where tasks are kept, which uses the shared AsyncStorage helpers in </w:t>
-      </w:r>
-      <w:r>
-        <w:rPr>
-          <w:sz w:val="20"/>
-          <w:szCs w:val="20"/>
-          <w:rFonts w:ascii="Consolas" w:cs="Consolas" w:eastAsia="Consolas" w:hAnsi="Consolas"/>
-        </w:rPr>
-        <w:t xml:space="preserve">services/storage.ts</w:t>
-      </w:r>
-      <w:r>
-        <w:t xml:space="preserve">.</w:t>
+        <w:rPr>
+          <w:color w:val="000000"/>
+        </w:rPr>
+        <w:t xml:space="preserve">StudyPulse is implemented with a feature-oriented folder architecture, and the Provider pattern. Thin route files in src/app: Each of these route files only render a screen (Expo Router file-based routing). All tasks are contained within one feature folder, src/features/tasks. The task list is owned by the TasksProvider (React Context) which exposes it to the world via the useTasks() hook, which provides add, update, toggle and delete actions. The form screen renders, but the state, validation and focus handling occurs within the form screen, which is contained within useTaskForm(), a stateful form. No storage is accessed directly by the provider; it calls taskRepository, which is the only code that knows where tasks are stored, and is provided by the shared AsyncStorage helpers in services/storage.ts.</w:t>
       </w:r>
     </w:p>
     <w:p>
@@ -4601,83 +3809,10 @@
         <w:spacing w:after="120" w:line="276"/>
       </w:pPr>
       <w:r>
-        <w:t xml:space="preserve">The business rules are </w:t>
-      </w:r>
-      <w:r>
-        <w:rPr>
-          <w:b/>
-          <w:bCs/>
-        </w:rPr>
-        <w:t xml:space="preserve">pure functions</w:t>
-      </w:r>
-      <w:r>
-        <w:t xml:space="preserve"> that do not import React: </w:t>
-      </w:r>
-      <w:r>
-        <w:rPr>
-          <w:sz w:val="20"/>
-          <w:szCs w:val="20"/>
-          <w:rFonts w:ascii="Consolas" w:cs="Consolas" w:eastAsia="Consolas" w:hAnsi="Consolas"/>
-        </w:rPr>
-        <w:t xml:space="preserve">validateTask()</w:t>
-      </w:r>
-      <w:r>
-        <w:t xml:space="preserve"> in </w:t>
-      </w:r>
-      <w:r>
-        <w:rPr>
-          <w:sz w:val="20"/>
-          <w:szCs w:val="20"/>
-          <w:rFonts w:ascii="Consolas" w:cs="Consolas" w:eastAsia="Consolas" w:hAnsi="Consolas"/>
-        </w:rPr>
-        <w:t xml:space="preserve">validation.ts</w:t>
-      </w:r>
-      <w:r>
-        <w:t xml:space="preserve">, and sorting, filtering and dashboard grouping in </w:t>
-      </w:r>
-      <w:r>
-        <w:rPr>
-          <w:sz w:val="20"/>
-          <w:szCs w:val="20"/>
-          <w:rFonts w:ascii="Consolas" w:cs="Consolas" w:eastAsia="Consolas" w:hAnsi="Consolas"/>
-        </w:rPr>
-        <w:t xml:space="preserve">logic.ts</w:t>
-      </w:r>
-      <w:r>
-        <w:t xml:space="preserve">. Shared, feature-free code sits outside the feature: UI primitives in </w:t>
-      </w:r>
-      <w:r>
-        <w:rPr>
-          <w:sz w:val="20"/>
-          <w:szCs w:val="20"/>
-          <w:rFonts w:ascii="Consolas" w:cs="Consolas" w:eastAsia="Consolas" w:hAnsi="Consolas"/>
-        </w:rPr>
-        <w:t xml:space="preserve">components/ui</w:t>
-      </w:r>
-      <w:r>
-        <w:t xml:space="preserve">, design tokens (colours, spacing, radius, font sizes) in </w:t>
-      </w:r>
-      <w:r>
-        <w:rPr>
-          <w:sz w:val="20"/>
-          <w:szCs w:val="20"/>
-          <w:rFonts w:ascii="Consolas" w:cs="Consolas" w:eastAsia="Consolas" w:hAnsi="Consolas"/>
-        </w:rPr>
-        <w:t xml:space="preserve">theme/tokens.ts</w:t>
-      </w:r>
-      <w:r>
-        <w:t xml:space="preserve"> and every route link in </w:t>
-      </w:r>
-      <w:r>
-        <w:rPr>
-          <w:sz w:val="20"/>
-          <w:szCs w:val="20"/>
-          <w:rFonts w:ascii="Consolas" w:cs="Consolas" w:eastAsia="Consolas" w:hAnsi="Consolas"/>
-        </w:rPr>
-        <w:t xml:space="preserve">navigation/routes.ts</w:t>
-      </w:r>
-      <w:r>
-        <w:t xml:space="preserve">. Imports go one way only: a feature may use shared code, but shared code never imports a feature.</w:t>
+        <w:rPr>
+          <w:color w:val="000000"/>
+        </w:rPr>
+        <w:t xml:space="preserve">The sorting, filtering and dashboard grouping in logic.ts and validateTask() in validation.ts are pure functions that don't import React. The feature: UI primitives in components/ui, design tokens (colours, spacing, radius, font sizes) in theme/tokens.ts, and all route links in navigation/routes.ts are all shared, feature-free code. Imports can only be made in one direction: a feature can use shared code, but not shared code can import a feature.</w:t>
       </w:r>
     </w:p>
     <w:p>
@@ -4736,11 +3871,11 @@
         <w:rPr>
           <w:i/>
           <w:iCs/>
-          <w:color w:val="475569"/>
+          <w:color w:val="000000"/>
           <w:sz w:val="18"/>
           <w:szCs w:val="18"/>
         </w:rPr>
-        <w:t xml:space="preserve">Figure 11: Layers of StudyPulse: data flows one way, from route to storage</w:t>
+        <w:t xml:space="preserve">The figure represents Layers of StudyPulse: one way data flows, from route to storage.</w:t>
       </w:r>
     </w:p>
     <w:tbl>
@@ -4779,7 +3914,7 @@
             </w:pPr>
             <w:r>
               <w:rPr>
-                <w:color w:val="1E293B"/>
+                <w:color w:val="000000"/>
                 <w:sz w:val="16"/>
                 <w:szCs w:val="16"/>
                 <w:rFonts w:ascii="Consolas" w:cs="Consolas" w:eastAsia="Consolas" w:hAnsi="Consolas"/>
@@ -4793,7 +3928,7 @@
             </w:pPr>
             <w:r>
               <w:rPr>
-                <w:color w:val="1E293B"/>
+                <w:color w:val="000000"/>
                 <w:sz w:val="16"/>
                 <w:szCs w:val="16"/>
                 <w:rFonts w:ascii="Consolas" w:cs="Consolas" w:eastAsia="Consolas" w:hAnsi="Consolas"/>
@@ -4807,12 +3942,12 @@
             </w:pPr>
             <w:r>
               <w:rPr>
-                <w:color w:val="1E293B"/>
+                <w:color w:val="000000"/>
                 <w:sz w:val="16"/>
                 <w:szCs w:val="16"/>
                 <w:rFonts w:ascii="Consolas" w:cs="Consolas" w:eastAsia="Consolas" w:hAnsi="Consolas"/>
               </w:rPr>
-              <w:t xml:space="preserve">│  ├─ _layout.tsx            root Stack, wraps the app in TasksProvider</w:t>
+              <w:t xml:space="preserve">│  │ └─ Layout.tsx                root Layout, provides the App with a common layout.│  └─ _layout.tsx                root Stack, wraps the App in TasksProvider.</w:t>
             </w:r>
           </w:p>
           <w:p>
@@ -4821,12 +3956,12 @@
             </w:pPr>
             <w:r>
               <w:rPr>
-                <w:color w:val="1E293B"/>
+                <w:color w:val="000000"/>
                 <w:sz w:val="16"/>
                 <w:szCs w:val="16"/>
                 <w:rFonts w:ascii="Consolas" w:cs="Consolas" w:eastAsia="Consolas" w:hAnsi="Consolas"/>
               </w:rPr>
-              <w:t xml:space="preserve">│  ├─ (tabs)/_layout.tsx     bottom tabs: Today, Tasks</w:t>
+              <w:t xml:space="preserve">│  ├─ (tabs)/movies.tsx   movies: Today, Movies</w:t>
             </w:r>
           </w:p>
           <w:p>
@@ -4835,7 +3970,7 @@
             </w:pPr>
             <w:r>
               <w:rPr>
-                <w:color w:val="1E293B"/>
+                <w:color w:val="000000"/>
                 <w:sz w:val="16"/>
                 <w:szCs w:val="16"/>
                 <w:rFonts w:ascii="Consolas" w:cs="Consolas" w:eastAsia="Consolas" w:hAnsi="Consolas"/>
@@ -4849,7 +3984,7 @@
             </w:pPr>
             <w:r>
               <w:rPr>
-                <w:color w:val="1E293B"/>
+                <w:color w:val="000000"/>
                 <w:sz w:val="16"/>
                 <w:szCs w:val="16"/>
                 <w:rFonts w:ascii="Consolas" w:cs="Consolas" w:eastAsia="Consolas" w:hAnsi="Consolas"/>
@@ -4863,7 +3998,7 @@
             </w:pPr>
             <w:r>
               <w:rPr>
-                <w:color w:val="1E293B"/>
+                <w:color w:val="000000"/>
                 <w:sz w:val="16"/>
                 <w:szCs w:val="16"/>
                 <w:rFonts w:ascii="Consolas" w:cs="Consolas" w:eastAsia="Consolas" w:hAnsi="Consolas"/>
@@ -4877,12 +4012,12 @@
             </w:pPr>
             <w:r>
               <w:rPr>
-                <w:color w:val="1E293B"/>
+                <w:color w:val="000000"/>
                 <w:sz w:val="16"/>
                 <w:szCs w:val="16"/>
                 <w:rFonts w:ascii="Consolas" w:cs="Consolas" w:eastAsia="Consolas" w:hAnsi="Consolas"/>
               </w:rPr>
-              <w:t xml:space="preserve">├─ features/tasks/           everything for the tasks feature</w:t>
+              <w:t xml:space="preserve">├─ features/tasks/kernel/       everything for the tasks feature (kernel)</w:t>
             </w:r>
           </w:p>
           <w:p>
@@ -4891,12 +4026,12 @@
             </w:pPr>
             <w:r>
               <w:rPr>
-                <w:color w:val="1E293B"/>
+                <w:color w:val="000000"/>
                 <w:sz w:val="16"/>
                 <w:szCs w:val="16"/>
                 <w:rFonts w:ascii="Consolas" w:cs="Consolas" w:eastAsia="Consolas" w:hAnsi="Consolas"/>
               </w:rPr>
-              <w:t xml:space="preserve">│  ├─ screens/               DashboardScreen, TaskListScreen, TaskFormScreen</w:t>
+              <w:t xml:space="preserve">│  ├─ screens/sgl/  SGLScreen</w:t>
             </w:r>
           </w:p>
           <w:p>
@@ -4905,12 +4040,12 @@
             </w:pPr>
             <w:r>
               <w:rPr>
-                <w:color w:val="1E293B"/>
+                <w:color w:val="000000"/>
                 <w:sz w:val="16"/>
                 <w:szCs w:val="16"/>
                 <w:rFonts w:ascii="Consolas" w:cs="Consolas" w:eastAsia="Consolas" w:hAnsi="Consolas"/>
               </w:rPr>
-              <w:t xml:space="preserve">│  ├─ components/            TaskCard, TaskSection, WeekProgressCard</w:t>
+              <w:t xml:space="preserve">│  │ └─ components/            TaskCard, TaskSection, WeekProgressCard</w:t>
             </w:r>
           </w:p>
           <w:p>
@@ -4919,7 +4054,7 @@
             </w:pPr>
             <w:r>
               <w:rPr>
-                <w:color w:val="1E293B"/>
+                <w:color w:val="000000"/>
                 <w:sz w:val="16"/>
                 <w:szCs w:val="16"/>
                 <w:rFonts w:ascii="Consolas" w:cs="Consolas" w:eastAsia="Consolas" w:hAnsi="Consolas"/>
@@ -4933,7 +4068,7 @@
             </w:pPr>
             <w:r>
               <w:rPr>
-                <w:color w:val="1E293B"/>
+                <w:color w:val="000000"/>
                 <w:sz w:val="16"/>
                 <w:szCs w:val="16"/>
                 <w:rFonts w:ascii="Consolas" w:cs="Consolas" w:eastAsia="Consolas" w:hAnsi="Consolas"/>
@@ -4947,7 +4082,7 @@
             </w:pPr>
             <w:r>
               <w:rPr>
-                <w:color w:val="1E293B"/>
+                <w:color w:val="000000"/>
                 <w:sz w:val="16"/>
                 <w:szCs w:val="16"/>
                 <w:rFonts w:ascii="Consolas" w:cs="Consolas" w:eastAsia="Consolas" w:hAnsi="Consolas"/>
@@ -4961,7 +4096,7 @@
             </w:pPr>
             <w:r>
               <w:rPr>
-                <w:color w:val="1E293B"/>
+                <w:color w:val="000000"/>
                 <w:sz w:val="16"/>
                 <w:szCs w:val="16"/>
                 <w:rFonts w:ascii="Consolas" w:cs="Consolas" w:eastAsia="Consolas" w:hAnsi="Consolas"/>
@@ -4975,7 +4110,7 @@
             </w:pPr>
             <w:r>
               <w:rPr>
-                <w:color w:val="1E293B"/>
+                <w:color w:val="000000"/>
                 <w:sz w:val="16"/>
                 <w:szCs w:val="16"/>
                 <w:rFonts w:ascii="Consolas" w:cs="Consolas" w:eastAsia="Consolas" w:hAnsi="Consolas"/>
@@ -4989,12 +4124,12 @@
             </w:pPr>
             <w:r>
               <w:rPr>
-                <w:color w:val="1E293B"/>
+                <w:color w:val="000000"/>
                 <w:sz w:val="16"/>
                 <w:szCs w:val="16"/>
                 <w:rFonts w:ascii="Consolas" w:cs="Consolas" w:eastAsia="Consolas" w:hAnsi="Consolas"/>
               </w:rPr>
-              <w:t xml:space="preserve">│  ├─ logic.ts               sortTasks, filterTasks, buildDashboard, dueLabel</w:t>
+              <w:t xml:space="preserve">│  ├─ admin.ts               manageUsers, manageTasks, manageProjects, addProjects</w:t>
             </w:r>
           </w:p>
           <w:p>
@@ -5003,12 +4138,12 @@
             </w:pPr>
             <w:r>
               <w:rPr>
-                <w:color w:val="1E293B"/>
+                <w:color w:val="000000"/>
                 <w:sz w:val="16"/>
                 <w:szCs w:val="16"/>
                 <w:rFonts w:ascii="Consolas" w:cs="Consolas" w:eastAsia="Consolas" w:hAnsi="Consolas"/>
               </w:rPr>
-              <w:t xml:space="preserve">│  ├─ dates.ts · meta.ts · sampleData.ts · index.ts</w:t>
+              <w:t xml:space="preserve">│  ├─ package.json</w:t>
             </w:r>
           </w:p>
           <w:p>
@@ -5017,12 +4152,12 @@
             </w:pPr>
             <w:r>
               <w:rPr>
-                <w:color w:val="1E293B"/>
+                <w:color w:val="000000"/>
                 <w:sz w:val="16"/>
                 <w:szCs w:val="16"/>
                 <w:rFonts w:ascii="Consolas" w:cs="Consolas" w:eastAsia="Consolas" w:hAnsi="Consolas"/>
               </w:rPr>
-              <w:t xml:space="preserve">├─ components/ui/            AppButton, Chip, ChoiceField, FormField, EmptyState, …</w:t>
+              <w:t xml:space="preserve">├─ components/ui/ AppButton, Chip, ChoiceField, FormField, EmptyState, …</w:t>
             </w:r>
           </w:p>
           <w:p>
@@ -5031,12 +4166,12 @@
             </w:pPr>
             <w:r>
               <w:rPr>
-                <w:color w:val="1E293B"/>
+                <w:color w:val="000000"/>
                 <w:sz w:val="16"/>
                 <w:szCs w:val="16"/>
                 <w:rFonts w:ascii="Consolas" w:cs="Consolas" w:eastAsia="Consolas" w:hAnsi="Consolas"/>
               </w:rPr>
-              <w:t xml:space="preserve">├─ navigation/routes.ts      every link in one place</w:t>
+              <w:t xml:space="preserve">├─ primary.ts       dupe, ignore, clean and create primary (main) menu.├─ secondary.ts       dupe, ignore, clean and create secondary (additional) menu.</w:t>
             </w:r>
           </w:p>
           <w:p>
@@ -5045,12 +4180,12 @@
             </w:pPr>
             <w:r>
               <w:rPr>
-                <w:color w:val="1E293B"/>
+                <w:color w:val="000000"/>
                 <w:sz w:val="16"/>
                 <w:szCs w:val="16"/>
                 <w:rFonts w:ascii="Consolas" w:cs="Consolas" w:eastAsia="Consolas" w:hAnsi="Consolas"/>
               </w:rPr>
-              <w:t xml:space="preserve">├─ services/storage.ts       AsyncStorage JSON helpers</w:t>
+              <w:t xml:space="preserve">The AsyncStorage JSON helpers are provided here.Here you will find the AsyncStorage JSON helpers.</w:t>
             </w:r>
           </w:p>
           <w:p>
@@ -5059,12 +4194,12 @@
             </w:pPr>
             <w:r>
               <w:rPr>
-                <w:color w:val="1E293B"/>
+                <w:color w:val="000000"/>
                 <w:sz w:val="16"/>
                 <w:szCs w:val="16"/>
                 <w:rFonts w:ascii="Consolas" w:cs="Consolas" w:eastAsia="Consolas" w:hAnsi="Consolas"/>
               </w:rPr>
-              <w:t xml:space="preserve">└─ theme/tokens.ts           colours, spacing, radius, font sizes</w:t>
+              <w:t xml:space="preserve">├─ samples/buttons/Button1         basic buttons, spacing, radius, and font sizes.├─ samples/buttons/Button2         basic buttons, spacing, radius, and font sizes.</w:t>
             </w:r>
           </w:p>
         </w:tc>
@@ -5079,11 +4214,11 @@
         <w:rPr>
           <w:i/>
           <w:iCs/>
-          <w:color w:val="475569"/>
+          <w:color w:val="000000"/>
           <w:sz w:val="18"/>
           <w:szCs w:val="18"/>
         </w:rPr>
-        <w:t xml:space="preserve">Listing 1: StudyPulse source folders</w:t>
+        <w:t xml:space="preserve">This is the source folder for listing 1.This is the source folder for listing 1.</w:t>
       </w:r>
     </w:p>
     <w:p>
@@ -5091,7 +4226,21 @@
         <w:pStyle w:val="Heading2"/>
       </w:pPr>
       <w:r>
+        <w:rPr>
+          <w:color w:val="000000"/>
+        </w:rPr>
         <w:t xml:space="preserve">6.2 Why this pattern</w:t>
+      </w:r>
+    </w:p>
+    <w:p>
+      <w:pPr>
+        <w:spacing w:after="120" w:line="276"/>
+      </w:pPr>
+      <w:r>
+        <w:rPr>
+          <w:color w:val="000000"/>
+        </w:rPr>
+        <w:t xml:space="preserve">State sharing (no prop drilling). All dashboard, task list and form should have a list of the same tasks. provider provides direct access to each screen using useTasks(), and updates to one screen instantaneously reflect on the other screens.</w:t>
       </w:r>
     </w:p>
     <w:p>
@@ -5105,24 +4254,9 @@
       </w:pPr>
       <w:r>
         <w:rPr>
-          <w:b/>
-          <w:bCs/>
-        </w:rPr>
-        <w:t xml:space="preserve">Shared state without prop drilling.</w:t>
-      </w:r>
-      <w:r>
-        <w:t xml:space="preserve"> The dashboard, the task list and the form all need the same tasks. The provider gives every screen direct access through </w:t>
-      </w:r>
-      <w:r>
-        <w:rPr>
-          <w:sz w:val="20"/>
-          <w:szCs w:val="20"/>
-          <w:rFonts w:ascii="Consolas" w:cs="Consolas" w:eastAsia="Consolas" w:hAnsi="Consolas"/>
-        </w:rPr>
-        <w:t xml:space="preserve">useTasks()</w:t>
-      </w:r>
-      <w:r>
-        <w:t xml:space="preserve">, and a change made on one screen appears on the others at once.</w:t>
+          <w:color w:val="000000"/>
+        </w:rPr>
+        <w:t xml:space="preserve">Integrated as in the labs. Since there is no additional library required for context, it is the same pattern employed in Labs 02 and 03, keeping the app light.</w:t>
       </w:r>
     </w:p>
     <w:p>
@@ -5136,13 +4270,9 @@
       </w:pPr>
       <w:r>
         <w:rPr>
-          <w:b/>
-          <w:bCs/>
-        </w:rPr>
-        <w:t xml:space="preserve">Built into React, as used in the labs.</w:t>
-      </w:r>
-      <w:r>
-        <w:t xml:space="preserve"> Context needs no extra library and is the pattern used in Labs 02 and 03, which keeps the app light.</w:t>
+          <w:color w:val="000000"/>
+        </w:rPr>
+        <w:t xml:space="preserve">Separation of concerns. State is in the provider, screens only render, rules are pure functions. The three Phase 2 unit tests can be unit tested without rendering anything, and that's what validateTask(), buildDashboard() and sortTasks() require.</w:t>
       </w:r>
     </w:p>
     <w:p>
@@ -5156,46 +4286,9 @@
       </w:pPr>
       <w:r>
         <w:rPr>
-          <w:b/>
-          <w:bCs/>
-        </w:rPr>
-        <w:t xml:space="preserve">Separation of concerns.</w:t>
-      </w:r>
-      <w:r>
-        <w:t xml:space="preserve"> Screens only render; state lives in the provider; rules live in pure functions. </w:t>
-      </w:r>
-      <w:r>
-        <w:rPr>
-          <w:sz w:val="20"/>
-          <w:szCs w:val="20"/>
-          <w:rFonts w:ascii="Consolas" w:cs="Consolas" w:eastAsia="Consolas" w:hAnsi="Consolas"/>
-        </w:rPr>
-        <w:t xml:space="preserve">validateTask()</w:t>
-      </w:r>
-      <w:r>
-        <w:t xml:space="preserve">, </w:t>
-      </w:r>
-      <w:r>
-        <w:rPr>
-          <w:sz w:val="20"/>
-          <w:szCs w:val="20"/>
-          <w:rFonts w:ascii="Consolas" w:cs="Consolas" w:eastAsia="Consolas" w:hAnsi="Consolas"/>
-        </w:rPr>
-        <w:t xml:space="preserve">buildDashboard()</w:t>
-      </w:r>
-      <w:r>
-        <w:t xml:space="preserve"> and </w:t>
-      </w:r>
-      <w:r>
-        <w:rPr>
-          <w:sz w:val="20"/>
-          <w:szCs w:val="20"/>
-          <w:rFonts w:ascii="Consolas" w:cs="Consolas" w:eastAsia="Consolas" w:hAnsi="Consolas"/>
-        </w:rPr>
-        <w:t xml:space="preserve">sortTasks()</w:t>
-      </w:r>
-      <w:r>
-        <w:t xml:space="preserve"> can be unit tested without rendering anything, which is exactly what the three Phase 2 unit tests need.</w:t>
+          <w:color w:val="000000"/>
+        </w:rPr>
+        <w:t xml:space="preserve">Ready for Phase 2. The notifications and the Google Calendar export plug-in will interface with the provider and repository without altering the screens and the storage may be expanded at a later date to include a cloud backup just for the taskRepository.</w:t>
       </w:r>
     </w:p>
     <w:p>
@@ -5209,44 +4302,9 @@
       </w:pPr>
       <w:r>
         <w:rPr>
-          <w:b/>
-          <w:bCs/>
-        </w:rPr>
-        <w:t xml:space="preserve">Ready for Phase 2.</w:t>
-      </w:r>
-      <w:r>
-        <w:t xml:space="preserve"> Notifications and the Google Calendar export plug into the provider and repository without changing the screens, and the storage could later gain a cloud backup inside </w:t>
-      </w:r>
-      <w:r>
-        <w:rPr>
-          <w:sz w:val="20"/>
-          <w:szCs w:val="20"/>
-          <w:rFonts w:ascii="Consolas" w:cs="Consolas" w:eastAsia="Consolas" w:hAnsi="Consolas"/>
-        </w:rPr>
-        <w:t xml:space="preserve">taskRepository</w:t>
-      </w:r>
-      <w:r>
-        <w:t xml:space="preserve"> only.</w:t>
-      </w:r>
-    </w:p>
-    <w:p>
-      <w:pPr>
-        <w:pStyle w:val="ListParagraph"/>
-        <w:numPr>
-          <w:ilvl w:val="0"/>
-          <w:numId w:val="2"/>
-        </w:numPr>
-        <w:spacing w:after="60" w:line="276"/>
-      </w:pPr>
-      <w:r>
-        <w:rPr>
-          <w:b/>
-          <w:bCs/>
-        </w:rPr>
-        <w:t xml:space="preserve">Feature-first folders.</w:t>
-      </w:r>
-      <w:r>
-        <w:t xml:space="preserve"> All task code is in one folder, so it is quick to find and a new feature (for example settings) can be added next to it without touching existing code.</w:t>
+          <w:color w:val="000000"/>
+        </w:rPr>
+        <w:t xml:space="preserve">Feature-first folders. All task code is contained in one folder, so it is easy to locate and a new feature (such as settings, for example) can be added alongside the existing code without modifying existing code.</w:t>
       </w:r>
     </w:p>
     <w:p>
@@ -5254,6 +4312,9 @@
         <w:pStyle w:val="Heading2"/>
       </w:pPr>
       <w:r>
+        <w:rPr>
+          <w:color w:val="000000"/>
+        </w:rPr>
         <w:t xml:space="preserve">6.3 Alternatives considered</w:t>
       </w:r>
     </w:p>
@@ -5263,65 +4324,9 @@
       </w:pPr>
       <w:r>
         <w:rPr>
-          <w:b/>
-          <w:bCs/>
-        </w:rPr>
-        <w:t xml:space="preserve">MVVM</w:t>
-      </w:r>
-      <w:r>
-        <w:t xml:space="preserve"> and </w:t>
-      </w:r>
-      <w:r>
-        <w:rPr>
-          <w:b/>
-          <w:bCs/>
-        </w:rPr>
-        <w:t xml:space="preserve">BLoC</w:t>
-      </w:r>
-      <w:r>
-        <w:t xml:space="preserve"> would separate the layers just as well but add classes and boilerplate that an app of this size does not need; </w:t>
-      </w:r>
-      <w:r>
-        <w:rPr>
-          <w:sz w:val="20"/>
-          <w:szCs w:val="20"/>
-          <w:rFonts w:ascii="Consolas" w:cs="Consolas" w:eastAsia="Consolas" w:hAnsi="Consolas"/>
-        </w:rPr>
-        <w:t xml:space="preserve">useTaskForm()</w:t>
-      </w:r>
-      <w:r>
-        <w:t xml:space="preserve"> already acts as a small view-model for the form. </w:t>
-      </w:r>
-      <w:r>
-        <w:rPr>
-          <w:b/>
-          <w:bCs/>
-        </w:rPr>
-        <w:t xml:space="preserve">Redux Toolkit</w:t>
-      </w:r>
-      <w:r>
-        <w:t xml:space="preserve"> (Lab 04) adds slices, a store and typed hooks for one list of tasks. </w:t>
-      </w:r>
-      <w:r>
-        <w:rPr>
-          <w:b/>
-          <w:bCs/>
-        </w:rPr>
-        <w:t xml:space="preserve">Zustand</w:t>
-      </w:r>
-      <w:r>
-        <w:t xml:space="preserve"> would also work, but adds a dependency for little gain at this size. Because all state already sits behind </w:t>
-      </w:r>
-      <w:r>
-        <w:rPr>
-          <w:sz w:val="20"/>
-          <w:szCs w:val="20"/>
-          <w:rFonts w:ascii="Consolas" w:cs="Consolas" w:eastAsia="Consolas" w:hAnsi="Consolas"/>
-        </w:rPr>
-        <w:t xml:space="preserve">useTasks()</w:t>
-      </w:r>
-      <w:r>
-        <w:t xml:space="preserve">, the provider could be swapped for a Zustand store later without changing the screens.</w:t>
+          <w:color w:val="000000"/>
+        </w:rPr>
+        <w:t xml:space="preserve">MVVM and BLoC would do the same, except that they would include classes and boilerplate which an application of this length doesn't require, and useTaskForm() serves as a small view-model for the form. Redux Toolkit (Lab 04) adds slices, a store and typed hooks for one list of tasks. If you're looking for a bit more dependency for little reward, Zustand will work, too. This is because all state already uses useTasks(), so the provider can be replaced by a Zustand store at a later time without affecting the screens.</w:t>
       </w:r>
     </w:p>
     <w:p>
@@ -5330,6 +4335,9 @@
         <w:pageBreakBefore/>
       </w:pPr>
       <w:r>
+        <w:rPr>
+          <w:color w:val="000000"/>
+        </w:rPr>
         <w:t xml:space="preserve">7. Data Storage Plan</w:t>
       </w:r>
     </w:p>
@@ -5338,6 +4346,9 @@
         <w:pStyle w:val="Heading2"/>
       </w:pPr>
       <w:r>
+        <w:rPr>
+          <w:color w:val="000000"/>
+        </w:rPr>
         <w:t xml:space="preserve">7.1 Data items</w:t>
       </w:r>
     </w:p>
@@ -5361,6 +4372,7 @@
       </w:tblGrid>
       <w:tr>
         <w:trPr>
+          <w:cantSplit/>
           <w:tblHeader/>
         </w:trPr>
         <w:tc>
@@ -5373,16 +4385,13 @@
               <w:bottom w:type="dxa" w:w="60"/>
               <w:right w:type="dxa" w:w="100"/>
             </w:tcMar>
-            <w:vAlign w:val="top"/>
-          </w:tcPr>
-          <w:p>
-            <w:pPr>
-              <w:spacing w:before="20" w:after="20" w:line="252"/>
-            </w:pPr>
+          </w:tcPr>
+          <w:p>
             <w:r>
               <w:rPr>
                 <w:b/>
                 <w:bCs/>
+                <w:color w:val="000000"/>
                 <w:sz w:val="19"/>
                 <w:szCs w:val="19"/>
               </w:rPr>
@@ -5400,16 +4409,13 @@
               <w:bottom w:type="dxa" w:w="60"/>
               <w:right w:type="dxa" w:w="100"/>
             </w:tcMar>
-            <w:vAlign w:val="top"/>
-          </w:tcPr>
-          <w:p>
-            <w:pPr>
-              <w:spacing w:before="20" w:after="20" w:line="252"/>
-            </w:pPr>
+          </w:tcPr>
+          <w:p>
             <w:r>
               <w:rPr>
                 <w:b/>
                 <w:bCs/>
+                <w:color w:val="000000"/>
                 <w:sz w:val="19"/>
                 <w:szCs w:val="19"/>
               </w:rPr>
@@ -5427,16 +4433,13 @@
               <w:bottom w:type="dxa" w:w="60"/>
               <w:right w:type="dxa" w:w="100"/>
             </w:tcMar>
-            <w:vAlign w:val="top"/>
-          </w:tcPr>
-          <w:p>
-            <w:pPr>
-              <w:spacing w:before="20" w:after="20" w:line="252"/>
-            </w:pPr>
+          </w:tcPr>
+          <w:p>
             <w:r>
               <w:rPr>
                 <w:b/>
                 <w:bCs/>
+                <w:color w:val="000000"/>
                 <w:sz w:val="19"/>
                 <w:szCs w:val="19"/>
               </w:rPr>
@@ -5454,16 +4457,13 @@
               <w:bottom w:type="dxa" w:w="60"/>
               <w:right w:type="dxa" w:w="100"/>
             </w:tcMar>
-            <w:vAlign w:val="top"/>
-          </w:tcPr>
-          <w:p>
-            <w:pPr>
-              <w:spacing w:before="20" w:after="20" w:line="252"/>
-            </w:pPr>
+          </w:tcPr>
+          <w:p>
             <w:r>
               <w:rPr>
                 <w:b/>
                 <w:bCs/>
+                <w:color w:val="000000"/>
                 <w:sz w:val="19"/>
                 <w:szCs w:val="19"/>
               </w:rPr>
@@ -5475,6 +4475,7 @@
       <w:tr>
         <w:trPr>
           <w:cantSplit/>
+          <w:tblHeader w:val="false"/>
         </w:trPr>
         <w:tc>
           <w:tcPr>
@@ -5485,20 +4486,15 @@
               <w:bottom w:type="dxa" w:w="60"/>
               <w:right w:type="dxa" w:w="100"/>
             </w:tcMar>
-            <w:vAlign w:val="top"/>
-          </w:tcPr>
-          <w:p>
-            <w:pPr>
-              <w:spacing w:before="20" w:after="20" w:line="252"/>
-            </w:pPr>
-            <w:r>
-              <w:rPr>
-                <w:b/>
-                <w:bCs/>
-                <w:sz w:val="19"/>
-                <w:szCs w:val="19"/>
-              </w:rPr>
-              <w:t xml:space="preserve">Task</w:t>
+          </w:tcPr>
+          <w:p>
+            <w:r>
+              <w:rPr>
+                <w:color w:val="000000"/>
+                <w:sz w:val="19"/>
+                <w:szCs w:val="19"/>
+              </w:rPr>
+              <w:t xml:space="preserve">Task id: string, title: string, course: string, type: 'assignment' | 'exam' | 'study', priority: 'low' | 'medium' | 'high', dueDate: string (YYYY-MM-DD), dueTime: string (HH:MM or empty), reminderMinutes: number | null, notes: string, done: boolean, createdAt: string (ISO)</w:t>
             </w:r>
           </w:p>
         </w:tc>
@@ -5511,18 +4507,15 @@
               <w:bottom w:type="dxa" w:w="60"/>
               <w:right w:type="dxa" w:w="100"/>
             </w:tcMar>
-            <w:vAlign w:val="top"/>
-          </w:tcPr>
-          <w:p>
-            <w:pPr>
-              <w:spacing w:before="20" w:after="20" w:line="252"/>
-            </w:pPr>
-            <w:r>
-              <w:rPr>
-                <w:sz w:val="19"/>
-                <w:szCs w:val="19"/>
-              </w:rPr>
-              <w:t xml:space="preserve">id: string, title: string, course: string, type: 'assignment' | 'exam' | 'study', priority: 'low' | 'medium' | 'high', dueDate: string (YYYY-MM-DD), dueTime: string (HH:MM or empty), reminderMinutes: number | null, notes: string, done: boolean, createdAt: string (ISO)</w:t>
+          </w:tcPr>
+          <w:p>
+            <w:r>
+              <w:rPr>
+                <w:color w:val="000000"/>
+                <w:sz w:val="19"/>
+                <w:szCs w:val="19"/>
+              </w:rPr>
+              <w:t xml:space="preserve">Local: AsyncStorage, key studypulse/tasks/v1, one JSON array</w:t>
             </w:r>
           </w:p>
         </w:tc>
@@ -5535,33 +4528,15 @@
               <w:bottom w:type="dxa" w:w="60"/>
               <w:right w:type="dxa" w:w="100"/>
             </w:tcMar>
-            <w:vAlign w:val="top"/>
-          </w:tcPr>
-          <w:p>
-            <w:pPr>
-              <w:spacing w:before="20" w:after="20" w:line="252"/>
-            </w:pPr>
-            <w:r>
-              <w:rPr>
-                <w:sz w:val="19"/>
-                <w:szCs w:val="19"/>
-              </w:rPr>
-              <w:t xml:space="preserve">Local: AsyncStorage, key </w:t>
-            </w:r>
-            <w:r>
-              <w:rPr>
-                <w:sz w:val="17"/>
-                <w:szCs w:val="17"/>
-                <w:rFonts w:ascii="Consolas" w:cs="Consolas" w:eastAsia="Consolas" w:hAnsi="Consolas"/>
-              </w:rPr>
-              <w:t xml:space="preserve">studypulse/tasks/v1</w:t>
-            </w:r>
-            <w:r>
-              <w:rPr>
-                <w:sz w:val="19"/>
-                <w:szCs w:val="19"/>
-              </w:rPr>
-              <w:t xml:space="preserve">, one JSON array</w:t>
+          </w:tcPr>
+          <w:p>
+            <w:r>
+              <w:rPr>
+                <w:color w:val="000000"/>
+                <w:sz w:val="19"/>
+                <w:szCs w:val="19"/>
+              </w:rPr>
+              <w:t xml:space="preserve">1</w:t>
             </w:r>
           </w:p>
         </w:tc>
@@ -5574,18 +4549,15 @@
               <w:bottom w:type="dxa" w:w="60"/>
               <w:right w:type="dxa" w:w="100"/>
             </w:tcMar>
-            <w:vAlign w:val="top"/>
-          </w:tcPr>
-          <w:p>
-            <w:pPr>
-              <w:spacing w:before="20" w:after="20" w:line="252"/>
-            </w:pPr>
-            <w:r>
-              <w:rPr>
-                <w:sz w:val="19"/>
-                <w:szCs w:val="19"/>
-              </w:rPr>
-              <w:t xml:space="preserve">1</w:t>
+          </w:tcPr>
+          <w:p>
+            <w:r>
+              <w:rPr>
+                <w:color w:val="000000"/>
+                <w:sz w:val="19"/>
+                <w:szCs w:val="19"/>
+              </w:rPr>
+              <w:t xml:space="preserve"/>
             </w:r>
           </w:p>
         </w:tc>
@@ -5593,6 +4565,7 @@
       <w:tr>
         <w:trPr>
           <w:cantSplit/>
+          <w:tblHeader w:val="false"/>
         </w:trPr>
         <w:tc>
           <w:tcPr>
@@ -5603,20 +4576,15 @@
               <w:bottom w:type="dxa" w:w="60"/>
               <w:right w:type="dxa" w:w="100"/>
             </w:tcMar>
-            <w:vAlign w:val="top"/>
-          </w:tcPr>
-          <w:p>
-            <w:pPr>
-              <w:spacing w:before="20" w:after="20" w:line="252"/>
-            </w:pPr>
-            <w:r>
-              <w:rPr>
-                <w:b/>
-                <w:bCs/>
-                <w:sz w:val="19"/>
-                <w:szCs w:val="19"/>
-              </w:rPr>
-              <w:t xml:space="preserve">ScheduledReminder</w:t>
+          </w:tcPr>
+          <w:p>
+            <w:r>
+              <w:rPr>
+                <w:color w:val="000000"/>
+                <w:sz w:val="19"/>
+                <w:szCs w:val="19"/>
+              </w:rPr>
+              <w:t xml:space="preserve">Local: AsyncStorage; notification itself is scheduled by the phone OS (expo-notifications)</w:t>
             </w:r>
           </w:p>
         </w:tc>
@@ -5629,18 +4597,15 @@
               <w:bottom w:type="dxa" w:w="60"/>
               <w:right w:type="dxa" w:w="100"/>
             </w:tcMar>
-            <w:vAlign w:val="top"/>
-          </w:tcPr>
-          <w:p>
-            <w:pPr>
-              <w:spacing w:before="20" w:after="20" w:line="252"/>
-            </w:pPr>
-            <w:r>
-              <w:rPr>
-                <w:sz w:val="19"/>
-                <w:szCs w:val="19"/>
-              </w:rPr>
-              <w:t xml:space="preserve">taskId: string, notificationId: string, fireAt: string (ISO)</w:t>
+          </w:tcPr>
+          <w:p>
+            <w:r>
+              <w:rPr>
+                <w:color w:val="000000"/>
+                <w:sz w:val="19"/>
+                <w:szCs w:val="19"/>
+              </w:rPr>
+              <w:t xml:space="preserve">2</w:t>
             </w:r>
           </w:p>
         </w:tc>
@@ -5653,18 +4618,15 @@
               <w:bottom w:type="dxa" w:w="60"/>
               <w:right w:type="dxa" w:w="100"/>
             </w:tcMar>
-            <w:vAlign w:val="top"/>
-          </w:tcPr>
-          <w:p>
-            <w:pPr>
-              <w:spacing w:before="20" w:after="20" w:line="252"/>
-            </w:pPr>
-            <w:r>
-              <w:rPr>
-                <w:sz w:val="19"/>
-                <w:szCs w:val="19"/>
-              </w:rPr>
-              <w:t xml:space="preserve">Local: AsyncStorage; the notification itself is scheduled by the phone OS (expo-notifications)</w:t>
+          </w:tcPr>
+          <w:p>
+            <w:r>
+              <w:rPr>
+                <w:color w:val="000000"/>
+                <w:sz w:val="19"/>
+                <w:szCs w:val="19"/>
+              </w:rPr>
+              <w:t xml:space="preserve"/>
             </w:r>
           </w:p>
         </w:tc>
@@ -5677,18 +4639,15 @@
               <w:bottom w:type="dxa" w:w="60"/>
               <w:right w:type="dxa" w:w="100"/>
             </w:tcMar>
-            <w:vAlign w:val="top"/>
-          </w:tcPr>
-          <w:p>
-            <w:pPr>
-              <w:spacing w:before="20" w:after="20" w:line="252"/>
-            </w:pPr>
-            <w:r>
-              <w:rPr>
-                <w:sz w:val="19"/>
-                <w:szCs w:val="19"/>
-              </w:rPr>
-              <w:t xml:space="preserve">2</w:t>
+          </w:tcPr>
+          <w:p>
+            <w:r>
+              <w:rPr>
+                <w:color w:val="000000"/>
+                <w:sz w:val="19"/>
+                <w:szCs w:val="19"/>
+              </w:rPr>
+              <w:t xml:space="preserve"/>
             </w:r>
           </w:p>
         </w:tc>
@@ -5696,6 +4655,7 @@
       <w:tr>
         <w:trPr>
           <w:cantSplit/>
+          <w:tblHeader w:val="false"/>
         </w:trPr>
         <w:tc>
           <w:tcPr>
@@ -5706,20 +4666,15 @@
               <w:bottom w:type="dxa" w:w="60"/>
               <w:right w:type="dxa" w:w="100"/>
             </w:tcMar>
-            <w:vAlign w:val="top"/>
-          </w:tcPr>
-          <w:p>
-            <w:pPr>
-              <w:spacing w:before="20" w:after="20" w:line="252"/>
-            </w:pPr>
-            <w:r>
-              <w:rPr>
-                <w:b/>
-                <w:bCs/>
-                <w:sz w:val="19"/>
-                <w:szCs w:val="19"/>
-              </w:rPr>
-              <w:t xml:space="preserve">CalendarExport</w:t>
+          </w:tcPr>
+          <w:p>
+            <w:r>
+              <w:rPr>
+                <w:color w:val="000000"/>
+                <w:sz w:val="19"/>
+                <w:szCs w:val="19"/>
+              </w:rPr>
+              <w:t xml:space="preserve">GoogleEventId: string, exportedAt: string (ISO)</w:t>
             </w:r>
           </w:p>
         </w:tc>
@@ -5732,18 +4687,15 @@
               <w:bottom w:type="dxa" w:w="60"/>
               <w:right w:type="dxa" w:w="100"/>
             </w:tcMar>
-            <w:vAlign w:val="top"/>
-          </w:tcPr>
-          <w:p>
-            <w:pPr>
-              <w:spacing w:before="20" w:after="20" w:line="252"/>
-            </w:pPr>
-            <w:r>
-              <w:rPr>
-                <w:sz w:val="19"/>
-                <w:szCs w:val="19"/>
-              </w:rPr>
-              <w:t xml:space="preserve">taskId: string, googleEventId: string, exportedAt: string (ISO)</w:t>
+          </w:tcPr>
+          <w:p>
+            <w:r>
+              <w:rPr>
+                <w:color w:val="000000"/>
+                <w:sz w:val="19"/>
+                <w:szCs w:val="19"/>
+              </w:rPr>
+              <w:t xml:space="preserve">Local link in AsyncStorage – the event is stored in the student's Google Calendar (cloud)</w:t>
             </w:r>
           </w:p>
         </w:tc>
@@ -5756,18 +4708,15 @@
               <w:bottom w:type="dxa" w:w="60"/>
               <w:right w:type="dxa" w:w="100"/>
             </w:tcMar>
-            <w:vAlign w:val="top"/>
-          </w:tcPr>
-          <w:p>
-            <w:pPr>
-              <w:spacing w:before="20" w:after="20" w:line="252"/>
-            </w:pPr>
-            <w:r>
-              <w:rPr>
-                <w:sz w:val="19"/>
-                <w:szCs w:val="19"/>
-              </w:rPr>
-              <w:t xml:space="preserve">Local link in AsyncStorage; the event is stored in the student’s Google Calendar (cloud)</w:t>
+          </w:tcPr>
+          <w:p>
+            <w:r>
+              <w:rPr>
+                <w:color w:val="000000"/>
+                <w:sz w:val="19"/>
+                <w:szCs w:val="19"/>
+              </w:rPr>
+              <w:t xml:space="preserve">2</w:t>
             </w:r>
           </w:p>
         </w:tc>
@@ -5780,18 +4729,15 @@
               <w:bottom w:type="dxa" w:w="60"/>
               <w:right w:type="dxa" w:w="100"/>
             </w:tcMar>
-            <w:vAlign w:val="top"/>
-          </w:tcPr>
-          <w:p>
-            <w:pPr>
-              <w:spacing w:before="20" w:after="20" w:line="252"/>
-            </w:pPr>
-            <w:r>
-              <w:rPr>
-                <w:sz w:val="19"/>
-                <w:szCs w:val="19"/>
-              </w:rPr>
-              <w:t xml:space="preserve">2</w:t>
+          </w:tcPr>
+          <w:p>
+            <w:r>
+              <w:rPr>
+                <w:color w:val="000000"/>
+                <w:sz w:val="19"/>
+                <w:szCs w:val="19"/>
+              </w:rPr>
+              <w:t xml:space="preserve"/>
             </w:r>
           </w:p>
         </w:tc>
@@ -5799,6 +4745,7 @@
       <w:tr>
         <w:trPr>
           <w:cantSplit/>
+          <w:tblHeader w:val="false"/>
         </w:trPr>
         <w:tc>
           <w:tcPr>
@@ -5809,20 +4756,15 @@
               <w:bottom w:type="dxa" w:w="60"/>
               <w:right w:type="dxa" w:w="100"/>
             </w:tcMar>
-            <w:vAlign w:val="top"/>
-          </w:tcPr>
-          <w:p>
-            <w:pPr>
-              <w:spacing w:before="20" w:after="20" w:line="252"/>
-            </w:pPr>
-            <w:r>
-              <w:rPr>
-                <w:b/>
-                <w:bCs/>
-                <w:sz w:val="19"/>
-                <w:szCs w:val="19"/>
-              </w:rPr>
-              <w:t xml:space="preserve">Settings</w:t>
+          </w:tcPr>
+          <w:p>
+            <w:r>
+              <w:rPr>
+                <w:color w:val="000000"/>
+                <w:sz w:val="19"/>
+                <w:szCs w:val="19"/>
+              </w:rPr>
+              <w:t xml:space="preserve">The defaultReminderMinutes property is a number that corresponds to the default number of minutes configured for the API notification.The defaultReminderMinutes property is a number representing the default number of minutes for the API notification. Local: AsyncStorage: 2</w:t>
             </w:r>
           </w:p>
         </w:tc>
@@ -5835,18 +4777,15 @@
               <w:bottom w:type="dxa" w:w="60"/>
               <w:right w:type="dxa" w:w="100"/>
             </w:tcMar>
-            <w:vAlign w:val="top"/>
-          </w:tcPr>
-          <w:p>
-            <w:pPr>
-              <w:spacing w:before="20" w:after="20" w:line="252"/>
-            </w:pPr>
-            <w:r>
-              <w:rPr>
-                <w:sz w:val="19"/>
-                <w:szCs w:val="19"/>
-              </w:rPr>
-              <w:t xml:space="preserve">defaultReminderMinutes: number | null, notificationsAllowed: boolean, googleAccountEmail: string | null</w:t>
+          </w:tcPr>
+          <w:p>
+            <w:r>
+              <w:rPr>
+                <w:color w:val="000000"/>
+                <w:sz w:val="19"/>
+                <w:szCs w:val="19"/>
+              </w:rPr>
+              <w:t xml:space="preserve"/>
             </w:r>
           </w:p>
         </w:tc>
@@ -5859,18 +4798,15 @@
               <w:bottom w:type="dxa" w:w="60"/>
               <w:right w:type="dxa" w:w="100"/>
             </w:tcMar>
-            <w:vAlign w:val="top"/>
-          </w:tcPr>
-          <w:p>
-            <w:pPr>
-              <w:spacing w:before="20" w:after="20" w:line="252"/>
-            </w:pPr>
-            <w:r>
-              <w:rPr>
-                <w:sz w:val="19"/>
-                <w:szCs w:val="19"/>
-              </w:rPr>
-              <w:t xml:space="preserve">Local: AsyncStorage</w:t>
+          </w:tcPr>
+          <w:p>
+            <w:r>
+              <w:rPr>
+                <w:color w:val="000000"/>
+                <w:sz w:val="19"/>
+                <w:szCs w:val="19"/>
+              </w:rPr>
+              <w:t xml:space="preserve"/>
             </w:r>
           </w:p>
         </w:tc>
@@ -5883,18 +4819,15 @@
               <w:bottom w:type="dxa" w:w="60"/>
               <w:right w:type="dxa" w:w="100"/>
             </w:tcMar>
-            <w:vAlign w:val="top"/>
-          </w:tcPr>
-          <w:p>
-            <w:pPr>
-              <w:spacing w:before="20" w:after="20" w:line="252"/>
-            </w:pPr>
-            <w:r>
-              <w:rPr>
-                <w:sz w:val="19"/>
-                <w:szCs w:val="19"/>
-              </w:rPr>
-              <w:t xml:space="preserve">2</w:t>
+          </w:tcPr>
+          <w:p>
+            <w:r>
+              <w:rPr>
+                <w:color w:val="000000"/>
+                <w:sz w:val="19"/>
+                <w:szCs w:val="19"/>
+              </w:rPr>
+              <w:t xml:space="preserve"/>
             </w:r>
           </w:p>
         </w:tc>
@@ -5902,6 +4835,7 @@
       <w:tr>
         <w:trPr>
           <w:cantSplit/>
+          <w:tblHeader w:val="false"/>
         </w:trPr>
         <w:tc>
           <w:tcPr>
@@ -5912,20 +4846,15 @@
               <w:bottom w:type="dxa" w:w="60"/>
               <w:right w:type="dxa" w:w="100"/>
             </w:tcMar>
-            <w:vAlign w:val="top"/>
-          </w:tcPr>
-          <w:p>
-            <w:pPr>
-              <w:spacing w:before="20" w:after="20" w:line="252"/>
-            </w:pPr>
-            <w:r>
-              <w:rPr>
-                <w:b/>
-                <w:bCs/>
-                <w:sz w:val="19"/>
-                <w:szCs w:val="19"/>
-              </w:rPr>
-              <w:t xml:space="preserve">Type, priority and reminder options</w:t>
+          </w:tcPr>
+          <w:p>
+            <w:r>
+              <w:rPr>
+                <w:color w:val="000000"/>
+                <w:sz w:val="19"/>
+                <w:szCs w:val="19"/>
+              </w:rPr>
+              <w:t xml:space="preserve">Type, priority and reminder options: value, label, colour, icon</w:t>
             </w:r>
           </w:p>
         </w:tc>
@@ -5938,18 +4867,15 @@
               <w:bottom w:type="dxa" w:w="60"/>
               <w:right w:type="dxa" w:w="100"/>
             </w:tcMar>
-            <w:vAlign w:val="top"/>
-          </w:tcPr>
-          <w:p>
-            <w:pPr>
-              <w:spacing w:before="20" w:after="20" w:line="252"/>
-            </w:pPr>
-            <w:r>
-              <w:rPr>
-                <w:sz w:val="19"/>
-                <w:szCs w:val="19"/>
-              </w:rPr>
-              <w:t xml:space="preserve">value, label, colour, icon</w:t>
+          </w:tcPr>
+          <w:p>
+            <w:r>
+              <w:rPr>
+                <w:color w:val="000000"/>
+                <w:sz w:val="19"/>
+                <w:szCs w:val="19"/>
+              </w:rPr>
+              <w:t xml:space="preserve">Bundled with the app (meta.ts)</w:t>
             </w:r>
           </w:p>
         </w:tc>
@@ -5962,33 +4888,15 @@
               <w:bottom w:type="dxa" w:w="60"/>
               <w:right w:type="dxa" w:w="100"/>
             </w:tcMar>
-            <w:vAlign w:val="top"/>
-          </w:tcPr>
-          <w:p>
-            <w:pPr>
-              <w:spacing w:before="20" w:after="20" w:line="252"/>
-            </w:pPr>
-            <w:r>
-              <w:rPr>
-                <w:sz w:val="19"/>
-                <w:szCs w:val="19"/>
-              </w:rPr>
-              <w:t xml:space="preserve">Bundled with the app (</w:t>
-            </w:r>
-            <w:r>
-              <w:rPr>
-                <w:sz w:val="17"/>
-                <w:szCs w:val="17"/>
-                <w:rFonts w:ascii="Consolas" w:cs="Consolas" w:eastAsia="Consolas" w:hAnsi="Consolas"/>
-              </w:rPr>
-              <w:t xml:space="preserve">meta.ts</w:t>
-            </w:r>
-            <w:r>
-              <w:rPr>
-                <w:sz w:val="19"/>
-                <w:szCs w:val="19"/>
-              </w:rPr>
-              <w:t xml:space="preserve">)</w:t>
+          </w:tcPr>
+          <w:p>
+            <w:r>
+              <w:rPr>
+                <w:color w:val="000000"/>
+                <w:sz w:val="19"/>
+                <w:szCs w:val="19"/>
+              </w:rPr>
+              <w:t xml:space="preserve">1</w:t>
             </w:r>
           </w:p>
         </w:tc>
@@ -6001,18 +4909,15 @@
               <w:bottom w:type="dxa" w:w="60"/>
               <w:right w:type="dxa" w:w="100"/>
             </w:tcMar>
-            <w:vAlign w:val="top"/>
-          </w:tcPr>
-          <w:p>
-            <w:pPr>
-              <w:spacing w:before="20" w:after="20" w:line="252"/>
-            </w:pPr>
-            <w:r>
-              <w:rPr>
-                <w:sz w:val="19"/>
-                <w:szCs w:val="19"/>
-              </w:rPr>
-              <w:t xml:space="preserve">1</w:t>
+          </w:tcPr>
+          <w:p>
+            <w:r>
+              <w:rPr>
+                <w:color w:val="000000"/>
+                <w:sz w:val="19"/>
+                <w:szCs w:val="19"/>
+              </w:rPr>
+              <w:t xml:space="preserve"/>
             </w:r>
           </w:p>
         </w:tc>
@@ -6020,9 +4925,17 @@
     </w:tbl>
     <w:p>
       <w:pPr>
+        <w:spacing w:after="120"/>
+      </w:pPr>
+    </w:p>
+    <w:p>
+      <w:pPr>
         <w:pStyle w:val="Heading2"/>
       </w:pPr>
       <w:r>
+        <w:rPr>
+          <w:color w:val="000000"/>
+        </w:rPr>
         <w:t xml:space="preserve">7.2 Persistent storage</w:t>
       </w:r>
     </w:p>
@@ -6037,24 +4950,9 @@
       </w:pPr>
       <w:r>
         <w:rPr>
-          <w:b/>
-          <w:bCs/>
-        </w:rPr>
-        <w:t xml:space="preserve">Local first.</w:t>
-      </w:r>
-      <w:r>
-        <w:t xml:space="preserve"> Tasks are personal and must be available without internet, for example in a lecture hall with a weak signal. They are stored on the phone with </w:t>
-      </w:r>
-      <w:r>
-        <w:rPr>
-          <w:sz w:val="20"/>
-          <w:szCs w:val="20"/>
-          <w:rFonts w:ascii="Consolas" w:cs="Consolas" w:eastAsia="Consolas" w:hAnsi="Consolas"/>
-        </w:rPr>
-        <w:t xml:space="preserve">@react-native-async-storage/async-storage</w:t>
-      </w:r>
-      <w:r>
-        <w:t xml:space="preserve"> as one JSON array. The repository loads them once at launch and saves the whole list after every change; the screen updates straight away and a red banner appears if a save fails.</w:t>
+          <w:color w:val="000000"/>
+        </w:rPr>
+        <w:t xml:space="preserve">Local first. The tasks should be personal and internet independent, e.g. Lecture hall with weak signal. They are kept in the phone as a single JSON array in the @react-native-async-storage/async-storage package. They are loaded at start up and saved after any modification, the screen updates immediately and a red banner will appear if there is a problem saving.</w:t>
       </w:r>
     </w:p>
     <w:p>
@@ -6068,24 +4966,9 @@
       </w:pPr>
       <w:r>
         <w:rPr>
-          <w:b/>
-          <w:bCs/>
-        </w:rPr>
-        <w:t xml:space="preserve">Versioned key.</w:t>
-      </w:r>
-      <w:r>
-        <w:t xml:space="preserve"> The key </w:t>
-      </w:r>
-      <w:r>
-        <w:rPr>
-          <w:sz w:val="20"/>
-          <w:szCs w:val="20"/>
-          <w:rFonts w:ascii="Consolas" w:cs="Consolas" w:eastAsia="Consolas" w:hAnsi="Consolas"/>
-        </w:rPr>
-        <w:t xml:space="preserve">studypulse/tasks/v1</w:t>
-      </w:r>
-      <w:r>
-        <w:t xml:space="preserve"> allows a migration if the Task shape changes in Phase 2.</w:t>
+          <w:color w:val="000000"/>
+        </w:rPr>
+        <w:t xml:space="preserve">Versioned key. If the Task shape changes in Phase 2, a migration can be done through the key studypulse/tasks/v1.</w:t>
       </w:r>
     </w:p>
     <w:p>
@@ -6099,24 +4982,9 @@
       </w:pPr>
       <w:r>
         <w:rPr>
-          <w:b/>
-          <w:bCs/>
-        </w:rPr>
-        <w:t xml:space="preserve">Cloud.</w:t>
-      </w:r>
-      <w:r>
-        <w:t xml:space="preserve"> The only cloud copy is what the student explicitly exports to Google Calendar (Phase 2). A cloud database such as Firestore is not needed yet: there is one user and nothing is shared, and a backend would add sign-in and cost without benefit. A cloud backup could be added later inside </w:t>
-      </w:r>
-      <w:r>
-        <w:rPr>
-          <w:sz w:val="20"/>
-          <w:szCs w:val="20"/>
-          <w:rFonts w:ascii="Consolas" w:cs="Consolas" w:eastAsia="Consolas" w:hAnsi="Consolas"/>
-        </w:rPr>
-        <w:t xml:space="preserve">taskRepository</w:t>
-      </w:r>
-      <w:r>
-        <w:t xml:space="preserve"> only.</w:t>
+          <w:color w:val="000000"/>
+        </w:rPr>
+        <w:t xml:space="preserve">Cloud. The only copy of the cloud is the one the student explicitly exports to Google Calendar (Phase 2). No cloud database yet: No user sharing, no need for sign-in and no cost yet in a backend. If you wish, you can add a cloud backup later in taskRepository only.</w:t>
       </w:r>
     </w:p>
     <w:p>
@@ -6130,68 +4998,9 @@
       </w:pPr>
       <w:r>
         <w:rPr>
-          <w:b/>
-          <w:bCs/>
-        </w:rPr>
-        <w:t xml:space="preserve">No secrets in the app.</w:t>
-      </w:r>
-      <w:r>
-        <w:t xml:space="preserve"> Google sign-in uses OAuth; the public client IDs go in </w:t>
-      </w:r>
-      <w:r>
-        <w:rPr>
-          <w:sz w:val="20"/>
-          <w:szCs w:val="20"/>
-          <w:rFonts w:ascii="Consolas" w:cs="Consolas" w:eastAsia="Consolas" w:hAnsi="Consolas"/>
-        </w:rPr>
-        <w:t xml:space="preserve">.env</w:t>
-      </w:r>
-      <w:r>
-        <w:t xml:space="preserve"> as </w:t>
-      </w:r>
-      <w:r>
-        <w:rPr>
-          <w:sz w:val="20"/>
-          <w:szCs w:val="20"/>
-          <w:rFonts w:ascii="Consolas" w:cs="Consolas" w:eastAsia="Consolas" w:hAnsi="Consolas"/>
-        </w:rPr>
-        <w:t xml:space="preserve">EXPO_PUBLIC_</w:t>
-      </w:r>
-      <w:r>
-        <w:t xml:space="preserve"> values. </w:t>
-      </w:r>
-      <w:r>
-        <w:rPr>
-          <w:sz w:val="20"/>
-          <w:szCs w:val="20"/>
-          <w:rFonts w:ascii="Consolas" w:cs="Consolas" w:eastAsia="Consolas" w:hAnsi="Consolas"/>
-        </w:rPr>
-        <w:t xml:space="preserve">.env</w:t>
-      </w:r>
-      <w:r>
-        <w:t xml:space="preserve"> is listed in </w:t>
-      </w:r>
-      <w:r>
-        <w:rPr>
-          <w:sz w:val="20"/>
-          <w:szCs w:val="20"/>
-          <w:rFonts w:ascii="Consolas" w:cs="Consolas" w:eastAsia="Consolas" w:hAnsi="Consolas"/>
-        </w:rPr>
-        <w:t xml:space="preserve">.gitignore</w:t>
-      </w:r>
-      <w:r>
-        <w:t xml:space="preserve">, and only </w:t>
-      </w:r>
-      <w:r>
-        <w:rPr>
-          <w:sz w:val="20"/>
-          <w:szCs w:val="20"/>
-          <w:rFonts w:ascii="Consolas" w:cs="Consolas" w:eastAsia="Consolas" w:hAnsi="Consolas"/>
-        </w:rPr>
-        <w:t xml:space="preserve">.env.example</w:t>
-      </w:r>
-      <w:r>
-        <w:t xml:space="preserve"> is committed.</w:t>
+          <w:color w:val="000000"/>
+        </w:rPr>
+        <w:t xml:space="preserve">No secrets in the app. Google sign-in is done via OAuth, and public client IDs are added to .env as EXPO_PUBLIC_ values, which are not committed and are in the .gitignore file.</w:t>
       </w:r>
     </w:p>
     <w:p>
@@ -6199,6 +5008,9 @@
         <w:pStyle w:val="Heading2"/>
       </w:pPr>
       <w:r>
+        <w:rPr>
+          <w:color w:val="000000"/>
+        </w:rPr>
         <w:t xml:space="preserve">7.3 Preliminary data model</w:t>
       </w:r>
     </w:p>
@@ -6258,11 +5070,11 @@
         <w:rPr>
           <w:i/>
           <w:iCs/>
-          <w:color w:val="475569"/>
+          <w:color w:val="000000"/>
           <w:sz w:val="18"/>
           <w:szCs w:val="18"/>
         </w:rPr>
-        <w:t xml:space="preserve">Figure 12: Preliminary data model</w:t>
+        <w:t xml:space="preserve">Preliminary data model:</w:t>
       </w:r>
     </w:p>
     <w:p>
@@ -6270,164 +5082,54 @@
         <w:pStyle w:val="Heading1"/>
       </w:pPr>
       <w:r>
+        <w:rPr>
+          <w:color w:val="000000"/>
+        </w:rPr>
         <w:t xml:space="preserve">8. Plan for Phase 2</w:t>
       </w:r>
     </w:p>
     <w:p>
       <w:pPr>
-        <w:pStyle w:val="ListParagraph"/>
-        <w:numPr>
-          <w:ilvl w:val="0"/>
-          <w:numId w:val="2"/>
-        </w:numPr>
-        <w:spacing w:after="60" w:line="276"/>
-      </w:pPr>
-      <w:r>
-        <w:rPr>
-          <w:b/>
-          <w:bCs/>
-        </w:rPr>
-        <w:t xml:space="preserve">Device feature (FR7):</w:t>
-      </w:r>
-      <w:r>
-        <w:t xml:space="preserve"> </w:t>
-      </w:r>
-      <w:r>
-        <w:rPr>
-          <w:sz w:val="20"/>
-          <w:szCs w:val="20"/>
-          <w:rFonts w:ascii="Consolas" w:cs="Consolas" w:eastAsia="Consolas" w:hAnsi="Consolas"/>
-        </w:rPr>
-        <w:t xml:space="preserve">expo-notifications</w:t>
-      </w:r>
-      <w:r>
-        <w:t xml:space="preserve">, asking for permission, then scheduling, rescheduling and cancelling a notification whenever a task is added, edited, ticked off or deleted.</w:t>
-      </w:r>
-    </w:p>
-    <w:p>
-      <w:pPr>
-        <w:pStyle w:val="ListParagraph"/>
-        <w:numPr>
-          <w:ilvl w:val="0"/>
-          <w:numId w:val="2"/>
-        </w:numPr>
-        <w:spacing w:after="60" w:line="276"/>
-      </w:pPr>
-      <w:r>
-        <w:rPr>
-          <w:b/>
-          <w:bCs/>
-        </w:rPr>
-        <w:t xml:space="preserve">Google API (FR8):</w:t>
-      </w:r>
-      <w:r>
-        <w:t xml:space="preserve"> Google sign-in with </w:t>
-      </w:r>
-      <w:r>
-        <w:rPr>
-          <w:sz w:val="20"/>
-          <w:szCs w:val="20"/>
-          <w:rFonts w:ascii="Consolas" w:cs="Consolas" w:eastAsia="Consolas" w:hAnsi="Consolas"/>
-        </w:rPr>
-        <w:t xml:space="preserve">expo-auth-session</w:t>
-      </w:r>
-      <w:r>
-        <w:t xml:space="preserve">, then the Google Calendar API (</w:t>
-      </w:r>
-      <w:r>
-        <w:rPr>
-          <w:sz w:val="20"/>
-          <w:szCs w:val="20"/>
-          <w:rFonts w:ascii="Consolas" w:cs="Consolas" w:eastAsia="Consolas" w:hAnsi="Consolas"/>
-        </w:rPr>
-        <w:t xml:space="preserve">events.insert</w:t>
-      </w:r>
-      <w:r>
-        <w:t xml:space="preserve"> on the primary calendar), storing the returned event id.</w:t>
-      </w:r>
-    </w:p>
-    <w:p>
-      <w:pPr>
-        <w:pStyle w:val="ListParagraph"/>
-        <w:numPr>
-          <w:ilvl w:val="0"/>
-          <w:numId w:val="2"/>
-        </w:numPr>
-        <w:spacing w:after="60" w:line="276"/>
-      </w:pPr>
-      <w:r>
-        <w:rPr>
-          <w:b/>
-          <w:bCs/>
-        </w:rPr>
-        <w:t xml:space="preserve">Three unit tests (Jest + jest-expo):</w:t>
-      </w:r>
-      <w:r>
-        <w:t xml:space="preserve"> </w:t>
-      </w:r>
-      <w:r>
-        <w:rPr>
-          <w:sz w:val="20"/>
-          <w:szCs w:val="20"/>
-          <w:rFonts w:ascii="Consolas" w:cs="Consolas" w:eastAsia="Consolas" w:hAnsi="Consolas"/>
-        </w:rPr>
-        <w:t xml:space="preserve">validateTask()</w:t>
-      </w:r>
-      <w:r>
-        <w:t xml:space="preserve"> (every FR2 rule), </w:t>
-      </w:r>
-      <w:r>
-        <w:rPr>
-          <w:sz w:val="20"/>
-          <w:szCs w:val="20"/>
-          <w:rFonts w:ascii="Consolas" w:cs="Consolas" w:eastAsia="Consolas" w:hAnsi="Consolas"/>
-        </w:rPr>
-        <w:t xml:space="preserve">buildDashboard()</w:t>
-      </w:r>
-      <w:r>
-        <w:t xml:space="preserve"> (overdue, today, exams and weekly progress) and </w:t>
-      </w:r>
-      <w:r>
-        <w:rPr>
-          <w:sz w:val="20"/>
-          <w:szCs w:val="20"/>
-          <w:rFonts w:ascii="Consolas" w:cs="Consolas" w:eastAsia="Consolas" w:hAnsi="Consolas"/>
-        </w:rPr>
-        <w:t xml:space="preserve">sortTasks()</w:t>
-      </w:r>
-      <w:r>
-        <w:t xml:space="preserve"> / </w:t>
-      </w:r>
-      <w:r>
-        <w:rPr>
-          <w:sz w:val="20"/>
-          <w:szCs w:val="20"/>
-          <w:rFonts w:ascii="Consolas" w:cs="Consolas" w:eastAsia="Consolas" w:hAnsi="Consolas"/>
-        </w:rPr>
-        <w:t xml:space="preserve">filterTasks()</w:t>
-      </w:r>
-      <w:r>
-        <w:t xml:space="preserve">.</w:t>
-      </w:r>
-    </w:p>
-    <w:p>
-      <w:pPr>
-        <w:pStyle w:val="ListParagraph"/>
-        <w:numPr>
-          <w:ilvl w:val="0"/>
-          <w:numId w:val="2"/>
-        </w:numPr>
-        <w:spacing w:after="60" w:line="276"/>
-      </w:pPr>
-      <w:r>
-        <w:rPr>
-          <w:b/>
-          <w:bCs/>
-        </w:rPr>
-        <w:t xml:space="preserve">AI engineering log:</w:t>
-      </w:r>
-      <w:r>
-        <w:t xml:space="preserve"> every AI-assisted piece of code recorded with its prompt, output, my changes and checks, and the reason AI was used.</w:t>
+        <w:spacing w:after="120" w:line="276"/>
+      </w:pPr>
+      <w:r>
+        <w:rPr>
+          <w:color w:val="000000"/>
+        </w:rPr>
+        <w:t xml:space="preserve">When a task is added, edited, ticked off, or deleted, the notification will be asked for permission and then rescheduled and/or cancelled, depending on the device feature (FR7): expo-notifications.</w:t>
+      </w:r>
+    </w:p>
+    <w:p>
+      <w:pPr>
+        <w:spacing w:after="120" w:line="276"/>
+      </w:pPr>
+      <w:r>
+        <w:rPr>
+          <w:color w:val="000000"/>
+        </w:rPr>
+        <w:t xml:space="preserve">Google API (FR8): Use Google sign-in from expo-auth-session, and then use Google Calendar API (events.insert on the primary calendar), saving the event id.</w:t>
+      </w:r>
+    </w:p>
+    <w:p>
+      <w:pPr>
+        <w:spacing w:after="120" w:line="276"/>
+      </w:pPr>
+      <w:r>
+        <w:rPr>
+          <w:color w:val="000000"/>
+        </w:rPr>
+        <w:t xml:space="preserve">The three unit tests (Jest + jest-expo): validateTask() (all FR2 rules), buildDashboard() (overdue, today, exams and weekly progress), sortTasks() / filterTasks()</w:t>
+      </w:r>
+    </w:p>
+    <w:p>
+      <w:pPr>
+        <w:spacing w:after="120" w:line="276"/>
+      </w:pPr>
+      <w:r>
+        <w:rPr>
+          <w:color w:val="000000"/>
+        </w:rPr>
+        <w:t xml:space="preserve">AI engineering log: Each piece of code that uses AI is documented with the prompt, output, manual tweaks made to the code, checks performed, and why it was necessary to use AI.</w:t>
       </w:r>
     </w:p>
     <w:p>
@@ -6435,7 +5137,10 @@
         <w:pStyle w:val="Heading2"/>
       </w:pPr>
       <w:r>
-        <w:t xml:space="preserve">How to run the prototype</w:t>
+        <w:rPr>
+          <w:color w:val="000000"/>
+        </w:rPr>
+        <w:t xml:space="preserve">How to use the prototype.</w:t>
       </w:r>
     </w:p>
     <w:p>
@@ -6444,35 +5149,9 @@
       </w:pPr>
       <w:r>
         <w:rPr>
-          <w:sz w:val="20"/>
-          <w:szCs w:val="20"/>
-          <w:rFonts w:ascii="Consolas" w:cs="Consolas" w:eastAsia="Consolas" w:hAnsi="Consolas"/>
-        </w:rPr>
-        <w:t xml:space="preserve">npm install</w:t>
-      </w:r>
-      <w:r>
-        <w:t xml:space="preserve">, then </w:t>
-      </w:r>
-      <w:r>
-        <w:rPr>
-          <w:sz w:val="20"/>
-          <w:szCs w:val="20"/>
-          <w:rFonts w:ascii="Consolas" w:cs="Consolas" w:eastAsia="Consolas" w:hAnsi="Consolas"/>
-        </w:rPr>
-        <w:t xml:space="preserve">npx expo start</w:t>
-      </w:r>
-      <w:r>
-        <w:t xml:space="preserve"> and scan the QR code with Expo Go (or press </w:t>
-      </w:r>
-      <w:r>
-        <w:rPr>
-          <w:b/>
-          <w:bCs/>
-        </w:rPr>
-        <w:t xml:space="preserve">w</w:t>
-      </w:r>
-      <w:r>
-        <w:t xml:space="preserve"> to open it in a browser). The code is on the repository listed on the first page.</w:t>
+          <w:color w:val="000000"/>
+        </w:rPr>
+        <w:t xml:space="preserve">npm install and then npx expo start and scan the QR code with Expo Go (or by pressing w on the keyboard to open on a browser). The code will be available on the repository provided on the first page.</w:t>
       </w:r>
     </w:p>
     <w:sectPr>
@@ -6504,7 +5183,7 @@
     </w:pPr>
     <w:r>
       <w:rPr>
-        <w:color w:val="475569"/>
+        <w:color w:val="000000"/>
         <w:sz w:val="16"/>
         <w:szCs w:val="16"/>
       </w:rPr>
@@ -6512,7 +5191,7 @@
     </w:r>
     <w:r>
       <w:rPr>
-        <w:color w:val="475569"/>
+        <w:color w:val="000000"/>
         <w:sz w:val="16"/>
         <w:szCs w:val="16"/>
       </w:rPr>
@@ -6523,7 +5202,7 @@
     </w:r>
     <w:r>
       <w:rPr>
-        <w:color w:val="475569"/>
+        <w:color w:val="000000"/>
         <w:sz w:val="16"/>
         <w:szCs w:val="16"/>
       </w:rPr>
@@ -6531,7 +5210,7 @@
     </w:r>
     <w:r>
       <w:rPr>
-        <w:color w:val="475569"/>
+        <w:color w:val="000000"/>
         <w:sz w:val="16"/>
         <w:szCs w:val="16"/>
       </w:rPr>
@@ -6699,7 +5378,7 @@
   <w:docDefaults>
     <w:rPrDefault>
       <w:rPr>
-        <w:color w:val="1E293B"/>
+        <w:color w:val="000000"/>
         <w:sz w:val="22"/>
         <w:szCs w:val="22"/>
         <w:rFonts w:ascii="Calibri" w:cs="Calibri" w:eastAsia="Calibri" w:hAnsi="Calibri"/>
@@ -6854,7 +5533,7 @@
     <w:rPr>
       <w:b/>
       <w:bCs/>
-      <w:color w:val="312E81"/>
+      <w:color w:val="000000"/>
       <w:sz w:val="34"/>
       <w:szCs w:val="34"/>
       <w:rFonts w:ascii="Calibri" w:cs="Calibri" w:eastAsia="Calibri" w:hAnsi="Calibri"/>
@@ -6873,7 +5552,7 @@
     <w:rPr>
       <w:b/>
       <w:bCs/>
-      <w:color w:val="1E293B"/>
+      <w:color w:val="000000"/>
       <w:sz w:val="26"/>
       <w:szCs w:val="26"/>
       <w:rFonts w:ascii="Calibri" w:cs="Calibri" w:eastAsia="Calibri" w:hAnsi="Calibri"/>

--- a/docs/StudyPulse-Phase1-Report.docx
+++ b/docs/StudyPulse-Phase1-Report.docx
@@ -252,7 +252,7 @@
                 <w:szCs w:val="20"/>
                 <w:rFonts w:ascii="Times New Roman" w:cs="Times New Roman" w:eastAsia="Times New Roman" w:hAnsi="Times New Roman"/>
               </w:rPr>
-              <w:t xml:space="preserve">Student 1</w:t>
+              <w:t xml:space="preserve">Member</w:t>
             </w:r>
           </w:p>
         </w:tc>
@@ -286,7 +286,7 @@
                 <w:szCs w:val="20"/>
                 <w:rFonts w:ascii="Times New Roman" w:cs="Times New Roman" w:eastAsia="Times New Roman" w:hAnsi="Times New Roman"/>
               </w:rPr>
-              <w:t xml:space="preserve">1121577</w:t>
+              <w:t xml:space="preserve">Student ID</w:t>
             </w:r>
           </w:p>
         </w:tc>
@@ -320,7 +320,7 @@
                 <w:szCs w:val="20"/>
                 <w:rFonts w:ascii="Times New Roman" w:cs="Times New Roman" w:eastAsia="Times New Roman" w:hAnsi="Times New Roman"/>
               </w:rPr>
-              <w:t xml:space="preserve">Bike sharing service</w:t>
+              <w:t xml:space="preserve">Feature owned</w:t>
             </w:r>
           </w:p>
         </w:tc>
@@ -354,7 +354,7 @@
                 <w:szCs w:val="20"/>
                 <w:rFonts w:ascii="Times New Roman" w:cs="Times New Roman" w:eastAsia="Times New Roman" w:hAnsi="Times New Roman"/>
               </w:rPr>
-              <w:t xml:space="preserve">$1000000</w:t>
+              <w:t xml:space="preserve">Phase 1 contribution</w:t>
             </w:r>
           </w:p>
         </w:tc>
@@ -1141,7 +1141,7 @@
                 <w:sz w:val="19"/>
                 <w:szCs w:val="19"/>
               </w:rPr>
-              <w:t xml:space="preserve">FR5 All tasks shall be listed in order by due date with to do tasks first, and then allow the student to filter them by status (to do, done, all) and type, search by title or course code, and have a clear message if no results are found.</w:t>
+              <w:t xml:space="preserve">FR5</w:t>
             </w:r>
           </w:p>
         </w:tc>
@@ -1162,28 +1162,28 @@
                 <w:sz w:val="19"/>
                 <w:szCs w:val="19"/>
               </w:rPr>
+              <w:t xml:space="preserve">All tasks shall be listed in order by due date with to do tasks first, and then allow the student to filter them by status (to do, done, all) and type, search by title or course code, and have a clear message if no results are found.</w:t>
+            </w:r>
+          </w:p>
+        </w:tc>
+        <w:tc>
+          <w:tcPr>
+            <w:tcW w:type="dxa" w:w="2900"/>
+            <w:tcMar>
+              <w:top w:type="dxa" w:w="60"/>
+              <w:left w:type="dxa" w:w="100"/>
+              <w:bottom w:type="dxa" w:w="60"/>
+              <w:right w:type="dxa" w:w="100"/>
+            </w:tcMar>
+          </w:tcPr>
+          <w:p>
+            <w:r>
+              <w:rPr>
+                <w:color w:val="000000"/>
+                <w:sz w:val="19"/>
+                <w:szCs w:val="19"/>
+              </w:rPr>
               <w:t xml:space="preserve">As you add more courses, the list expands rapidly and with the help of filters and a search function, you can easily find one task.</w:t>
-            </w:r>
-          </w:p>
-        </w:tc>
-        <w:tc>
-          <w:tcPr>
-            <w:tcW w:type="dxa" w:w="2900"/>
-            <w:tcMar>
-              <w:top w:type="dxa" w:w="60"/>
-              <w:left w:type="dxa" w:w="100"/>
-              <w:bottom w:type="dxa" w:w="60"/>
-              <w:right w:type="dxa" w:w="100"/>
-            </w:tcMar>
-          </w:tcPr>
-          <w:p>
-            <w:r>
-              <w:rPr>
-                <w:color w:val="000000"/>
-                <w:sz w:val="19"/>
-                <w:szCs w:val="19"/>
-              </w:rPr>
-              <w:t xml:space="preserve"/>
             </w:r>
           </w:p>
         </w:tc>
@@ -1348,7 +1348,7 @@
                 <w:sz w:val="19"/>
                 <w:szCs w:val="19"/>
               </w:rPr>
-              <w:t xml:space="preserve">FR8(Phase 2, Google API): Once the student requests the system shall add the task/exam to the student's Google Calendar via the Google Calendar API and display an error message and leave the task unchanged if the request fails.</w:t>
+              <w:t xml:space="preserve">FR8</w:t>
             </w:r>
           </w:p>
         </w:tc>
@@ -1369,28 +1369,28 @@
                 <w:sz w:val="19"/>
                 <w:szCs w:val="19"/>
               </w:rPr>
+              <w:t xml:space="preserve">(Phase 2, Google API) Once the student requests the system shall add the task/exam to the student's Google Calendar via the Google Calendar API and display an error message and leave the task unchanged if the request fails.</w:t>
+            </w:r>
+          </w:p>
+        </w:tc>
+        <w:tc>
+          <w:tcPr>
+            <w:tcW w:type="dxa" w:w="2900"/>
+            <w:tcMar>
+              <w:top w:type="dxa" w:w="60"/>
+              <w:left w:type="dxa" w:w="100"/>
+              <w:bottom w:type="dxa" w:w="60"/>
+              <w:right w:type="dxa" w:w="100"/>
+            </w:tcMar>
+          </w:tcPr>
+          <w:p>
+            <w:r>
+              <w:rPr>
+                <w:color w:val="000000"/>
+                <w:sz w:val="19"/>
+                <w:szCs w:val="19"/>
+              </w:rPr>
               <w:t xml:space="preserve">Exams are exported, so that the students who already have their week organised in Google Calendar are kept in sync.</w:t>
-            </w:r>
-          </w:p>
-        </w:tc>
-        <w:tc>
-          <w:tcPr>
-            <w:tcW w:type="dxa" w:w="2900"/>
-            <w:tcMar>
-              <w:top w:type="dxa" w:w="60"/>
-              <w:left w:type="dxa" w:w="100"/>
-              <w:bottom w:type="dxa" w:w="60"/>
-              <w:right w:type="dxa" w:w="100"/>
-            </w:tcMar>
-          </w:tcPr>
-          <w:p>
-            <w:r>
-              <w:rPr>
-                <w:color w:val="000000"/>
-                <w:sz w:val="19"/>
-                <w:szCs w:val="19"/>
-              </w:rPr>
-              <w:t xml:space="preserve"/>
             </w:r>
           </w:p>
         </w:tc>
@@ -1484,7 +1484,7 @@
           <w:sz w:val="18"/>
           <w:szCs w:val="18"/>
         </w:rPr>
-        <w:t xml:space="preserve">StudyPulse use case diagram (UC 1–5)</w:t>
+        <w:t xml:space="preserve">Figure 1: StudyPulse use case diagram (UC1 to UC5)</w:t>
       </w:r>
     </w:p>
     <w:p>
@@ -1506,7 +1506,7 @@
         <w:rPr>
           <w:color w:val="000000"/>
         </w:rPr>
-        <w:t xml:space="preserve">It is a UC1 View Today Dashboard (FR6) report. Student logs in to the app and views the dashboard: weekly progress, overdue assignments, assignments due today, and upcoming exams. From here a task can be opened, ticked off or added.</w:t>
+        <w:t xml:space="preserve">UC1 View Today Dashboard (FR6). Student opens the app and views the dashboard: weekly progress, overdue assignments, assignments due today, and upcoming exams. From here a task can be opened, ticked off or added.</w:t>
       </w:r>
     </w:p>
     <w:p>
@@ -1796,13 +1796,55 @@
                 <w:sz w:val="19"/>
                 <w:szCs w:val="19"/>
               </w:rPr>
+              <w:t xml:space="preserve">FR2</w:t>
+            </w:r>
+          </w:p>
+        </w:tc>
+        <w:tc>
+          <w:tcPr>
+            <w:tcW w:type="dxa" w:w="3700"/>
+            <w:tcMar>
+              <w:top w:type="dxa" w:w="60"/>
+              <w:left w:type="dxa" w:w="100"/>
+              <w:bottom w:type="dxa" w:w="60"/>
+              <w:right w:type="dxa" w:w="100"/>
+            </w:tcMar>
+          </w:tcPr>
+          <w:p>
+            <w:r>
+              <w:rPr>
+                <w:color w:val="000000"/>
+                <w:sz w:val="19"/>
+                <w:szCs w:val="19"/>
+              </w:rPr>
+              <w:t xml:space="preserve">UC3 «include» Validate Task Details</w:t>
+            </w:r>
+          </w:p>
+        </w:tc>
+        <w:tc>
+          <w:tcPr>
+            <w:tcW w:type="dxa" w:w="3526"/>
+            <w:tcMar>
+              <w:top w:type="dxa" w:w="60"/>
+              <w:left w:type="dxa" w:w="100"/>
+              <w:bottom w:type="dxa" w:w="60"/>
+              <w:right w:type="dxa" w:w="100"/>
+            </w:tcMar>
+          </w:tcPr>
+          <w:p>
+            <w:r>
+              <w:rPr>
+                <w:color w:val="000000"/>
+                <w:sz w:val="19"/>
+                <w:szCs w:val="19"/>
+              </w:rPr>
               <w:t xml:space="preserve">Add / Edit Task</w:t>
             </w:r>
           </w:p>
         </w:tc>
         <w:tc>
           <w:tcPr>
-            <w:tcW w:type="dxa" w:w="3700"/>
+            <w:tcW w:type="dxa" w:w="1000"/>
             <w:tcMar>
               <w:top w:type="dxa" w:w="60"/>
               <w:left w:type="dxa" w:w="100"/>
@@ -1818,48 +1860,6 @@
                 <w:szCs w:val="19"/>
               </w:rPr>
               <w:t xml:space="preserve">1</w:t>
-            </w:r>
-          </w:p>
-        </w:tc>
-        <w:tc>
-          <w:tcPr>
-            <w:tcW w:type="dxa" w:w="3526"/>
-            <w:tcMar>
-              <w:top w:type="dxa" w:w="60"/>
-              <w:left w:type="dxa" w:w="100"/>
-              <w:bottom w:type="dxa" w:w="60"/>
-              <w:right w:type="dxa" w:w="100"/>
-            </w:tcMar>
-          </w:tcPr>
-          <w:p>
-            <w:r>
-              <w:rPr>
-                <w:color w:val="000000"/>
-                <w:sz w:val="19"/>
-                <w:szCs w:val="19"/>
-              </w:rPr>
-              <w:t xml:space="preserve">FR2</w:t>
-            </w:r>
-          </w:p>
-        </w:tc>
-        <w:tc>
-          <w:tcPr>
-            <w:tcW w:type="dxa" w:w="1000"/>
-            <w:tcMar>
-              <w:top w:type="dxa" w:w="60"/>
-              <w:left w:type="dxa" w:w="100"/>
-              <w:bottom w:type="dxa" w:w="60"/>
-              <w:right w:type="dxa" w:w="100"/>
-            </w:tcMar>
-          </w:tcPr>
-          <w:p>
-            <w:r>
-              <w:rPr>
-                <w:color w:val="000000"/>
-                <w:sz w:val="19"/>
-                <w:szCs w:val="19"/>
-              </w:rPr>
-              <w:t xml:space="preserve">UC3 «include» Validate Task Details</w:t>
             </w:r>
           </w:p>
         </w:tc>
@@ -1976,7 +1976,7 @@
                 <w:sz w:val="19"/>
                 <w:szCs w:val="19"/>
               </w:rPr>
-              <w:t xml:space="preserve">1 FR4</w:t>
+              <w:t xml:space="preserve">FR4</w:t>
             </w:r>
           </w:p>
         </w:tc>
@@ -2039,7 +2039,7 @@
                 <w:sz w:val="19"/>
                 <w:szCs w:val="19"/>
               </w:rPr>
-              <w:t xml:space="preserve"/>
+              <w:t xml:space="preserve">1</w:t>
             </w:r>
           </w:p>
         </w:tc>
@@ -2314,22 +2314,101 @@
           </w:p>
         </w:tc>
       </w:tr>
+      <w:tr>
+        <w:trPr>
+          <w:cantSplit/>
+          <w:tblHeader w:val="false"/>
+        </w:trPr>
+        <w:tc>
+          <w:tcPr>
+            <w:tcW w:type="dxa" w:w="800"/>
+            <w:tcMar>
+              <w:top w:type="dxa" w:w="60"/>
+              <w:left w:type="dxa" w:w="100"/>
+              <w:bottom w:type="dxa" w:w="60"/>
+              <w:right w:type="dxa" w:w="100"/>
+            </w:tcMar>
+          </w:tcPr>
+          <w:p>
+            <w:r>
+              <w:rPr>
+                <w:color w:val="000000"/>
+                <w:sz w:val="19"/>
+                <w:szCs w:val="19"/>
+              </w:rPr>
+              <w:t xml:space="preserve">FR8</w:t>
+            </w:r>
+          </w:p>
+        </w:tc>
+        <w:tc>
+          <w:tcPr>
+            <w:tcW w:type="dxa" w:w="3700"/>
+            <w:tcMar>
+              <w:top w:type="dxa" w:w="60"/>
+              <w:left w:type="dxa" w:w="100"/>
+              <w:bottom w:type="dxa" w:w="60"/>
+              <w:right w:type="dxa" w:w="100"/>
+            </w:tcMar>
+          </w:tcPr>
+          <w:p>
+            <w:r>
+              <w:rPr>
+                <w:color w:val="000000"/>
+                <w:sz w:val="19"/>
+                <w:szCs w:val="19"/>
+              </w:rPr>
+              <w:t xml:space="preserve">Export to Google Calendar (UC3)</w:t>
+            </w:r>
+          </w:p>
+        </w:tc>
+        <w:tc>
+          <w:tcPr>
+            <w:tcW w:type="dxa" w:w="3526"/>
+            <w:tcMar>
+              <w:top w:type="dxa" w:w="60"/>
+              <w:left w:type="dxa" w:w="100"/>
+              <w:bottom w:type="dxa" w:w="60"/>
+              <w:right w:type="dxa" w:w="100"/>
+            </w:tcMar>
+          </w:tcPr>
+          <w:p>
+            <w:r>
+              <w:rPr>
+                <w:color w:val="000000"/>
+                <w:sz w:val="19"/>
+                <w:szCs w:val="19"/>
+              </w:rPr>
+              <w:t xml:space="preserve">Add / Edit Task</w:t>
+            </w:r>
+          </w:p>
+        </w:tc>
+        <w:tc>
+          <w:tcPr>
+            <w:tcW w:type="dxa" w:w="1000"/>
+            <w:tcMar>
+              <w:top w:type="dxa" w:w="60"/>
+              <w:left w:type="dxa" w:w="100"/>
+              <w:bottom w:type="dxa" w:w="60"/>
+              <w:right w:type="dxa" w:w="100"/>
+            </w:tcMar>
+          </w:tcPr>
+          <w:p>
+            <w:r>
+              <w:rPr>
+                <w:color w:val="000000"/>
+                <w:sz w:val="19"/>
+                <w:szCs w:val="19"/>
+              </w:rPr>
+              <w:t xml:space="preserve">2</w:t>
+            </w:r>
+          </w:p>
+        </w:tc>
+      </w:tr>
     </w:tbl>
     <w:p>
       <w:pPr>
         <w:spacing w:after="120"/>
       </w:pPr>
-    </w:p>
-    <w:p>
-      <w:pPr>
-        <w:spacing w:after="120" w:line="276"/>
-      </w:pPr>
-      <w:r>
-        <w:rPr>
-          <w:color w:val="000000"/>
-        </w:rPr>
-        <w:t xml:space="preserve">In addition to the aforementioned features, the device supports FR8 export to Google Calendar (UC3), Add / Edit Task and more.</w:t>
-      </w:r>
     </w:p>
     <w:p>
       <w:pPr>
@@ -2396,7 +2475,7 @@
                 <w:sz w:val="19"/>
                 <w:szCs w:val="19"/>
               </w:rPr>
-              <w:t xml:space="preserve">1,000 branches</w:t>
+              <w:t xml:space="preserve">Branch</w:t>
             </w:r>
           </w:p>
         </w:tc>
@@ -2420,7 +2499,7 @@
                 <w:sz w:val="19"/>
                 <w:szCs w:val="19"/>
               </w:rPr>
-              <w:t xml:space="preserve">Use case, key flow 1,000 cases on each branch.</w:t>
+              <w:t xml:space="preserve">Use case</w:t>
             </w:r>
           </w:p>
         </w:tc>
@@ -2444,7 +2523,7 @@
                 <w:sz w:val="19"/>
                 <w:szCs w:val="19"/>
               </w:rPr>
-              <w:t xml:space="preserve"/>
+              <w:t xml:space="preserve">Key flow</w:t>
             </w:r>
           </w:p>
         </w:tc>
@@ -2609,7 +2688,7 @@
                 <w:sz w:val="19"/>
                 <w:szCs w:val="19"/>
               </w:rPr>
-              <w:t xml:space="preserve">UC5 Toggles tasks between "done" and "not done" and updates weekly progress.</w:t>
+              <w:t xml:space="preserve">[mark done]</w:t>
             </w:r>
           </w:p>
         </w:tc>
@@ -2630,7 +2709,7 @@
                 <w:sz w:val="19"/>
                 <w:szCs w:val="19"/>
               </w:rPr>
-              <w:t xml:space="preserve"/>
+              <w:t xml:space="preserve">UC5</w:t>
             </w:r>
           </w:p>
         </w:tc>
@@ -2651,7 +2730,7 @@
                 <w:sz w:val="19"/>
                 <w:szCs w:val="19"/>
               </w:rPr>
-              <w:t xml:space="preserve"/>
+              <w:t xml:space="preserve">Toggles tasks between "done" and "not done" and updates weekly progress.</w:t>
             </w:r>
           </w:p>
         </w:tc>
@@ -2747,49 +2826,49 @@
                 <w:sz w:val="19"/>
                 <w:szCs w:val="19"/>
               </w:rPr>
+              <w:t xml:space="preserve">[add / edit]</w:t>
+            </w:r>
+          </w:p>
+        </w:tc>
+        <w:tc>
+          <w:tcPr>
+            <w:tcW w:type="dxa" w:w="1000"/>
+            <w:tcMar>
+              <w:top w:type="dxa" w:w="60"/>
+              <w:left w:type="dxa" w:w="100"/>
+              <w:bottom w:type="dxa" w:w="60"/>
+              <w:right w:type="dxa" w:w="100"/>
+            </w:tcMar>
+          </w:tcPr>
+          <w:p>
+            <w:r>
+              <w:rPr>
+                <w:color w:val="000000"/>
+                <w:sz w:val="19"/>
+                <w:szCs w:val="19"/>
+              </w:rPr>
+              <w:t xml:space="preserve">UC3</w:t>
+            </w:r>
+          </w:p>
+        </w:tc>
+        <w:tc>
+          <w:tcPr>
+            <w:tcW w:type="dxa" w:w="6526"/>
+            <w:tcMar>
+              <w:top w:type="dxa" w:w="60"/>
+              <w:left w:type="dxa" w:w="100"/>
+              <w:bottom w:type="dxa" w:w="60"/>
+              <w:right w:type="dxa" w:w="100"/>
+            </w:tcMar>
+          </w:tcPr>
+          <w:p>
+            <w:r>
+              <w:rPr>
+                <w:color w:val="000000"/>
+                <w:sz w:val="19"/>
+                <w:szCs w:val="19"/>
+              </w:rPr>
               <w:t xml:space="preserve">If need be, add / edit the details and check for validity, repeat until valid. Record the task on the phone, set up a reminder (Phase 2) and add to Google Calendar (Phase 2) if student requested (the last two).</w:t>
-            </w:r>
-          </w:p>
-        </w:tc>
-        <w:tc>
-          <w:tcPr>
-            <w:tcW w:type="dxa" w:w="1000"/>
-            <w:tcMar>
-              <w:top w:type="dxa" w:w="60"/>
-              <w:left w:type="dxa" w:w="100"/>
-              <w:bottom w:type="dxa" w:w="60"/>
-              <w:right w:type="dxa" w:w="100"/>
-            </w:tcMar>
-          </w:tcPr>
-          <w:p>
-            <w:r>
-              <w:rPr>
-                <w:color w:val="000000"/>
-                <w:sz w:val="19"/>
-                <w:szCs w:val="19"/>
-              </w:rPr>
-              <w:t xml:space="preserve"/>
-            </w:r>
-          </w:p>
-        </w:tc>
-        <w:tc>
-          <w:tcPr>
-            <w:tcW w:type="dxa" w:w="6526"/>
-            <w:tcMar>
-              <w:top w:type="dxa" w:w="60"/>
-              <w:left w:type="dxa" w:w="100"/>
-              <w:bottom w:type="dxa" w:w="60"/>
-              <w:right w:type="dxa" w:w="100"/>
-            </w:tcMar>
-          </w:tcPr>
-          <w:p>
-            <w:r>
-              <w:rPr>
-                <w:color w:val="000000"/>
-                <w:sz w:val="19"/>
-                <w:szCs w:val="19"/>
-              </w:rPr>
-              <w:t xml:space="preserve"/>
             </w:r>
           </w:p>
         </w:tc>
@@ -2816,7 +2895,7 @@
                 <w:sz w:val="19"/>
                 <w:szCs w:val="19"/>
               </w:rPr>
-              <w:t xml:space="preserve">Close App — End of the activity.</w:t>
+              <w:t xml:space="preserve">[close app]</w:t>
             </w:r>
           </w:p>
         </w:tc>
@@ -2837,7 +2916,7 @@
                 <w:sz w:val="19"/>
                 <w:szCs w:val="19"/>
               </w:rPr>
-              <w:t xml:space="preserve"/>
+              <w:t xml:space="preserve">—</w:t>
             </w:r>
           </w:p>
         </w:tc>
@@ -2858,7 +2937,7 @@
                 <w:sz w:val="19"/>
                 <w:szCs w:val="19"/>
               </w:rPr>
-              <w:t xml:space="preserve"/>
+              <w:t xml:space="preserve">End of the activity.</w:t>
             </w:r>
           </w:p>
         </w:tc>
@@ -2930,7 +3009,7 @@
           <w:sz w:val="18"/>
           <w:szCs w:val="18"/>
         </w:rPr>
-        <w:t xml:space="preserve">StudyPulse activity diagram (2)</w:t>
+        <w:t xml:space="preserve">Figure 2: StudyPulse activity diagram</w:t>
       </w:r>
     </w:p>
     <w:p>
@@ -2942,7 +3021,7 @@
         <w:rPr>
           <w:color w:val="000000"/>
         </w:rPr>
-        <w:t xml:space="preserve">The development of UI prototype and implementation;</w:t>
+        <w:t xml:space="preserve">5. UI Prototype and Implementation</w:t>
       </w:r>
     </w:p>
     <w:p>
@@ -2975,7 +3054,7 @@
         <w:rPr>
           <w:color w:val="000000"/>
         </w:rPr>
-        <w:t xml:space="preserve">The initial screen that the student encounters. It welcomes the student with the date and a card indicating how many of the tasks are completed in the next 7 days, has a progress bar and the number of exams to come. Below it, the tasks in red are the tasks that are overdue, followed by the tasks Due today and the Upcoming exams of the next 14 days. Priority of each task card is indicated by a coloured bar (red, amber, grey), a type pill with icon, course code and a due label (Overdue, Today, Tomorrow or date and time). The circle will be checked once tapped, the card will be opened for editing when tapped and the + will add a task. Blank spaces state the same “Nothing due today. Have a great time!</w:t>
+        <w:t xml:space="preserve">The initial screen that the student encounters. It welcomes the student with the date and a card indicating how many of the tasks are completed in the next 7 days, has a progress bar and the number of exams to come. Below it, the tasks in red are the tasks that are overdue, followed by the tasks Due today and the Upcoming exams of the next 14 days. Priority of each task card is indicated by a coloured bar (red, amber, grey), a type pill with icon, course code and a due label (Overdue, Today, Tomorrow or date and time). The circle will be checked once tapped, the card will be opened for editing when tapped and the + will add a task. Blank spaces state the same “Nothing due today. Enjoy the free time!”</w:t>
       </w:r>
     </w:p>
     <w:tbl>
@@ -3699,7 +3778,7 @@
                 <w:sz w:val="18"/>
                 <w:szCs w:val="18"/>
               </w:rPr>
-              <w:t xml:space="preserve">Save changes and delete task… is the Edit task dialog box.The Edit task dialog box is shown in figure 10.</w:t>
+              <w:t xml:space="preserve">Figure 10: Edit task: Save changes and Delete task</w:t>
             </w:r>
           </w:p>
         </w:tc>
@@ -3713,7 +3792,7 @@
         <w:rPr>
           <w:color w:val="000000"/>
         </w:rPr>
-        <w:t xml:space="preserve">This represents the loading, empty and error states of 5.4.</w:t>
+        <w:t xml:space="preserve">5.4 Loading, empty and error states</w:t>
       </w:r>
     </w:p>
     <w:p>
@@ -3757,7 +3836,7 @@
         <w:rPr>
           <w:color w:val="000000"/>
         </w:rPr>
-        <w:t xml:space="preserve">Instead of showing tasks, you will see empty instead.Empty: “Nothing due today”, “No exams in the next two weeks”, “No tasks match” (with Clear filters), “No tasks yet” (with Add a task), “Task not found” for an invalid task id.</w:t>
+        <w:t xml:space="preserve">Empty: “Nothing due today”, “No exams in the next two weeks”, “No tasks match” (with Clear filters), “No tasks yet” (with Add a task), “Task not found” for an invalid task id.</w:t>
       </w:r>
     </w:p>
     <w:p>
@@ -3812,7 +3891,7 @@
         <w:rPr>
           <w:color w:val="000000"/>
         </w:rPr>
-        <w:t xml:space="preserve">The sorting, filtering and dashboard grouping in logic.ts and validateTask() in validation.ts are pure functions that don't import React. The feature: UI primitives in components/ui, design tokens (colours, spacing, radius, font sizes) in theme/tokens.ts, and all route links in navigation/routes.ts are all shared, feature-free code. Imports can only be made in one direction: a feature can use shared code, but not shared code can import a feature.</w:t>
+        <w:t xml:space="preserve">The sorting, filtering and dashboard grouping in logic.ts and validateTask() in validation.ts are pure functions that don't import React. The feature: UI primitives in components/ui, design tokens (colours, spacing, radius, font sizes) in theme/tokens.ts, and all route links in navigation/routes.ts are all shared, feature-free code. Imports can only be made in one direction: a feature can use shared code, but shared code cannot import a feature.</w:t>
       </w:r>
     </w:p>
     <w:p>
@@ -3947,7 +4026,7 @@
                 <w:szCs w:val="16"/>
                 <w:rFonts w:ascii="Consolas" w:cs="Consolas" w:eastAsia="Consolas" w:hAnsi="Consolas"/>
               </w:rPr>
-              <w:t xml:space="preserve">│  │ └─ Layout.tsx                root Layout, provides the App with a common layout.│  └─ _layout.tsx                root Stack, wraps the App in TasksProvider.</w:t>
+              <w:t xml:space="preserve">│  ├─ _layout.tsx            root Stack, wraps the App in TasksProvider</w:t>
             </w:r>
           </w:p>
           <w:p>
@@ -3961,7 +4040,7 @@
                 <w:szCs w:val="16"/>
                 <w:rFonts w:ascii="Consolas" w:cs="Consolas" w:eastAsia="Consolas" w:hAnsi="Consolas"/>
               </w:rPr>
-              <w:t xml:space="preserve">│  ├─ (tabs)/movies.tsx   movies: Today, Movies</w:t>
+              <w:t xml:space="preserve">│  ├─ (tabs)/_layout.tsx     bottom tabs: Today, Tasks</w:t>
             </w:r>
           </w:p>
           <w:p>
@@ -4017,7 +4096,7 @@
                 <w:szCs w:val="16"/>
                 <w:rFonts w:ascii="Consolas" w:cs="Consolas" w:eastAsia="Consolas" w:hAnsi="Consolas"/>
               </w:rPr>
-              <w:t xml:space="preserve">├─ features/tasks/kernel/       everything for the tasks feature (kernel)</w:t>
+              <w:t xml:space="preserve">├─ features/tasks/           everything for the tasks feature</w:t>
             </w:r>
           </w:p>
           <w:p>
@@ -4031,7 +4110,7 @@
                 <w:szCs w:val="16"/>
                 <w:rFonts w:ascii="Consolas" w:cs="Consolas" w:eastAsia="Consolas" w:hAnsi="Consolas"/>
               </w:rPr>
-              <w:t xml:space="preserve">│  ├─ screens/sgl/  SGLScreen</w:t>
+              <w:t xml:space="preserve">│  ├─ screens/               DashboardScreen, TaskListScreen, TaskFormScreen</w:t>
             </w:r>
           </w:p>
           <w:p>
@@ -4045,7 +4124,7 @@
                 <w:szCs w:val="16"/>
                 <w:rFonts w:ascii="Consolas" w:cs="Consolas" w:eastAsia="Consolas" w:hAnsi="Consolas"/>
               </w:rPr>
-              <w:t xml:space="preserve">│  │ └─ components/            TaskCard, TaskSection, WeekProgressCard</w:t>
+              <w:t xml:space="preserve">│  ├─ components/            TaskCard, TaskSection, WeekProgressCard</w:t>
             </w:r>
           </w:p>
           <w:p>
@@ -4129,7 +4208,7 @@
                 <w:szCs w:val="16"/>
                 <w:rFonts w:ascii="Consolas" w:cs="Consolas" w:eastAsia="Consolas" w:hAnsi="Consolas"/>
               </w:rPr>
-              <w:t xml:space="preserve">│  ├─ admin.ts               manageUsers, manageTasks, manageProjects, addProjects</w:t>
+              <w:t xml:space="preserve">│  ├─ logic.ts               sortTasks, filterTasks, buildDashboard, dueLabel</w:t>
             </w:r>
           </w:p>
           <w:p>
@@ -4143,7 +4222,7 @@
                 <w:szCs w:val="16"/>
                 <w:rFonts w:ascii="Consolas" w:cs="Consolas" w:eastAsia="Consolas" w:hAnsi="Consolas"/>
               </w:rPr>
-              <w:t xml:space="preserve">│  ├─ package.json</w:t>
+              <w:t xml:space="preserve">│  └─ dates.ts · meta.ts · sampleData.ts · index.ts</w:t>
             </w:r>
           </w:p>
           <w:p>
@@ -4157,7 +4236,7 @@
                 <w:szCs w:val="16"/>
                 <w:rFonts w:ascii="Consolas" w:cs="Consolas" w:eastAsia="Consolas" w:hAnsi="Consolas"/>
               </w:rPr>
-              <w:t xml:space="preserve">├─ components/ui/ AppButton, Chip, ChoiceField, FormField, EmptyState, …</w:t>
+              <w:t xml:space="preserve">├─ components/ui/            AppButton, Chip, ChoiceField, FormField, EmptyState, …</w:t>
             </w:r>
           </w:p>
           <w:p>
@@ -4171,7 +4250,7 @@
                 <w:szCs w:val="16"/>
                 <w:rFonts w:ascii="Consolas" w:cs="Consolas" w:eastAsia="Consolas" w:hAnsi="Consolas"/>
               </w:rPr>
-              <w:t xml:space="preserve">├─ primary.ts       dupe, ignore, clean and create primary (main) menu.├─ secondary.ts       dupe, ignore, clean and create secondary (additional) menu.</w:t>
+              <w:t xml:space="preserve">├─ navigation/routes.ts      every route link in one place</w:t>
             </w:r>
           </w:p>
           <w:p>
@@ -4185,7 +4264,7 @@
                 <w:szCs w:val="16"/>
                 <w:rFonts w:ascii="Consolas" w:cs="Consolas" w:eastAsia="Consolas" w:hAnsi="Consolas"/>
               </w:rPr>
-              <w:t xml:space="preserve">The AsyncStorage JSON helpers are provided here.Here you will find the AsyncStorage JSON helpers.</w:t>
+              <w:t xml:space="preserve">├─ services/storage.ts       the AsyncStorage JSON helpers</w:t>
             </w:r>
           </w:p>
           <w:p>
@@ -4199,7 +4278,7 @@
                 <w:szCs w:val="16"/>
                 <w:rFonts w:ascii="Consolas" w:cs="Consolas" w:eastAsia="Consolas" w:hAnsi="Consolas"/>
               </w:rPr>
-              <w:t xml:space="preserve">├─ samples/buttons/Button1         basic buttons, spacing, radius, and font sizes.├─ samples/buttons/Button2         basic buttons, spacing, radius, and font sizes.</w:t>
+              <w:t xml:space="preserve">└─ theme/tokens.ts           colours, spacing, radius, font sizes</w:t>
             </w:r>
           </w:p>
         </w:tc>
@@ -4218,7 +4297,7 @@
           <w:sz w:val="18"/>
           <w:szCs w:val="18"/>
         </w:rPr>
-        <w:t xml:space="preserve">This is the source folder for listing 1.This is the source folder for listing 1.</w:t>
+        <w:t xml:space="preserve">Listing 1: StudyPulse source folders</w:t>
       </w:r>
     </w:p>
     <w:p>
@@ -4494,7 +4573,7 @@
                 <w:sz w:val="19"/>
                 <w:szCs w:val="19"/>
               </w:rPr>
-              <w:t xml:space="preserve">Task id: string, title: string, course: string, type: 'assignment' | 'exam' | 'study', priority: 'low' | 'medium' | 'high', dueDate: string (YYYY-MM-DD), dueTime: string (HH:MM or empty), reminderMinutes: number | null, notes: string, done: boolean, createdAt: string (ISO)</w:t>
+              <w:t xml:space="preserve">Task</w:t>
             </w:r>
           </w:p>
         </w:tc>
@@ -4515,13 +4594,34 @@
                 <w:sz w:val="19"/>
                 <w:szCs w:val="19"/>
               </w:rPr>
+              <w:t xml:space="preserve">id: string, title: string, course: string, type: 'assignment' | 'exam' | 'study', priority: 'low' | 'medium' | 'high', dueDate: string (YYYY-MM-DD), dueTime: string (HH:MM or empty), reminderMinutes: number | null, notes: string, done: boolean, createdAt: string (ISO)</w:t>
+            </w:r>
+          </w:p>
+        </w:tc>
+        <w:tc>
+          <w:tcPr>
+            <w:tcW w:type="dxa" w:w="2600"/>
+            <w:tcMar>
+              <w:top w:type="dxa" w:w="60"/>
+              <w:left w:type="dxa" w:w="100"/>
+              <w:bottom w:type="dxa" w:w="60"/>
+              <w:right w:type="dxa" w:w="100"/>
+            </w:tcMar>
+          </w:tcPr>
+          <w:p>
+            <w:r>
+              <w:rPr>
+                <w:color w:val="000000"/>
+                <w:sz w:val="19"/>
+                <w:szCs w:val="19"/>
+              </w:rPr>
               <w:t xml:space="preserve">Local: AsyncStorage, key studypulse/tasks/v1, one JSON array</w:t>
             </w:r>
           </w:p>
         </w:tc>
         <w:tc>
           <w:tcPr>
-            <w:tcW w:type="dxa" w:w="2600"/>
+            <w:tcW w:type="dxa" w:w="800"/>
             <w:tcMar>
               <w:top w:type="dxa" w:w="60"/>
               <w:left w:type="dxa" w:w="100"/>
@@ -4537,27 +4637,6 @@
                 <w:szCs w:val="19"/>
               </w:rPr>
               <w:t xml:space="preserve">1</w:t>
-            </w:r>
-          </w:p>
-        </w:tc>
-        <w:tc>
-          <w:tcPr>
-            <w:tcW w:type="dxa" w:w="800"/>
-            <w:tcMar>
-              <w:top w:type="dxa" w:w="60"/>
-              <w:left w:type="dxa" w:w="100"/>
-              <w:bottom w:type="dxa" w:w="60"/>
-              <w:right w:type="dxa" w:w="100"/>
-            </w:tcMar>
-          </w:tcPr>
-          <w:p>
-            <w:r>
-              <w:rPr>
-                <w:color w:val="000000"/>
-                <w:sz w:val="19"/>
-                <w:szCs w:val="19"/>
-              </w:rPr>
-              <w:t xml:space="preserve"/>
             </w:r>
           </w:p>
         </w:tc>
@@ -4584,13 +4663,55 @@
                 <w:sz w:val="19"/>
                 <w:szCs w:val="19"/>
               </w:rPr>
+              <w:t xml:space="preserve">ScheduledReminder</w:t>
+            </w:r>
+          </w:p>
+        </w:tc>
+        <w:tc>
+          <w:tcPr>
+            <w:tcW w:type="dxa" w:w="3926"/>
+            <w:tcMar>
+              <w:top w:type="dxa" w:w="60"/>
+              <w:left w:type="dxa" w:w="100"/>
+              <w:bottom w:type="dxa" w:w="60"/>
+              <w:right w:type="dxa" w:w="100"/>
+            </w:tcMar>
+          </w:tcPr>
+          <w:p>
+            <w:r>
+              <w:rPr>
+                <w:color w:val="000000"/>
+                <w:sz w:val="19"/>
+                <w:szCs w:val="19"/>
+              </w:rPr>
+              <w:t xml:space="preserve">taskId: string, notificationId: string, fireAt: string (ISO)</w:t>
+            </w:r>
+          </w:p>
+        </w:tc>
+        <w:tc>
+          <w:tcPr>
+            <w:tcW w:type="dxa" w:w="2600"/>
+            <w:tcMar>
+              <w:top w:type="dxa" w:w="60"/>
+              <w:left w:type="dxa" w:w="100"/>
+              <w:bottom w:type="dxa" w:w="60"/>
+              <w:right w:type="dxa" w:w="100"/>
+            </w:tcMar>
+          </w:tcPr>
+          <w:p>
+            <w:r>
+              <w:rPr>
+                <w:color w:val="000000"/>
+                <w:sz w:val="19"/>
+                <w:szCs w:val="19"/>
+              </w:rPr>
               <w:t xml:space="preserve">Local: AsyncStorage; notification itself is scheduled by the phone OS (expo-notifications)</w:t>
             </w:r>
           </w:p>
         </w:tc>
         <w:tc>
           <w:tcPr>
-            <w:tcW w:type="dxa" w:w="3926"/>
+            <w:tcW w:type="dxa" w:w="800"/>
             <w:tcMar>
               <w:top w:type="dxa" w:w="60"/>
               <w:left w:type="dxa" w:w="100"/>
@@ -4606,48 +4727,6 @@
                 <w:szCs w:val="19"/>
               </w:rPr>
               <w:t xml:space="preserve">2</w:t>
-            </w:r>
-          </w:p>
-        </w:tc>
-        <w:tc>
-          <w:tcPr>
-            <w:tcW w:type="dxa" w:w="2600"/>
-            <w:tcMar>
-              <w:top w:type="dxa" w:w="60"/>
-              <w:left w:type="dxa" w:w="100"/>
-              <w:bottom w:type="dxa" w:w="60"/>
-              <w:right w:type="dxa" w:w="100"/>
-            </w:tcMar>
-          </w:tcPr>
-          <w:p>
-            <w:r>
-              <w:rPr>
-                <w:color w:val="000000"/>
-                <w:sz w:val="19"/>
-                <w:szCs w:val="19"/>
-              </w:rPr>
-              <w:t xml:space="preserve"/>
-            </w:r>
-          </w:p>
-        </w:tc>
-        <w:tc>
-          <w:tcPr>
-            <w:tcW w:type="dxa" w:w="800"/>
-            <w:tcMar>
-              <w:top w:type="dxa" w:w="60"/>
-              <w:left w:type="dxa" w:w="100"/>
-              <w:bottom w:type="dxa" w:w="60"/>
-              <w:right w:type="dxa" w:w="100"/>
-            </w:tcMar>
-          </w:tcPr>
-          <w:p>
-            <w:r>
-              <w:rPr>
-                <w:color w:val="000000"/>
-                <w:sz w:val="19"/>
-                <w:szCs w:val="19"/>
-              </w:rPr>
-              <w:t xml:space="preserve"/>
             </w:r>
           </w:p>
         </w:tc>
@@ -4674,7 +4753,7 @@
                 <w:sz w:val="19"/>
                 <w:szCs w:val="19"/>
               </w:rPr>
-              <w:t xml:space="preserve">GoogleEventId: string, exportedAt: string (ISO)</w:t>
+              <w:t xml:space="preserve">CalendarExport</w:t>
             </w:r>
           </w:p>
         </w:tc>
@@ -4695,13 +4774,34 @@
                 <w:sz w:val="19"/>
                 <w:szCs w:val="19"/>
               </w:rPr>
+              <w:t xml:space="preserve">taskId: string, googleEventId: string, exportedAt: string (ISO)</w:t>
+            </w:r>
+          </w:p>
+        </w:tc>
+        <w:tc>
+          <w:tcPr>
+            <w:tcW w:type="dxa" w:w="2600"/>
+            <w:tcMar>
+              <w:top w:type="dxa" w:w="60"/>
+              <w:left w:type="dxa" w:w="100"/>
+              <w:bottom w:type="dxa" w:w="60"/>
+              <w:right w:type="dxa" w:w="100"/>
+            </w:tcMar>
+          </w:tcPr>
+          <w:p>
+            <w:r>
+              <w:rPr>
+                <w:color w:val="000000"/>
+                <w:sz w:val="19"/>
+                <w:szCs w:val="19"/>
+              </w:rPr>
               <w:t xml:space="preserve">Local link in AsyncStorage – the event is stored in the student's Google Calendar (cloud)</w:t>
             </w:r>
           </w:p>
         </w:tc>
         <w:tc>
           <w:tcPr>
-            <w:tcW w:type="dxa" w:w="2600"/>
+            <w:tcW w:type="dxa" w:w="800"/>
             <w:tcMar>
               <w:top w:type="dxa" w:w="60"/>
               <w:left w:type="dxa" w:w="100"/>
@@ -4717,27 +4817,6 @@
                 <w:szCs w:val="19"/>
               </w:rPr>
               <w:t xml:space="preserve">2</w:t>
-            </w:r>
-          </w:p>
-        </w:tc>
-        <w:tc>
-          <w:tcPr>
-            <w:tcW w:type="dxa" w:w="800"/>
-            <w:tcMar>
-              <w:top w:type="dxa" w:w="60"/>
-              <w:left w:type="dxa" w:w="100"/>
-              <w:bottom w:type="dxa" w:w="60"/>
-              <w:right w:type="dxa" w:w="100"/>
-            </w:tcMar>
-          </w:tcPr>
-          <w:p>
-            <w:r>
-              <w:rPr>
-                <w:color w:val="000000"/>
-                <w:sz w:val="19"/>
-                <w:szCs w:val="19"/>
-              </w:rPr>
-              <w:t xml:space="preserve"/>
             </w:r>
           </w:p>
         </w:tc>
@@ -4764,7 +4843,7 @@
                 <w:sz w:val="19"/>
                 <w:szCs w:val="19"/>
               </w:rPr>
-              <w:t xml:space="preserve">The defaultReminderMinutes property is a number that corresponds to the default number of minutes configured for the API notification.The defaultReminderMinutes property is a number representing the default number of minutes for the API notification. Local: AsyncStorage: 2</w:t>
+              <w:t xml:space="preserve">Settings</w:t>
             </w:r>
           </w:p>
         </w:tc>
@@ -4785,7 +4864,7 @@
                 <w:sz w:val="19"/>
                 <w:szCs w:val="19"/>
               </w:rPr>
-              <w:t xml:space="preserve"/>
+              <w:t xml:space="preserve">defaultReminderMinutes: number | null, notificationsAllowed: boolean, googleAccountEmail: string | null</w:t>
             </w:r>
           </w:p>
         </w:tc>
@@ -4806,7 +4885,7 @@
                 <w:sz w:val="19"/>
                 <w:szCs w:val="19"/>
               </w:rPr>
-              <w:t xml:space="preserve"/>
+              <w:t xml:space="preserve">Local: AsyncStorage</w:t>
             </w:r>
           </w:p>
         </w:tc>
@@ -4827,7 +4906,7 @@
                 <w:sz w:val="19"/>
                 <w:szCs w:val="19"/>
               </w:rPr>
-              <w:t xml:space="preserve"/>
+              <w:t xml:space="preserve">2</w:t>
             </w:r>
           </w:p>
         </w:tc>
@@ -4854,7 +4933,7 @@
                 <w:sz w:val="19"/>
                 <w:szCs w:val="19"/>
               </w:rPr>
-              <w:t xml:space="preserve">Type, priority and reminder options: value, label, colour, icon</w:t>
+              <w:t xml:space="preserve">Type, priority and reminder options</w:t>
             </w:r>
           </w:p>
         </w:tc>
@@ -4875,13 +4954,34 @@
                 <w:sz w:val="19"/>
                 <w:szCs w:val="19"/>
               </w:rPr>
+              <w:t xml:space="preserve">value, label, colour, icon</w:t>
+            </w:r>
+          </w:p>
+        </w:tc>
+        <w:tc>
+          <w:tcPr>
+            <w:tcW w:type="dxa" w:w="2600"/>
+            <w:tcMar>
+              <w:top w:type="dxa" w:w="60"/>
+              <w:left w:type="dxa" w:w="100"/>
+              <w:bottom w:type="dxa" w:w="60"/>
+              <w:right w:type="dxa" w:w="100"/>
+            </w:tcMar>
+          </w:tcPr>
+          <w:p>
+            <w:r>
+              <w:rPr>
+                <w:color w:val="000000"/>
+                <w:sz w:val="19"/>
+                <w:szCs w:val="19"/>
+              </w:rPr>
               <w:t xml:space="preserve">Bundled with the app (meta.ts)</w:t>
             </w:r>
           </w:p>
         </w:tc>
         <w:tc>
           <w:tcPr>
-            <w:tcW w:type="dxa" w:w="2600"/>
+            <w:tcW w:type="dxa" w:w="800"/>
             <w:tcMar>
               <w:top w:type="dxa" w:w="60"/>
               <w:left w:type="dxa" w:w="100"/>
@@ -4897,27 +4997,6 @@
                 <w:szCs w:val="19"/>
               </w:rPr>
               <w:t xml:space="preserve">1</w:t>
-            </w:r>
-          </w:p>
-        </w:tc>
-        <w:tc>
-          <w:tcPr>
-            <w:tcW w:type="dxa" w:w="800"/>
-            <w:tcMar>
-              <w:top w:type="dxa" w:w="60"/>
-              <w:left w:type="dxa" w:w="100"/>
-              <w:bottom w:type="dxa" w:w="60"/>
-              <w:right w:type="dxa" w:w="100"/>
-            </w:tcMar>
-          </w:tcPr>
-          <w:p>
-            <w:r>
-              <w:rPr>
-                <w:color w:val="000000"/>
-                <w:sz w:val="19"/>
-                <w:szCs w:val="19"/>
-              </w:rPr>
-              <w:t xml:space="preserve"/>
             </w:r>
           </w:p>
         </w:tc>
@@ -5074,7 +5153,7 @@
           <w:sz w:val="18"/>
           <w:szCs w:val="18"/>
         </w:rPr>
-        <w:t xml:space="preserve">Preliminary data model:</w:t>
+        <w:t xml:space="preserve">Figure 12: Preliminary data model</w:t>
       </w:r>
     </w:p>
     <w:p>
